--- a/Отчёт Python Lab 3.docx
+++ b/Отчёт Python Lab 3.docx
@@ -352,14 +352,45 @@
           <w:sz w:val="28"/>
         </w:rPr>
         <w:tab/>
-        <w:t xml:space="preserve">             </w:t>
+        <w:t xml:space="preserve">          </w:t>
+      </w:r>
+      <w:proofErr w:type="gramStart"/>
+      <w:r>
+        <w:rPr>
+          <w:sz w:val="28"/>
+        </w:rPr>
+        <w:t xml:space="preserve">   </w:t>
       </w:r>
       <w:r>
         <w:rPr>
           <w:color w:val="7F7F7F"/>
           <w:sz w:val="20"/>
         </w:rPr>
-        <w:t>(фамилия, и.,о.)</w:t>
+        <w:t>(</w:t>
+      </w:r>
+      <w:proofErr w:type="gramEnd"/>
+      <w:r>
+        <w:rPr>
+          <w:color w:val="7F7F7F"/>
+          <w:sz w:val="20"/>
+        </w:rPr>
+        <w:t xml:space="preserve">фамилия, </w:t>
+      </w:r>
+      <w:proofErr w:type="spellStart"/>
+      <w:r>
+        <w:rPr>
+          <w:color w:val="7F7F7F"/>
+          <w:sz w:val="20"/>
+        </w:rPr>
+        <w:t>и.,о</w:t>
+      </w:r>
+      <w:proofErr w:type="spellEnd"/>
+      <w:r>
+        <w:rPr>
+          <w:color w:val="7F7F7F"/>
+          <w:sz w:val="20"/>
+        </w:rPr>
+        <w:t>.)</w:t>
       </w:r>
     </w:p>
     <w:p>
@@ -398,16 +429,24 @@
       <w:r>
         <w:t xml:space="preserve">  </w:t>
       </w:r>
+      <w:proofErr w:type="spellStart"/>
       <w:r>
         <w:rPr>
           <w:u w:val="single"/>
         </w:rPr>
-        <w:t>Кистанов А</w:t>
-      </w:r>
+        <w:t>Кистанов</w:t>
+      </w:r>
+      <w:proofErr w:type="spellEnd"/>
       <w:r>
         <w:rPr>
           <w:u w:val="single"/>
         </w:rPr>
+        <w:t xml:space="preserve"> А</w:t>
+      </w:r>
+      <w:r>
+        <w:rPr>
+          <w:u w:val="single"/>
+        </w:rPr>
         <w:t>.</w:t>
       </w:r>
       <w:r>
@@ -455,7 +494,39 @@
           <w:sz w:val="20"/>
         </w:rPr>
         <w:tab/>
-        <w:t xml:space="preserve">    (фамилия, и.,о.)</w:t>
+        <w:t xml:space="preserve"> </w:t>
+      </w:r>
+      <w:proofErr w:type="gramStart"/>
+      <w:r>
+        <w:rPr>
+          <w:color w:val="7F7F7F"/>
+          <w:sz w:val="20"/>
+        </w:rPr>
+        <w:t xml:space="preserve">   (</w:t>
+      </w:r>
+      <w:proofErr w:type="gramEnd"/>
+      <w:r>
+        <w:rPr>
+          <w:color w:val="7F7F7F"/>
+          <w:sz w:val="20"/>
+        </w:rPr>
+        <w:t xml:space="preserve">фамилия, </w:t>
+      </w:r>
+      <w:proofErr w:type="spellStart"/>
+      <w:r>
+        <w:rPr>
+          <w:color w:val="7F7F7F"/>
+          <w:sz w:val="20"/>
+        </w:rPr>
+        <w:t>и.,о</w:t>
+      </w:r>
+      <w:proofErr w:type="spellEnd"/>
+      <w:r>
+        <w:rPr>
+          <w:color w:val="7F7F7F"/>
+          <w:sz w:val="20"/>
+        </w:rPr>
+        <w:t>.)</w:t>
       </w:r>
     </w:p>
     <w:p>
@@ -903,12 +974,14 @@
       <w:r>
         <w:t xml:space="preserve">Ссылка на </w:t>
       </w:r>
+      <w:proofErr w:type="spellStart"/>
       <w:r>
         <w:rPr>
           <w:lang w:val="en-US"/>
         </w:rPr>
         <w:t>Github</w:t>
       </w:r>
+      <w:proofErr w:type="spellEnd"/>
       <w:r>
         <w:tab/>
       </w:r>
@@ -1563,7 +1636,25 @@
                 <w:color w:val="0D0D0D" w:themeColor="text1" w:themeTint="F2"/>
                 <w:szCs w:val="24"/>
               </w:rPr>
-              <w:t xml:space="preserve">0 бит байта отвечающего за зеленый цвет </w:t>
+              <w:t xml:space="preserve">0 </w:t>
+            </w:r>
+            <w:proofErr w:type="gramStart"/>
+            <w:r>
+              <w:rPr>
+                <w:rFonts w:cs="Times New Roman"/>
+                <w:color w:val="0D0D0D" w:themeColor="text1" w:themeTint="F2"/>
+                <w:szCs w:val="24"/>
+              </w:rPr>
+              <w:t>бит байта</w:t>
+            </w:r>
+            <w:proofErr w:type="gramEnd"/>
+            <w:r>
+              <w:rPr>
+                <w:rFonts w:cs="Times New Roman"/>
+                <w:color w:val="0D0D0D" w:themeColor="text1" w:themeTint="F2"/>
+                <w:szCs w:val="24"/>
+              </w:rPr>
+              <w:t xml:space="preserve"> отвечающего за зеленый цвет </w:t>
             </w:r>
           </w:p>
         </w:tc>
@@ -1647,6 +1738,975 @@
       </w:r>
       <w:r>
         <w:rPr>
+          <w:sz w:val="28"/>
+          <w:szCs w:val="28"/>
+        </w:rPr>
+        <w:t>:</w:t>
+      </w:r>
+    </w:p>
+    <w:p>
+      <w:pPr>
+        <w:ind w:firstLine="0"/>
+        <w:jc w:val="left"/>
+        <w:rPr>
+          <w:sz w:val="28"/>
+          <w:szCs w:val="28"/>
+          <w:lang w:val="en-US"/>
+        </w:rPr>
+      </w:pPr>
+      <w:r>
+        <w:rPr>
+          <w:sz w:val="28"/>
+          <w:szCs w:val="28"/>
+        </w:rPr>
+        <w:t>Название</w:t>
+      </w:r>
+      <w:r>
+        <w:rPr>
+          <w:sz w:val="28"/>
+          <w:szCs w:val="28"/>
+        </w:rPr>
+        <w:t xml:space="preserve"> изображения – </w:t>
+      </w:r>
+      <w:r>
+        <w:rPr>
+          <w:sz w:val="28"/>
+          <w:szCs w:val="28"/>
+          <w:lang w:val="en-US"/>
+        </w:rPr>
+        <w:t>new</w:t>
+      </w:r>
+      <w:r>
+        <w:rPr>
+          <w:sz w:val="28"/>
+          <w:szCs w:val="28"/>
+        </w:rPr>
+        <w:t>12.</w:t>
+      </w:r>
+      <w:proofErr w:type="spellStart"/>
+      <w:r>
+        <w:rPr>
+          <w:sz w:val="28"/>
+          <w:szCs w:val="28"/>
+          <w:lang w:val="en-US"/>
+        </w:rPr>
+        <w:t>png</w:t>
+      </w:r>
+      <w:proofErr w:type="spellEnd"/>
+    </w:p>
+    <w:p>
+      <w:pPr>
+        <w:ind w:firstLine="0"/>
+        <w:jc w:val="left"/>
+        <w:rPr>
+          <w:sz w:val="28"/>
+          <w:szCs w:val="28"/>
+          <w:lang w:val="en-US"/>
+        </w:rPr>
+      </w:pPr>
+      <w:r>
+        <w:rPr>
+          <w:sz w:val="28"/>
+          <w:szCs w:val="28"/>
+        </w:rPr>
+        <w:t xml:space="preserve">Название файла – </w:t>
+      </w:r>
+      <w:r>
+        <w:rPr>
+          <w:sz w:val="28"/>
+          <w:szCs w:val="28"/>
+          <w:lang w:val="en-US"/>
+        </w:rPr>
+        <w:t>keys</w:t>
+      </w:r>
+      <w:r>
+        <w:rPr>
+          <w:sz w:val="28"/>
+          <w:szCs w:val="28"/>
+        </w:rPr>
+        <w:t>12.</w:t>
+      </w:r>
+      <w:proofErr w:type="spellStart"/>
+      <w:r>
+        <w:rPr>
+          <w:sz w:val="28"/>
+          <w:szCs w:val="28"/>
+          <w:lang w:val="en-US"/>
+        </w:rPr>
+        <w:t>png</w:t>
+      </w:r>
+      <w:proofErr w:type="spellEnd"/>
+    </w:p>
+    <w:p>
+      <w:pPr>
+        <w:ind w:firstLine="0"/>
+        <w:jc w:val="left"/>
+        <w:rPr>
+          <w:sz w:val="28"/>
+          <w:szCs w:val="28"/>
+        </w:rPr>
+      </w:pPr>
+    </w:p>
+    <w:p>
+      <w:pPr>
+        <w:ind w:firstLine="0"/>
+        <w:jc w:val="left"/>
+        <w:rPr>
+          <w:sz w:val="28"/>
+          <w:szCs w:val="28"/>
+        </w:rPr>
+      </w:pPr>
+      <w:r>
+        <w:rPr>
+          <w:sz w:val="28"/>
+          <w:szCs w:val="28"/>
+        </w:rPr>
+        <w:t>Вывод</w:t>
+      </w:r>
+      <w:r>
+        <w:rPr>
+          <w:sz w:val="28"/>
+          <w:szCs w:val="28"/>
+        </w:rPr>
+        <w:t>:</w:t>
+      </w:r>
+    </w:p>
+    <w:p>
+      <w:pPr>
+        <w:ind w:firstLine="0"/>
+        <w:jc w:val="left"/>
+        <w:rPr>
+          <w:sz w:val="28"/>
+          <w:szCs w:val="28"/>
+          <w:lang w:val="en-US"/>
+        </w:rPr>
+      </w:pPr>
+      <w:r>
+        <w:rPr>
+          <w:sz w:val="28"/>
+          <w:szCs w:val="28"/>
+        </w:rPr>
+        <w:t>Декодированный</w:t>
+      </w:r>
+      <w:r>
+        <w:rPr>
+          <w:sz w:val="28"/>
+          <w:szCs w:val="28"/>
+          <w:lang w:val="en-US"/>
+        </w:rPr>
+        <w:t xml:space="preserve"> </w:t>
+      </w:r>
+      <w:r>
+        <w:rPr>
+          <w:sz w:val="28"/>
+          <w:szCs w:val="28"/>
+        </w:rPr>
+        <w:t>текст</w:t>
+      </w:r>
+      <w:r>
+        <w:rPr>
+          <w:sz w:val="28"/>
+          <w:szCs w:val="28"/>
+          <w:lang w:val="en-US"/>
+        </w:rPr>
+        <w:t>:</w:t>
+      </w:r>
+    </w:p>
+    <w:p>
+      <w:pPr>
+        <w:ind w:firstLine="0"/>
+        <w:jc w:val="left"/>
+        <w:rPr>
+          <w:sz w:val="28"/>
+          <w:szCs w:val="28"/>
+          <w:lang w:val="en-US"/>
+        </w:rPr>
+      </w:pPr>
+      <w:r>
+        <w:rPr>
+          <w:sz w:val="28"/>
+          <w:szCs w:val="28"/>
+        </w:rPr>
+        <w:t>Сообщение</w:t>
+      </w:r>
+      <w:r>
+        <w:rPr>
+          <w:sz w:val="28"/>
+          <w:szCs w:val="28"/>
+          <w:lang w:val="en-US"/>
+        </w:rPr>
+        <w:t>: 12. In the face of ambiguity, refuse the temptation to guess.</w:t>
+      </w:r>
+    </w:p>
+    <w:p>
+      <w:pPr>
+        <w:ind w:firstLine="0"/>
+        <w:jc w:val="left"/>
+        <w:rPr>
+          <w:sz w:val="28"/>
+          <w:szCs w:val="28"/>
+        </w:rPr>
+      </w:pPr>
+      <w:r>
+        <w:rPr>
+          <w:sz w:val="28"/>
+          <w:szCs w:val="28"/>
+        </w:rPr>
+        <w:t xml:space="preserve">Введите текст: </w:t>
+      </w:r>
+      <w:proofErr w:type="spellStart"/>
+      <w:r>
+        <w:rPr>
+          <w:sz w:val="28"/>
+          <w:szCs w:val="28"/>
+        </w:rPr>
+        <w:t>hello</w:t>
+      </w:r>
+      <w:proofErr w:type="spellEnd"/>
+    </w:p>
+    <w:p>
+      <w:pPr>
+        <w:ind w:firstLine="0"/>
+        <w:jc w:val="left"/>
+        <w:rPr>
+          <w:sz w:val="28"/>
+          <w:szCs w:val="28"/>
+        </w:rPr>
+      </w:pPr>
+    </w:p>
+    <w:p>
+      <w:pPr>
+        <w:ind w:firstLine="0"/>
+        <w:jc w:val="left"/>
+        <w:rPr>
+          <w:sz w:val="28"/>
+          <w:szCs w:val="28"/>
+        </w:rPr>
+      </w:pPr>
+      <w:r>
+        <w:rPr>
+          <w:sz w:val="28"/>
+          <w:szCs w:val="28"/>
+        </w:rPr>
+        <w:t>Первый символ: h</w:t>
+      </w:r>
+    </w:p>
+    <w:p>
+      <w:pPr>
+        <w:ind w:firstLine="0"/>
+        <w:jc w:val="left"/>
+        <w:rPr>
+          <w:sz w:val="28"/>
+          <w:szCs w:val="28"/>
+        </w:rPr>
+      </w:pPr>
+      <w:r>
+        <w:rPr>
+          <w:sz w:val="28"/>
+          <w:szCs w:val="28"/>
+        </w:rPr>
+        <w:t>Биты: 01101000</w:t>
+      </w:r>
+    </w:p>
+    <w:p>
+      <w:pPr>
+        <w:ind w:firstLine="0"/>
+        <w:jc w:val="left"/>
+        <w:rPr>
+          <w:sz w:val="28"/>
+          <w:szCs w:val="28"/>
+        </w:rPr>
+      </w:pPr>
+    </w:p>
+    <w:p>
+      <w:pPr>
+        <w:ind w:firstLine="0"/>
+        <w:jc w:val="left"/>
+        <w:rPr>
+          <w:sz w:val="28"/>
+          <w:szCs w:val="28"/>
+        </w:rPr>
+      </w:pPr>
+      <w:r>
+        <w:rPr>
+          <w:sz w:val="28"/>
+          <w:szCs w:val="28"/>
+        </w:rPr>
+        <w:t>Пиксель 1 (621,344):</w:t>
+      </w:r>
+    </w:p>
+    <w:p>
+      <w:pPr>
+        <w:ind w:firstLine="0"/>
+        <w:jc w:val="left"/>
+        <w:rPr>
+          <w:sz w:val="28"/>
+          <w:szCs w:val="28"/>
+        </w:rPr>
+      </w:pPr>
+      <w:r>
+        <w:rPr>
+          <w:sz w:val="28"/>
+          <w:szCs w:val="28"/>
+        </w:rPr>
+        <w:t xml:space="preserve">  Было: G=75</w:t>
+      </w:r>
+    </w:p>
+    <w:p>
+      <w:pPr>
+        <w:ind w:firstLine="0"/>
+        <w:jc w:val="left"/>
+        <w:rPr>
+          <w:sz w:val="28"/>
+          <w:szCs w:val="28"/>
+        </w:rPr>
+      </w:pPr>
+      <w:r>
+        <w:rPr>
+          <w:sz w:val="28"/>
+          <w:szCs w:val="28"/>
+        </w:rPr>
+        <w:t xml:space="preserve">  Бит: 0</w:t>
+      </w:r>
+    </w:p>
+    <w:p>
+      <w:pPr>
+        <w:ind w:firstLine="0"/>
+        <w:jc w:val="left"/>
+        <w:rPr>
+          <w:sz w:val="28"/>
+          <w:szCs w:val="28"/>
+        </w:rPr>
+      </w:pPr>
+      <w:r>
+        <w:rPr>
+          <w:sz w:val="28"/>
+          <w:szCs w:val="28"/>
+        </w:rPr>
+        <w:t xml:space="preserve">  Стало: G=74</w:t>
+      </w:r>
+    </w:p>
+    <w:p>
+      <w:pPr>
+        <w:ind w:firstLine="0"/>
+        <w:jc w:val="left"/>
+        <w:rPr>
+          <w:sz w:val="28"/>
+          <w:szCs w:val="28"/>
+        </w:rPr>
+      </w:pPr>
+    </w:p>
+    <w:p>
+      <w:pPr>
+        <w:ind w:firstLine="0"/>
+        <w:jc w:val="left"/>
+        <w:rPr>
+          <w:sz w:val="28"/>
+          <w:szCs w:val="28"/>
+        </w:rPr>
+      </w:pPr>
+      <w:r>
+        <w:rPr>
+          <w:sz w:val="28"/>
+          <w:szCs w:val="28"/>
+        </w:rPr>
+        <w:t>Пиксель 2 (491,228):</w:t>
+      </w:r>
+    </w:p>
+    <w:p>
+      <w:pPr>
+        <w:ind w:firstLine="0"/>
+        <w:jc w:val="left"/>
+        <w:rPr>
+          <w:sz w:val="28"/>
+          <w:szCs w:val="28"/>
+        </w:rPr>
+      </w:pPr>
+      <w:r>
+        <w:rPr>
+          <w:sz w:val="28"/>
+          <w:szCs w:val="28"/>
+        </w:rPr>
+        <w:t xml:space="preserve">  Было: G=25</w:t>
+      </w:r>
+    </w:p>
+    <w:p>
+      <w:pPr>
+        <w:ind w:firstLine="0"/>
+        <w:jc w:val="left"/>
+        <w:rPr>
+          <w:sz w:val="28"/>
+          <w:szCs w:val="28"/>
+        </w:rPr>
+      </w:pPr>
+      <w:r>
+        <w:rPr>
+          <w:sz w:val="28"/>
+          <w:szCs w:val="28"/>
+        </w:rPr>
+        <w:t xml:space="preserve">  Бит: 1</w:t>
+      </w:r>
+    </w:p>
+    <w:p>
+      <w:pPr>
+        <w:ind w:firstLine="0"/>
+        <w:jc w:val="left"/>
+        <w:rPr>
+          <w:sz w:val="28"/>
+          <w:szCs w:val="28"/>
+        </w:rPr>
+      </w:pPr>
+      <w:r>
+        <w:rPr>
+          <w:sz w:val="28"/>
+          <w:szCs w:val="28"/>
+        </w:rPr>
+        <w:t xml:space="preserve">  Стало: G=25</w:t>
+      </w:r>
+    </w:p>
+    <w:p>
+      <w:pPr>
+        <w:ind w:firstLine="0"/>
+        <w:jc w:val="left"/>
+        <w:rPr>
+          <w:sz w:val="28"/>
+          <w:szCs w:val="28"/>
+        </w:rPr>
+      </w:pPr>
+    </w:p>
+    <w:p>
+      <w:pPr>
+        <w:ind w:firstLine="0"/>
+        <w:jc w:val="left"/>
+        <w:rPr>
+          <w:sz w:val="28"/>
+          <w:szCs w:val="28"/>
+        </w:rPr>
+      </w:pPr>
+      <w:r>
+        <w:rPr>
+          <w:sz w:val="28"/>
+          <w:szCs w:val="28"/>
+        </w:rPr>
+        <w:lastRenderedPageBreak/>
+        <w:t>Пиксель 3 (620,116):</w:t>
+      </w:r>
+    </w:p>
+    <w:p>
+      <w:pPr>
+        <w:ind w:firstLine="0"/>
+        <w:jc w:val="left"/>
+        <w:rPr>
+          <w:sz w:val="28"/>
+          <w:szCs w:val="28"/>
+        </w:rPr>
+      </w:pPr>
+      <w:r>
+        <w:rPr>
+          <w:sz w:val="28"/>
+          <w:szCs w:val="28"/>
+        </w:rPr>
+        <w:t xml:space="preserve">  Было: G=4</w:t>
+      </w:r>
+    </w:p>
+    <w:p>
+      <w:pPr>
+        <w:ind w:firstLine="0"/>
+        <w:jc w:val="left"/>
+        <w:rPr>
+          <w:sz w:val="28"/>
+          <w:szCs w:val="28"/>
+        </w:rPr>
+      </w:pPr>
+      <w:r>
+        <w:rPr>
+          <w:sz w:val="28"/>
+          <w:szCs w:val="28"/>
+        </w:rPr>
+        <w:t xml:space="preserve">  Бит: 1</w:t>
+      </w:r>
+    </w:p>
+    <w:p>
+      <w:pPr>
+        <w:ind w:firstLine="0"/>
+        <w:jc w:val="left"/>
+        <w:rPr>
+          <w:sz w:val="28"/>
+          <w:szCs w:val="28"/>
+        </w:rPr>
+      </w:pPr>
+      <w:r>
+        <w:rPr>
+          <w:sz w:val="28"/>
+          <w:szCs w:val="28"/>
+        </w:rPr>
+        <w:t xml:space="preserve">  Стало: G=5</w:t>
+      </w:r>
+    </w:p>
+    <w:p>
+      <w:pPr>
+        <w:ind w:firstLine="0"/>
+        <w:jc w:val="left"/>
+        <w:rPr>
+          <w:sz w:val="28"/>
+          <w:szCs w:val="28"/>
+        </w:rPr>
+      </w:pPr>
+    </w:p>
+    <w:p>
+      <w:pPr>
+        <w:ind w:firstLine="0"/>
+        <w:jc w:val="left"/>
+        <w:rPr>
+          <w:sz w:val="28"/>
+          <w:szCs w:val="28"/>
+        </w:rPr>
+      </w:pPr>
+      <w:r>
+        <w:rPr>
+          <w:sz w:val="28"/>
+          <w:szCs w:val="28"/>
+        </w:rPr>
+        <w:t>Пиксель 4 (750,74):</w:t>
+      </w:r>
+    </w:p>
+    <w:p>
+      <w:pPr>
+        <w:ind w:firstLine="0"/>
+        <w:jc w:val="left"/>
+        <w:rPr>
+          <w:sz w:val="28"/>
+          <w:szCs w:val="28"/>
+        </w:rPr>
+      </w:pPr>
+      <w:r>
+        <w:rPr>
+          <w:sz w:val="28"/>
+          <w:szCs w:val="28"/>
+        </w:rPr>
+        <w:t xml:space="preserve">  Было: G=8</w:t>
+      </w:r>
+    </w:p>
+    <w:p>
+      <w:pPr>
+        <w:ind w:firstLine="0"/>
+        <w:jc w:val="left"/>
+        <w:rPr>
+          <w:sz w:val="28"/>
+          <w:szCs w:val="28"/>
+        </w:rPr>
+      </w:pPr>
+      <w:r>
+        <w:rPr>
+          <w:sz w:val="28"/>
+          <w:szCs w:val="28"/>
+        </w:rPr>
+        <w:t xml:space="preserve">  Бит: 0</w:t>
+      </w:r>
+    </w:p>
+    <w:p>
+      <w:pPr>
+        <w:ind w:firstLine="0"/>
+        <w:jc w:val="left"/>
+        <w:rPr>
+          <w:sz w:val="28"/>
+          <w:szCs w:val="28"/>
+        </w:rPr>
+      </w:pPr>
+      <w:r>
+        <w:rPr>
+          <w:sz w:val="28"/>
+          <w:szCs w:val="28"/>
+        </w:rPr>
+        <w:t xml:space="preserve">  Стало: G=8</w:t>
+      </w:r>
+    </w:p>
+    <w:p>
+      <w:pPr>
+        <w:ind w:firstLine="0"/>
+        <w:jc w:val="left"/>
+        <w:rPr>
+          <w:sz w:val="28"/>
+          <w:szCs w:val="28"/>
+        </w:rPr>
+      </w:pPr>
+    </w:p>
+    <w:p>
+      <w:pPr>
+        <w:ind w:firstLine="0"/>
+        <w:jc w:val="left"/>
+        <w:rPr>
+          <w:sz w:val="28"/>
+          <w:szCs w:val="28"/>
+        </w:rPr>
+      </w:pPr>
+      <w:r>
+        <w:rPr>
+          <w:sz w:val="28"/>
+          <w:szCs w:val="28"/>
+        </w:rPr>
+        <w:t>Пиксель 5 (649,140):</w:t>
+      </w:r>
+    </w:p>
+    <w:p>
+      <w:pPr>
+        <w:ind w:firstLine="0"/>
+        <w:jc w:val="left"/>
+        <w:rPr>
+          <w:sz w:val="28"/>
+          <w:szCs w:val="28"/>
+        </w:rPr>
+      </w:pPr>
+      <w:r>
+        <w:rPr>
+          <w:sz w:val="28"/>
+          <w:szCs w:val="28"/>
+        </w:rPr>
+        <w:t xml:space="preserve">  Было: G=76</w:t>
+      </w:r>
+    </w:p>
+    <w:p>
+      <w:pPr>
+        <w:ind w:firstLine="0"/>
+        <w:jc w:val="left"/>
+        <w:rPr>
+          <w:sz w:val="28"/>
+          <w:szCs w:val="28"/>
+        </w:rPr>
+      </w:pPr>
+      <w:r>
+        <w:rPr>
+          <w:sz w:val="28"/>
+          <w:szCs w:val="28"/>
+        </w:rPr>
+        <w:t xml:space="preserve">  Бит: 1</w:t>
+      </w:r>
+    </w:p>
+    <w:p>
+      <w:pPr>
+        <w:ind w:firstLine="0"/>
+        <w:jc w:val="left"/>
+        <w:rPr>
+          <w:sz w:val="28"/>
+          <w:szCs w:val="28"/>
+        </w:rPr>
+      </w:pPr>
+      <w:r>
+        <w:rPr>
+          <w:sz w:val="28"/>
+          <w:szCs w:val="28"/>
+        </w:rPr>
+        <w:t xml:space="preserve">  Стало: G=77</w:t>
+      </w:r>
+    </w:p>
+    <w:p>
+      <w:pPr>
+        <w:ind w:firstLine="0"/>
+        <w:jc w:val="left"/>
+        <w:rPr>
+          <w:sz w:val="28"/>
+          <w:szCs w:val="28"/>
+        </w:rPr>
+      </w:pPr>
+    </w:p>
+    <w:p>
+      <w:pPr>
+        <w:ind w:firstLine="0"/>
+        <w:jc w:val="left"/>
+        <w:rPr>
+          <w:sz w:val="28"/>
+          <w:szCs w:val="28"/>
+        </w:rPr>
+      </w:pPr>
+      <w:r>
+        <w:rPr>
+          <w:sz w:val="28"/>
+          <w:szCs w:val="28"/>
+        </w:rPr>
+        <w:t>Пиксель 6 (462,10):</w:t>
+      </w:r>
+    </w:p>
+    <w:p>
+      <w:pPr>
+        <w:ind w:firstLine="0"/>
+        <w:jc w:val="left"/>
+        <w:rPr>
+          <w:sz w:val="28"/>
+          <w:szCs w:val="28"/>
+        </w:rPr>
+      </w:pPr>
+      <w:r>
+        <w:rPr>
+          <w:sz w:val="28"/>
+          <w:szCs w:val="28"/>
+        </w:rPr>
+        <w:t xml:space="preserve">  Было: G=25</w:t>
+      </w:r>
+    </w:p>
+    <w:p>
+      <w:pPr>
+        <w:ind w:firstLine="0"/>
+        <w:jc w:val="left"/>
+        <w:rPr>
+          <w:sz w:val="28"/>
+          <w:szCs w:val="28"/>
+        </w:rPr>
+      </w:pPr>
+      <w:r>
+        <w:rPr>
+          <w:sz w:val="28"/>
+          <w:szCs w:val="28"/>
+        </w:rPr>
+        <w:t xml:space="preserve">  Бит: 0</w:t>
+      </w:r>
+    </w:p>
+    <w:p>
+      <w:pPr>
+        <w:ind w:firstLine="0"/>
+        <w:jc w:val="left"/>
+        <w:rPr>
+          <w:sz w:val="28"/>
+          <w:szCs w:val="28"/>
+        </w:rPr>
+      </w:pPr>
+      <w:r>
+        <w:rPr>
+          <w:sz w:val="28"/>
+          <w:szCs w:val="28"/>
+        </w:rPr>
+        <w:t xml:space="preserve">  Стало: G=24</w:t>
+      </w:r>
+    </w:p>
+    <w:p>
+      <w:pPr>
+        <w:ind w:firstLine="0"/>
+        <w:jc w:val="left"/>
+        <w:rPr>
+          <w:sz w:val="28"/>
+          <w:szCs w:val="28"/>
+        </w:rPr>
+      </w:pPr>
+    </w:p>
+    <w:p>
+      <w:pPr>
+        <w:ind w:firstLine="0"/>
+        <w:jc w:val="left"/>
+        <w:rPr>
+          <w:sz w:val="28"/>
+          <w:szCs w:val="28"/>
+        </w:rPr>
+      </w:pPr>
+      <w:r>
+        <w:rPr>
+          <w:sz w:val="28"/>
+          <w:szCs w:val="28"/>
+        </w:rPr>
+        <w:t>Пиксель 7 (142,112):</w:t>
+      </w:r>
+    </w:p>
+    <w:p>
+      <w:pPr>
+        <w:ind w:firstLine="0"/>
+        <w:jc w:val="left"/>
+        <w:rPr>
+          <w:sz w:val="28"/>
+          <w:szCs w:val="28"/>
+        </w:rPr>
+      </w:pPr>
+      <w:r>
+        <w:rPr>
+          <w:sz w:val="28"/>
+          <w:szCs w:val="28"/>
+        </w:rPr>
+        <w:t xml:space="preserve">  Было: G=236</w:t>
+      </w:r>
+    </w:p>
+    <w:p>
+      <w:pPr>
+        <w:ind w:firstLine="0"/>
+        <w:jc w:val="left"/>
+        <w:rPr>
+          <w:sz w:val="28"/>
+          <w:szCs w:val="28"/>
+        </w:rPr>
+      </w:pPr>
+      <w:r>
+        <w:rPr>
+          <w:sz w:val="28"/>
+          <w:szCs w:val="28"/>
+        </w:rPr>
+        <w:t xml:space="preserve">  Бит: 0</w:t>
+      </w:r>
+    </w:p>
+    <w:p>
+      <w:pPr>
+        <w:ind w:firstLine="0"/>
+        <w:jc w:val="left"/>
+        <w:rPr>
+          <w:sz w:val="28"/>
+          <w:szCs w:val="28"/>
+        </w:rPr>
+      </w:pPr>
+      <w:r>
+        <w:rPr>
+          <w:sz w:val="28"/>
+          <w:szCs w:val="28"/>
+        </w:rPr>
+        <w:t xml:space="preserve">  Стало: G=236</w:t>
+      </w:r>
+    </w:p>
+    <w:p>
+      <w:pPr>
+        <w:ind w:firstLine="0"/>
+        <w:jc w:val="left"/>
+        <w:rPr>
+          <w:sz w:val="28"/>
+          <w:szCs w:val="28"/>
+        </w:rPr>
+      </w:pPr>
+    </w:p>
+    <w:p>
+      <w:pPr>
+        <w:ind w:firstLine="0"/>
+        <w:jc w:val="left"/>
+        <w:rPr>
+          <w:sz w:val="28"/>
+          <w:szCs w:val="28"/>
+        </w:rPr>
+      </w:pPr>
+      <w:r>
+        <w:rPr>
+          <w:sz w:val="28"/>
+          <w:szCs w:val="28"/>
+        </w:rPr>
+        <w:t>Пиксель 8 (150,106):</w:t>
+      </w:r>
+    </w:p>
+    <w:p>
+      <w:pPr>
+        <w:ind w:firstLine="0"/>
+        <w:jc w:val="left"/>
+        <w:rPr>
+          <w:sz w:val="28"/>
+          <w:szCs w:val="28"/>
+        </w:rPr>
+      </w:pPr>
+      <w:r>
+        <w:rPr>
+          <w:sz w:val="28"/>
+          <w:szCs w:val="28"/>
+        </w:rPr>
+        <w:t xml:space="preserve">  Было: G=68</w:t>
+      </w:r>
+    </w:p>
+    <w:p>
+      <w:pPr>
+        <w:ind w:firstLine="0"/>
+        <w:jc w:val="left"/>
+        <w:rPr>
+          <w:sz w:val="28"/>
+          <w:szCs w:val="28"/>
+        </w:rPr>
+      </w:pPr>
+      <w:r>
+        <w:rPr>
+          <w:sz w:val="28"/>
+          <w:szCs w:val="28"/>
+        </w:rPr>
+        <w:t xml:space="preserve">  Бит: 0</w:t>
+      </w:r>
+    </w:p>
+    <w:p>
+      <w:pPr>
+        <w:ind w:firstLine="0"/>
+        <w:jc w:val="left"/>
+        <w:rPr>
+          <w:sz w:val="28"/>
+          <w:szCs w:val="28"/>
+        </w:rPr>
+      </w:pPr>
+      <w:r>
+        <w:rPr>
+          <w:sz w:val="28"/>
+          <w:szCs w:val="28"/>
+        </w:rPr>
+        <w:t xml:space="preserve">  Стало: G=68</w:t>
+      </w:r>
+    </w:p>
+    <w:p>
+      <w:pPr>
+        <w:ind w:firstLine="0"/>
+        <w:jc w:val="left"/>
+        <w:rPr>
+          <w:sz w:val="28"/>
+          <w:szCs w:val="28"/>
+        </w:rPr>
+      </w:pPr>
+    </w:p>
+    <w:p>
+      <w:pPr>
+        <w:ind w:firstLine="0"/>
+        <w:jc w:val="left"/>
+        <w:rPr>
+          <w:b/>
+          <w:bCs/>
+          <w:sz w:val="28"/>
+          <w:szCs w:val="28"/>
+          <w:lang w:val="en-US"/>
+        </w:rPr>
+      </w:pPr>
+      <w:r>
+        <w:rPr>
+          <w:b/>
+          <w:bCs/>
+          <w:sz w:val="28"/>
+          <w:szCs w:val="28"/>
+        </w:rPr>
+        <w:lastRenderedPageBreak/>
+        <w:t>Программа</w:t>
+      </w:r>
+      <w:r>
+        <w:rPr>
+          <w:b/>
+          <w:bCs/>
+          <w:sz w:val="28"/>
+          <w:szCs w:val="28"/>
+          <w:lang w:val="en-US"/>
+        </w:rPr>
+        <w:t xml:space="preserve"> </w:t>
+      </w:r>
+      <w:r>
+        <w:rPr>
+          <w:b/>
+          <w:bCs/>
+          <w:sz w:val="28"/>
+          <w:szCs w:val="28"/>
+        </w:rPr>
+        <w:t>с</w:t>
+      </w:r>
+      <w:r>
+        <w:rPr>
+          <w:b/>
+          <w:bCs/>
+          <w:sz w:val="28"/>
+          <w:szCs w:val="28"/>
+          <w:lang w:val="en-US"/>
+        </w:rPr>
+        <w:t xml:space="preserve"> </w:t>
+      </w:r>
+      <w:r>
+        <w:rPr>
+          <w:b/>
+          <w:bCs/>
+          <w:sz w:val="28"/>
+          <w:szCs w:val="28"/>
+        </w:rPr>
+        <w:t>комментариями</w:t>
+      </w:r>
+      <w:r>
+        <w:rPr>
+          <w:b/>
+          <w:bCs/>
           <w:sz w:val="28"/>
           <w:szCs w:val="28"/>
           <w:lang w:val="en-US"/>
@@ -1682,15 +2742,71 @@
           <w:rFonts w:ascii="Courier New" w:hAnsi="Courier New" w:cs="Courier New"/>
           <w:color w:val="BCBEC4"/>
           <w:sz w:val="20"/>
-        </w:rPr>
-      </w:pPr>
+          <w:lang w:val="en-US"/>
+        </w:rPr>
+      </w:pPr>
+      <w:r>
+        <w:rPr>
+          <w:rFonts w:ascii="Courier New" w:hAnsi="Courier New" w:cs="Courier New"/>
+          <w:color w:val="CF8E6D"/>
+          <w:sz w:val="20"/>
+          <w:lang w:val="en-US"/>
+        </w:rPr>
+        <w:t xml:space="preserve">from </w:t>
+      </w:r>
+      <w:r>
+        <w:rPr>
+          <w:rFonts w:ascii="Courier New" w:hAnsi="Courier New" w:cs="Courier New"/>
+          <w:color w:val="BCBEC4"/>
+          <w:sz w:val="20"/>
+          <w:lang w:val="en-US"/>
+        </w:rPr>
+        <w:t xml:space="preserve">PIL </w:t>
+      </w:r>
+      <w:r>
+        <w:rPr>
+          <w:rFonts w:ascii="Courier New" w:hAnsi="Courier New" w:cs="Courier New"/>
+          <w:color w:val="CF8E6D"/>
+          <w:sz w:val="20"/>
+          <w:lang w:val="en-US"/>
+        </w:rPr>
+        <w:t xml:space="preserve">import </w:t>
+      </w:r>
+      <w:r>
+        <w:rPr>
+          <w:rFonts w:ascii="Courier New" w:hAnsi="Courier New" w:cs="Courier New"/>
+          <w:color w:val="BCBEC4"/>
+          <w:sz w:val="20"/>
+          <w:lang w:val="en-US"/>
+        </w:rPr>
+        <w:t>Image</w:t>
+      </w:r>
+      <w:r>
+        <w:rPr>
+          <w:rFonts w:ascii="Courier New" w:hAnsi="Courier New" w:cs="Courier New"/>
+          <w:color w:val="BCBEC4"/>
+          <w:sz w:val="20"/>
+          <w:lang w:val="en-US"/>
+        </w:rPr>
+        <w:br/>
+      </w:r>
+      <w:r>
+        <w:rPr>
+          <w:rFonts w:ascii="Courier New" w:hAnsi="Courier New" w:cs="Courier New"/>
+          <w:color w:val="BCBEC4"/>
+          <w:sz w:val="20"/>
+          <w:lang w:val="en-US"/>
+        </w:rPr>
+        <w:br/>
+      </w:r>
       <w:r>
         <w:rPr>
           <w:rFonts w:ascii="Courier New" w:hAnsi="Courier New" w:cs="Courier New"/>
           <w:color w:val="7A7E85"/>
           <w:sz w:val="20"/>
-        </w:rPr>
-        <w:t># Декодирование</w:t>
+          <w:lang w:val="en-US"/>
+        </w:rPr>
+        <w:t>#</w:t>
       </w:r>
       <w:r>
         <w:rPr>
@@ -1698,12 +2814,30 @@
           <w:color w:val="7A7E85"/>
           <w:sz w:val="20"/>
         </w:rPr>
+        <w:t>декодирование</w:t>
+      </w:r>
+      <w:r>
+        <w:rPr>
+          <w:rFonts w:ascii="Courier New" w:hAnsi="Courier New" w:cs="Courier New"/>
+          <w:color w:val="7A7E85"/>
+          <w:sz w:val="20"/>
+          <w:lang w:val="en-US"/>
+        </w:rPr>
         <w:br/>
       </w:r>
       <w:r>
         <w:rPr>
           <w:rFonts w:ascii="Courier New" w:hAnsi="Courier New" w:cs="Courier New"/>
-          <w:color w:val="BCBEC4"/>
+          <w:color w:val="CF8E6D"/>
+          <w:sz w:val="20"/>
+          <w:lang w:val="en-US"/>
+        </w:rPr>
+        <w:t xml:space="preserve">def </w:t>
+      </w:r>
+      <w:r>
+        <w:rPr>
+          <w:rFonts w:ascii="Courier New" w:hAnsi="Courier New" w:cs="Courier New"/>
+          <w:color w:val="56A8F5"/>
           <w:sz w:val="20"/>
           <w:lang w:val="en-US"/>
         </w:rPr>
@@ -1714,6 +2848,57 @@
           <w:rFonts w:ascii="Courier New" w:hAnsi="Courier New" w:cs="Courier New"/>
           <w:color w:val="BCBEC4"/>
           <w:sz w:val="20"/>
+          <w:lang w:val="en-US"/>
+        </w:rPr>
+        <w:t>():</w:t>
+      </w:r>
+      <w:r>
+        <w:rPr>
+          <w:rFonts w:ascii="Courier New" w:hAnsi="Courier New" w:cs="Courier New"/>
+          <w:color w:val="BCBEC4"/>
+          <w:sz w:val="20"/>
+          <w:lang w:val="en-US"/>
+        </w:rPr>
+        <w:br/>
+        <w:t xml:space="preserve">    </w:t>
+      </w:r>
+      <w:proofErr w:type="spellStart"/>
+      <w:r>
+        <w:rPr>
+          <w:rFonts w:ascii="Courier New" w:hAnsi="Courier New" w:cs="Courier New"/>
+          <w:color w:val="BCBEC4"/>
+          <w:sz w:val="20"/>
+          <w:lang w:val="en-US"/>
+        </w:rPr>
+        <w:t>img</w:t>
+      </w:r>
+      <w:proofErr w:type="spellEnd"/>
+      <w:r>
+        <w:rPr>
+          <w:rFonts w:ascii="Courier New" w:hAnsi="Courier New" w:cs="Courier New"/>
+          <w:color w:val="BCBEC4"/>
+          <w:sz w:val="20"/>
+          <w:lang w:val="en-US"/>
+        </w:rPr>
+        <w:t xml:space="preserve"> = </w:t>
+      </w:r>
+      <w:proofErr w:type="spellStart"/>
+      <w:r>
+        <w:rPr>
+          <w:rFonts w:ascii="Courier New" w:hAnsi="Courier New" w:cs="Courier New"/>
+          <w:color w:val="BCBEC4"/>
+          <w:sz w:val="20"/>
+          <w:lang w:val="en-US"/>
+        </w:rPr>
+        <w:t>Image.open</w:t>
+      </w:r>
+      <w:proofErr w:type="spellEnd"/>
+      <w:r>
+        <w:rPr>
+          <w:rFonts w:ascii="Courier New" w:hAnsi="Courier New" w:cs="Courier New"/>
+          <w:color w:val="BCBEC4"/>
+          <w:sz w:val="20"/>
+          <w:lang w:val="en-US"/>
         </w:rPr>
         <w:t>(</w:t>
       </w:r>
@@ -1722,6 +2907,846 @@
           <w:rFonts w:ascii="Courier New" w:hAnsi="Courier New" w:cs="Courier New"/>
           <w:color w:val="6AAB73"/>
           <w:sz w:val="20"/>
+          <w:lang w:val="en-US"/>
+        </w:rPr>
+        <w:t>"new12.png"</w:t>
+      </w:r>
+      <w:r>
+        <w:rPr>
+          <w:rFonts w:ascii="Courier New" w:hAnsi="Courier New" w:cs="Courier New"/>
+          <w:color w:val="BCBEC4"/>
+          <w:sz w:val="20"/>
+          <w:lang w:val="en-US"/>
+        </w:rPr>
+        <w:t>)</w:t>
+      </w:r>
+      <w:r>
+        <w:rPr>
+          <w:rFonts w:ascii="Courier New" w:hAnsi="Courier New" w:cs="Courier New"/>
+          <w:color w:val="BCBEC4"/>
+          <w:sz w:val="20"/>
+          <w:lang w:val="en-US"/>
+        </w:rPr>
+        <w:br/>
+        <w:t xml:space="preserve">    pix = </w:t>
+      </w:r>
+      <w:proofErr w:type="spellStart"/>
+      <w:r>
+        <w:rPr>
+          <w:rFonts w:ascii="Courier New" w:hAnsi="Courier New" w:cs="Courier New"/>
+          <w:color w:val="BCBEC4"/>
+          <w:sz w:val="20"/>
+          <w:lang w:val="en-US"/>
+        </w:rPr>
+        <w:t>img.load</w:t>
+      </w:r>
+      <w:proofErr w:type="spellEnd"/>
+      <w:r>
+        <w:rPr>
+          <w:rFonts w:ascii="Courier New" w:hAnsi="Courier New" w:cs="Courier New"/>
+          <w:color w:val="BCBEC4"/>
+          <w:sz w:val="20"/>
+          <w:lang w:val="en-US"/>
+        </w:rPr>
+        <w:t>()</w:t>
+      </w:r>
+      <w:r>
+        <w:rPr>
+          <w:rFonts w:ascii="Courier New" w:hAnsi="Courier New" w:cs="Courier New"/>
+          <w:color w:val="BCBEC4"/>
+          <w:sz w:val="20"/>
+          <w:lang w:val="en-US"/>
+        </w:rPr>
+        <w:br/>
+      </w:r>
+      <w:r>
+        <w:rPr>
+          <w:rFonts w:ascii="Courier New" w:hAnsi="Courier New" w:cs="Courier New"/>
+          <w:color w:val="BCBEC4"/>
+          <w:sz w:val="20"/>
+          <w:lang w:val="en-US"/>
+        </w:rPr>
+        <w:br/>
+        <w:t xml:space="preserve">    </w:t>
+      </w:r>
+      <w:r>
+        <w:rPr>
+          <w:rFonts w:ascii="Courier New" w:hAnsi="Courier New" w:cs="Courier New"/>
+          <w:color w:val="7A7E85"/>
+          <w:sz w:val="20"/>
+          <w:lang w:val="en-US"/>
+        </w:rPr>
+        <w:t>#</w:t>
+      </w:r>
+      <w:r>
+        <w:rPr>
+          <w:rFonts w:ascii="Courier New" w:hAnsi="Courier New" w:cs="Courier New"/>
+          <w:color w:val="7A7E85"/>
+          <w:sz w:val="20"/>
+        </w:rPr>
+        <w:t>координаты</w:t>
+      </w:r>
+      <w:r>
+        <w:rPr>
+          <w:rFonts w:ascii="Courier New" w:hAnsi="Courier New" w:cs="Courier New"/>
+          <w:color w:val="7A7E85"/>
+          <w:sz w:val="20"/>
+          <w:lang w:val="en-US"/>
+        </w:rPr>
+        <w:br/>
+        <w:t xml:space="preserve">    </w:t>
+      </w:r>
+      <w:r>
+        <w:rPr>
+          <w:rFonts w:ascii="Courier New" w:hAnsi="Courier New" w:cs="Courier New"/>
+          <w:color w:val="BCBEC4"/>
+          <w:sz w:val="20"/>
+          <w:lang w:val="en-US"/>
+        </w:rPr>
+        <w:t xml:space="preserve">f = </w:t>
+      </w:r>
+      <w:r>
+        <w:rPr>
+          <w:rFonts w:ascii="Courier New" w:hAnsi="Courier New" w:cs="Courier New"/>
+          <w:color w:val="8888C6"/>
+          <w:sz w:val="20"/>
+          <w:lang w:val="en-US"/>
+        </w:rPr>
+        <w:t>open</w:t>
+      </w:r>
+      <w:r>
+        <w:rPr>
+          <w:rFonts w:ascii="Courier New" w:hAnsi="Courier New" w:cs="Courier New"/>
+          <w:color w:val="BCBEC4"/>
+          <w:sz w:val="20"/>
+          <w:lang w:val="en-US"/>
+        </w:rPr>
+        <w:t>(</w:t>
+      </w:r>
+      <w:r>
+        <w:rPr>
+          <w:rFonts w:ascii="Courier New" w:hAnsi="Courier New" w:cs="Courier New"/>
+          <w:color w:val="6AAB73"/>
+          <w:sz w:val="20"/>
+          <w:lang w:val="en-US"/>
+        </w:rPr>
+        <w:t>"keys12.txt"</w:t>
+      </w:r>
+      <w:r>
+        <w:rPr>
+          <w:rFonts w:ascii="Courier New" w:hAnsi="Courier New" w:cs="Courier New"/>
+          <w:color w:val="BCBEC4"/>
+          <w:sz w:val="20"/>
+          <w:lang w:val="en-US"/>
+        </w:rPr>
+        <w:t>)</w:t>
+      </w:r>
+      <w:r>
+        <w:rPr>
+          <w:rFonts w:ascii="Courier New" w:hAnsi="Courier New" w:cs="Courier New"/>
+          <w:color w:val="BCBEC4"/>
+          <w:sz w:val="20"/>
+          <w:lang w:val="en-US"/>
+        </w:rPr>
+        <w:br/>
+        <w:t xml:space="preserve">    </w:t>
+      </w:r>
+      <w:proofErr w:type="spellStart"/>
+      <w:r>
+        <w:rPr>
+          <w:rFonts w:ascii="Courier New" w:hAnsi="Courier New" w:cs="Courier New"/>
+          <w:color w:val="BCBEC4"/>
+          <w:sz w:val="20"/>
+          <w:lang w:val="en-US"/>
+        </w:rPr>
+        <w:t>coords</w:t>
+      </w:r>
+      <w:proofErr w:type="spellEnd"/>
+      <w:r>
+        <w:rPr>
+          <w:rFonts w:ascii="Courier New" w:hAnsi="Courier New" w:cs="Courier New"/>
+          <w:color w:val="BCBEC4"/>
+          <w:sz w:val="20"/>
+          <w:lang w:val="en-US"/>
+        </w:rPr>
+        <w:t xml:space="preserve"> = []</w:t>
+      </w:r>
+      <w:r>
+        <w:rPr>
+          <w:rFonts w:ascii="Courier New" w:hAnsi="Courier New" w:cs="Courier New"/>
+          <w:color w:val="BCBEC4"/>
+          <w:sz w:val="20"/>
+          <w:lang w:val="en-US"/>
+        </w:rPr>
+        <w:br/>
+        <w:t xml:space="preserve">    </w:t>
+      </w:r>
+      <w:r>
+        <w:rPr>
+          <w:rFonts w:ascii="Courier New" w:hAnsi="Courier New" w:cs="Courier New"/>
+          <w:color w:val="CF8E6D"/>
+          <w:sz w:val="20"/>
+          <w:lang w:val="en-US"/>
+        </w:rPr>
+        <w:t xml:space="preserve">for </w:t>
+      </w:r>
+      <w:r>
+        <w:rPr>
+          <w:rFonts w:ascii="Courier New" w:hAnsi="Courier New" w:cs="Courier New"/>
+          <w:color w:val="BCBEC4"/>
+          <w:sz w:val="20"/>
+          <w:lang w:val="en-US"/>
+        </w:rPr>
+        <w:t xml:space="preserve">line </w:t>
+      </w:r>
+      <w:r>
+        <w:rPr>
+          <w:rFonts w:ascii="Courier New" w:hAnsi="Courier New" w:cs="Courier New"/>
+          <w:color w:val="CF8E6D"/>
+          <w:sz w:val="20"/>
+          <w:lang w:val="en-US"/>
+        </w:rPr>
+        <w:t xml:space="preserve">in </w:t>
+      </w:r>
+      <w:r>
+        <w:rPr>
+          <w:rFonts w:ascii="Courier New" w:hAnsi="Courier New" w:cs="Courier New"/>
+          <w:color w:val="BCBEC4"/>
+          <w:sz w:val="20"/>
+          <w:lang w:val="en-US"/>
+        </w:rPr>
+        <w:t>f:</w:t>
+      </w:r>
+      <w:r>
+        <w:rPr>
+          <w:rFonts w:ascii="Courier New" w:hAnsi="Courier New" w:cs="Courier New"/>
+          <w:color w:val="BCBEC4"/>
+          <w:sz w:val="20"/>
+          <w:lang w:val="en-US"/>
+        </w:rPr>
+        <w:br/>
+        <w:t xml:space="preserve">        line = </w:t>
+      </w:r>
+      <w:proofErr w:type="spellStart"/>
+      <w:r>
+        <w:rPr>
+          <w:rFonts w:ascii="Courier New" w:hAnsi="Courier New" w:cs="Courier New"/>
+          <w:color w:val="BCBEC4"/>
+          <w:sz w:val="20"/>
+          <w:lang w:val="en-US"/>
+        </w:rPr>
+        <w:t>line.strip</w:t>
+      </w:r>
+      <w:proofErr w:type="spellEnd"/>
+      <w:r>
+        <w:rPr>
+          <w:rFonts w:ascii="Courier New" w:hAnsi="Courier New" w:cs="Courier New"/>
+          <w:color w:val="BCBEC4"/>
+          <w:sz w:val="20"/>
+          <w:lang w:val="en-US"/>
+        </w:rPr>
+        <w:t>().strip(</w:t>
+      </w:r>
+      <w:r>
+        <w:rPr>
+          <w:rFonts w:ascii="Courier New" w:hAnsi="Courier New" w:cs="Courier New"/>
+          <w:color w:val="6AAB73"/>
+          <w:sz w:val="20"/>
+          <w:lang w:val="en-US"/>
+        </w:rPr>
+        <w:t>"()"</w:t>
+      </w:r>
+      <w:r>
+        <w:rPr>
+          <w:rFonts w:ascii="Courier New" w:hAnsi="Courier New" w:cs="Courier New"/>
+          <w:color w:val="BCBEC4"/>
+          <w:sz w:val="20"/>
+          <w:lang w:val="en-US"/>
+        </w:rPr>
+        <w:t>)</w:t>
+      </w:r>
+      <w:r>
+        <w:rPr>
+          <w:rFonts w:ascii="Courier New" w:hAnsi="Courier New" w:cs="Courier New"/>
+          <w:color w:val="BCBEC4"/>
+          <w:sz w:val="20"/>
+          <w:lang w:val="en-US"/>
+        </w:rPr>
+        <w:br/>
+        <w:t xml:space="preserve">        x, y = </w:t>
+      </w:r>
+      <w:r>
+        <w:rPr>
+          <w:rFonts w:ascii="Courier New" w:hAnsi="Courier New" w:cs="Courier New"/>
+          <w:color w:val="8888C6"/>
+          <w:sz w:val="20"/>
+          <w:lang w:val="en-US"/>
+        </w:rPr>
+        <w:t>map</w:t>
+      </w:r>
+      <w:r>
+        <w:rPr>
+          <w:rFonts w:ascii="Courier New" w:hAnsi="Courier New" w:cs="Courier New"/>
+          <w:color w:val="BCBEC4"/>
+          <w:sz w:val="20"/>
+          <w:lang w:val="en-US"/>
+        </w:rPr>
+        <w:t>(</w:t>
+      </w:r>
+      <w:r>
+        <w:rPr>
+          <w:rFonts w:ascii="Courier New" w:hAnsi="Courier New" w:cs="Courier New"/>
+          <w:color w:val="8888C6"/>
+          <w:sz w:val="20"/>
+          <w:lang w:val="en-US"/>
+        </w:rPr>
+        <w:t>int</w:t>
+      </w:r>
+      <w:r>
+        <w:rPr>
+          <w:rFonts w:ascii="Courier New" w:hAnsi="Courier New" w:cs="Courier New"/>
+          <w:color w:val="BCBEC4"/>
+          <w:sz w:val="20"/>
+          <w:lang w:val="en-US"/>
+        </w:rPr>
+        <w:t xml:space="preserve">, </w:t>
+      </w:r>
+      <w:proofErr w:type="spellStart"/>
+      <w:r>
+        <w:rPr>
+          <w:rFonts w:ascii="Courier New" w:hAnsi="Courier New" w:cs="Courier New"/>
+          <w:color w:val="BCBEC4"/>
+          <w:sz w:val="20"/>
+          <w:lang w:val="en-US"/>
+        </w:rPr>
+        <w:t>line.split</w:t>
+      </w:r>
+      <w:proofErr w:type="spellEnd"/>
+      <w:r>
+        <w:rPr>
+          <w:rFonts w:ascii="Courier New" w:hAnsi="Courier New" w:cs="Courier New"/>
+          <w:color w:val="BCBEC4"/>
+          <w:sz w:val="20"/>
+          <w:lang w:val="en-US"/>
+        </w:rPr>
+        <w:t>(</w:t>
+      </w:r>
+      <w:r>
+        <w:rPr>
+          <w:rFonts w:ascii="Courier New" w:hAnsi="Courier New" w:cs="Courier New"/>
+          <w:color w:val="6AAB73"/>
+          <w:sz w:val="20"/>
+          <w:lang w:val="en-US"/>
+        </w:rPr>
+        <w:t>","</w:t>
+      </w:r>
+      <w:r>
+        <w:rPr>
+          <w:rFonts w:ascii="Courier New" w:hAnsi="Courier New" w:cs="Courier New"/>
+          <w:color w:val="BCBEC4"/>
+          <w:sz w:val="20"/>
+          <w:lang w:val="en-US"/>
+        </w:rPr>
+        <w:t>))</w:t>
+      </w:r>
+      <w:r>
+        <w:rPr>
+          <w:rFonts w:ascii="Courier New" w:hAnsi="Courier New" w:cs="Courier New"/>
+          <w:color w:val="BCBEC4"/>
+          <w:sz w:val="20"/>
+          <w:lang w:val="en-US"/>
+        </w:rPr>
+        <w:br/>
+        <w:t xml:space="preserve">        </w:t>
+      </w:r>
+      <w:proofErr w:type="spellStart"/>
+      <w:r>
+        <w:rPr>
+          <w:rFonts w:ascii="Courier New" w:hAnsi="Courier New" w:cs="Courier New"/>
+          <w:color w:val="BCBEC4"/>
+          <w:sz w:val="20"/>
+          <w:lang w:val="en-US"/>
+        </w:rPr>
+        <w:t>coords.append</w:t>
+      </w:r>
+      <w:proofErr w:type="spellEnd"/>
+      <w:r>
+        <w:rPr>
+          <w:rFonts w:ascii="Courier New" w:hAnsi="Courier New" w:cs="Courier New"/>
+          <w:color w:val="BCBEC4"/>
+          <w:sz w:val="20"/>
+          <w:lang w:val="en-US"/>
+        </w:rPr>
+        <w:t>((x, y))</w:t>
+      </w:r>
+      <w:r>
+        <w:rPr>
+          <w:rFonts w:ascii="Courier New" w:hAnsi="Courier New" w:cs="Courier New"/>
+          <w:color w:val="BCBEC4"/>
+          <w:sz w:val="20"/>
+          <w:lang w:val="en-US"/>
+        </w:rPr>
+        <w:br/>
+        <w:t xml:space="preserve">    </w:t>
+      </w:r>
+      <w:proofErr w:type="spellStart"/>
+      <w:r>
+        <w:rPr>
+          <w:rFonts w:ascii="Courier New" w:hAnsi="Courier New" w:cs="Courier New"/>
+          <w:color w:val="BCBEC4"/>
+          <w:sz w:val="20"/>
+          <w:lang w:val="en-US"/>
+        </w:rPr>
+        <w:t>f.close</w:t>
+      </w:r>
+      <w:proofErr w:type="spellEnd"/>
+      <w:r>
+        <w:rPr>
+          <w:rFonts w:ascii="Courier New" w:hAnsi="Courier New" w:cs="Courier New"/>
+          <w:color w:val="BCBEC4"/>
+          <w:sz w:val="20"/>
+          <w:lang w:val="en-US"/>
+        </w:rPr>
+        <w:t>()</w:t>
+      </w:r>
+      <w:r>
+        <w:rPr>
+          <w:rFonts w:ascii="Courier New" w:hAnsi="Courier New" w:cs="Courier New"/>
+          <w:color w:val="BCBEC4"/>
+          <w:sz w:val="20"/>
+          <w:lang w:val="en-US"/>
+        </w:rPr>
+        <w:br/>
+      </w:r>
+      <w:r>
+        <w:rPr>
+          <w:rFonts w:ascii="Courier New" w:hAnsi="Courier New" w:cs="Courier New"/>
+          <w:color w:val="BCBEC4"/>
+          <w:sz w:val="20"/>
+          <w:lang w:val="en-US"/>
+        </w:rPr>
+        <w:br/>
+        <w:t xml:space="preserve">    </w:t>
+      </w:r>
+      <w:r>
+        <w:rPr>
+          <w:rFonts w:ascii="Courier New" w:hAnsi="Courier New" w:cs="Courier New"/>
+          <w:color w:val="7A7E85"/>
+          <w:sz w:val="20"/>
+          <w:lang w:val="en-US"/>
+        </w:rPr>
+        <w:t>#</w:t>
+      </w:r>
+      <w:r>
+        <w:rPr>
+          <w:rFonts w:ascii="Courier New" w:hAnsi="Courier New" w:cs="Courier New"/>
+          <w:color w:val="7A7E85"/>
+          <w:sz w:val="20"/>
+        </w:rPr>
+        <w:t>байты</w:t>
+      </w:r>
+      <w:r>
+        <w:rPr>
+          <w:rFonts w:ascii="Courier New" w:hAnsi="Courier New" w:cs="Courier New"/>
+          <w:color w:val="7A7E85"/>
+          <w:sz w:val="20"/>
+          <w:lang w:val="en-US"/>
+        </w:rPr>
+        <w:t xml:space="preserve"> </w:t>
+      </w:r>
+      <w:r>
+        <w:rPr>
+          <w:rFonts w:ascii="Courier New" w:hAnsi="Courier New" w:cs="Courier New"/>
+          <w:color w:val="7A7E85"/>
+          <w:sz w:val="20"/>
+        </w:rPr>
+        <w:t>из</w:t>
+      </w:r>
+      <w:r>
+        <w:rPr>
+          <w:rFonts w:ascii="Courier New" w:hAnsi="Courier New" w:cs="Courier New"/>
+          <w:color w:val="7A7E85"/>
+          <w:sz w:val="20"/>
+          <w:lang w:val="en-US"/>
+        </w:rPr>
+        <w:t xml:space="preserve"> </w:t>
+      </w:r>
+      <w:r>
+        <w:rPr>
+          <w:rFonts w:ascii="Courier New" w:hAnsi="Courier New" w:cs="Courier New"/>
+          <w:color w:val="7A7E85"/>
+          <w:sz w:val="20"/>
+        </w:rPr>
+        <w:t>синего</w:t>
+      </w:r>
+      <w:r>
+        <w:rPr>
+          <w:rFonts w:ascii="Courier New" w:hAnsi="Courier New" w:cs="Courier New"/>
+          <w:color w:val="7A7E85"/>
+          <w:sz w:val="20"/>
+          <w:lang w:val="en-US"/>
+        </w:rPr>
+        <w:t xml:space="preserve"> </w:t>
+      </w:r>
+      <w:r>
+        <w:rPr>
+          <w:rFonts w:ascii="Courier New" w:hAnsi="Courier New" w:cs="Courier New"/>
+          <w:color w:val="7A7E85"/>
+          <w:sz w:val="20"/>
+        </w:rPr>
+        <w:t>канала</w:t>
+      </w:r>
+      <w:r>
+        <w:rPr>
+          <w:rFonts w:ascii="Courier New" w:hAnsi="Courier New" w:cs="Courier New"/>
+          <w:color w:val="7A7E85"/>
+          <w:sz w:val="20"/>
+          <w:lang w:val="en-US"/>
+        </w:rPr>
+        <w:br/>
+        <w:t xml:space="preserve">    </w:t>
+      </w:r>
+      <w:r>
+        <w:rPr>
+          <w:rFonts w:ascii="Courier New" w:hAnsi="Courier New" w:cs="Courier New"/>
+          <w:color w:val="BCBEC4"/>
+          <w:sz w:val="20"/>
+          <w:lang w:val="en-US"/>
+        </w:rPr>
+        <w:t>data = []</w:t>
+      </w:r>
+      <w:r>
+        <w:rPr>
+          <w:rFonts w:ascii="Courier New" w:hAnsi="Courier New" w:cs="Courier New"/>
+          <w:color w:val="BCBEC4"/>
+          <w:sz w:val="20"/>
+          <w:lang w:val="en-US"/>
+        </w:rPr>
+        <w:br/>
+        <w:t xml:space="preserve">    </w:t>
+      </w:r>
+      <w:r>
+        <w:rPr>
+          <w:rFonts w:ascii="Courier New" w:hAnsi="Courier New" w:cs="Courier New"/>
+          <w:color w:val="CF8E6D"/>
+          <w:sz w:val="20"/>
+          <w:lang w:val="en-US"/>
+        </w:rPr>
+        <w:t xml:space="preserve">for </w:t>
+      </w:r>
+      <w:r>
+        <w:rPr>
+          <w:rFonts w:ascii="Courier New" w:hAnsi="Courier New" w:cs="Courier New"/>
+          <w:color w:val="BCBEC4"/>
+          <w:sz w:val="20"/>
+          <w:lang w:val="en-US"/>
+        </w:rPr>
+        <w:t xml:space="preserve">x, y </w:t>
+      </w:r>
+      <w:r>
+        <w:rPr>
+          <w:rFonts w:ascii="Courier New" w:hAnsi="Courier New" w:cs="Courier New"/>
+          <w:color w:val="CF8E6D"/>
+          <w:sz w:val="20"/>
+          <w:lang w:val="en-US"/>
+        </w:rPr>
+        <w:t xml:space="preserve">in </w:t>
+      </w:r>
+      <w:proofErr w:type="spellStart"/>
+      <w:r>
+        <w:rPr>
+          <w:rFonts w:ascii="Courier New" w:hAnsi="Courier New" w:cs="Courier New"/>
+          <w:color w:val="BCBEC4"/>
+          <w:sz w:val="20"/>
+          <w:lang w:val="en-US"/>
+        </w:rPr>
+        <w:t>coords</w:t>
+      </w:r>
+      <w:proofErr w:type="spellEnd"/>
+      <w:r>
+        <w:rPr>
+          <w:rFonts w:ascii="Courier New" w:hAnsi="Courier New" w:cs="Courier New"/>
+          <w:color w:val="BCBEC4"/>
+          <w:sz w:val="20"/>
+          <w:lang w:val="en-US"/>
+        </w:rPr>
+        <w:t>:</w:t>
+      </w:r>
+      <w:r>
+        <w:rPr>
+          <w:rFonts w:ascii="Courier New" w:hAnsi="Courier New" w:cs="Courier New"/>
+          <w:color w:val="BCBEC4"/>
+          <w:sz w:val="20"/>
+          <w:lang w:val="en-US"/>
+        </w:rPr>
+        <w:br/>
+        <w:t xml:space="preserve">        r, g, b = pix[x, y][:</w:t>
+      </w:r>
+      <w:r>
+        <w:rPr>
+          <w:rFonts w:ascii="Courier New" w:hAnsi="Courier New" w:cs="Courier New"/>
+          <w:color w:val="2AACB8"/>
+          <w:sz w:val="20"/>
+          <w:lang w:val="en-US"/>
+        </w:rPr>
+        <w:t>3</w:t>
+      </w:r>
+      <w:r>
+        <w:rPr>
+          <w:rFonts w:ascii="Courier New" w:hAnsi="Courier New" w:cs="Courier New"/>
+          <w:color w:val="BCBEC4"/>
+          <w:sz w:val="20"/>
+          <w:lang w:val="en-US"/>
+        </w:rPr>
+        <w:t>]</w:t>
+      </w:r>
+      <w:r>
+        <w:rPr>
+          <w:rFonts w:ascii="Courier New" w:hAnsi="Courier New" w:cs="Courier New"/>
+          <w:color w:val="BCBEC4"/>
+          <w:sz w:val="20"/>
+          <w:lang w:val="en-US"/>
+        </w:rPr>
+        <w:br/>
+        <w:t xml:space="preserve">        </w:t>
+      </w:r>
+      <w:proofErr w:type="spellStart"/>
+      <w:r>
+        <w:rPr>
+          <w:rFonts w:ascii="Courier New" w:hAnsi="Courier New" w:cs="Courier New"/>
+          <w:color w:val="BCBEC4"/>
+          <w:sz w:val="20"/>
+          <w:lang w:val="en-US"/>
+        </w:rPr>
+        <w:t>data.append</w:t>
+      </w:r>
+      <w:proofErr w:type="spellEnd"/>
+      <w:r>
+        <w:rPr>
+          <w:rFonts w:ascii="Courier New" w:hAnsi="Courier New" w:cs="Courier New"/>
+          <w:color w:val="BCBEC4"/>
+          <w:sz w:val="20"/>
+          <w:lang w:val="en-US"/>
+        </w:rPr>
+        <w:t>(b)</w:t>
+      </w:r>
+      <w:r>
+        <w:rPr>
+          <w:rFonts w:ascii="Courier New" w:hAnsi="Courier New" w:cs="Courier New"/>
+          <w:color w:val="BCBEC4"/>
+          <w:sz w:val="20"/>
+          <w:lang w:val="en-US"/>
+        </w:rPr>
+        <w:br/>
+      </w:r>
+      <w:r>
+        <w:rPr>
+          <w:rFonts w:ascii="Courier New" w:hAnsi="Courier New" w:cs="Courier New"/>
+          <w:color w:val="BCBEC4"/>
+          <w:sz w:val="20"/>
+          <w:lang w:val="en-US"/>
+        </w:rPr>
+        <w:br/>
+        <w:t xml:space="preserve">    </w:t>
+      </w:r>
+      <w:r>
+        <w:rPr>
+          <w:rFonts w:ascii="Courier New" w:hAnsi="Courier New" w:cs="Courier New"/>
+          <w:color w:val="7A7E85"/>
+          <w:sz w:val="20"/>
+          <w:lang w:val="en-US"/>
+        </w:rPr>
+        <w:t>#</w:t>
+      </w:r>
+      <w:r>
+        <w:rPr>
+          <w:rFonts w:ascii="Courier New" w:hAnsi="Courier New" w:cs="Courier New"/>
+          <w:color w:val="7A7E85"/>
+          <w:sz w:val="20"/>
+        </w:rPr>
+        <w:t>байты</w:t>
+      </w:r>
+      <w:r>
+        <w:rPr>
+          <w:rFonts w:ascii="Courier New" w:hAnsi="Courier New" w:cs="Courier New"/>
+          <w:color w:val="7A7E85"/>
+          <w:sz w:val="20"/>
+          <w:lang w:val="en-US"/>
+        </w:rPr>
+        <w:t xml:space="preserve"> </w:t>
+      </w:r>
+      <w:r>
+        <w:rPr>
+          <w:rFonts w:ascii="Courier New" w:hAnsi="Courier New" w:cs="Courier New"/>
+          <w:color w:val="7A7E85"/>
+          <w:sz w:val="20"/>
+        </w:rPr>
+        <w:t>в</w:t>
+      </w:r>
+      <w:r>
+        <w:rPr>
+          <w:rFonts w:ascii="Courier New" w:hAnsi="Courier New" w:cs="Courier New"/>
+          <w:color w:val="7A7E85"/>
+          <w:sz w:val="20"/>
+          <w:lang w:val="en-US"/>
+        </w:rPr>
+        <w:t xml:space="preserve"> </w:t>
+      </w:r>
+      <w:r>
+        <w:rPr>
+          <w:rFonts w:ascii="Courier New" w:hAnsi="Courier New" w:cs="Courier New"/>
+          <w:color w:val="7A7E85"/>
+          <w:sz w:val="20"/>
+        </w:rPr>
+        <w:t>текст</w:t>
+      </w:r>
+      <w:r>
+        <w:rPr>
+          <w:rFonts w:ascii="Courier New" w:hAnsi="Courier New" w:cs="Courier New"/>
+          <w:color w:val="7A7E85"/>
+          <w:sz w:val="20"/>
+          <w:lang w:val="en-US"/>
+        </w:rPr>
+        <w:br/>
+        <w:t xml:space="preserve">    </w:t>
+      </w:r>
+      <w:r>
+        <w:rPr>
+          <w:rFonts w:ascii="Courier New" w:hAnsi="Courier New" w:cs="Courier New"/>
+          <w:color w:val="BCBEC4"/>
+          <w:sz w:val="20"/>
+          <w:lang w:val="en-US"/>
+        </w:rPr>
+        <w:t xml:space="preserve">text = </w:t>
+      </w:r>
+      <w:r>
+        <w:rPr>
+          <w:rFonts w:ascii="Courier New" w:hAnsi="Courier New" w:cs="Courier New"/>
+          <w:color w:val="6AAB73"/>
+          <w:sz w:val="20"/>
+          <w:lang w:val="en-US"/>
+        </w:rPr>
+        <w:t>""</w:t>
+      </w:r>
+      <w:r>
+        <w:rPr>
+          <w:rFonts w:ascii="Courier New" w:hAnsi="Courier New" w:cs="Courier New"/>
+          <w:color w:val="6AAB73"/>
+          <w:sz w:val="20"/>
+          <w:lang w:val="en-US"/>
+        </w:rPr>
+        <w:br/>
+        <w:t xml:space="preserve">    </w:t>
+      </w:r>
+      <w:r>
+        <w:rPr>
+          <w:rFonts w:ascii="Courier New" w:hAnsi="Courier New" w:cs="Courier New"/>
+          <w:color w:val="CF8E6D"/>
+          <w:sz w:val="20"/>
+          <w:lang w:val="en-US"/>
+        </w:rPr>
+        <w:t xml:space="preserve">for </w:t>
+      </w:r>
+      <w:r>
+        <w:rPr>
+          <w:rFonts w:ascii="Courier New" w:hAnsi="Courier New" w:cs="Courier New"/>
+          <w:color w:val="BCBEC4"/>
+          <w:sz w:val="20"/>
+          <w:lang w:val="en-US"/>
+        </w:rPr>
+        <w:t xml:space="preserve">byte </w:t>
+      </w:r>
+      <w:r>
+        <w:rPr>
+          <w:rFonts w:ascii="Courier New" w:hAnsi="Courier New" w:cs="Courier New"/>
+          <w:color w:val="CF8E6D"/>
+          <w:sz w:val="20"/>
+          <w:lang w:val="en-US"/>
+        </w:rPr>
+        <w:t xml:space="preserve">in </w:t>
+      </w:r>
+      <w:r>
+        <w:rPr>
+          <w:rFonts w:ascii="Courier New" w:hAnsi="Courier New" w:cs="Courier New"/>
+          <w:color w:val="BCBEC4"/>
+          <w:sz w:val="20"/>
+          <w:lang w:val="en-US"/>
+        </w:rPr>
+        <w:t>data:</w:t>
+      </w:r>
+      <w:r>
+        <w:rPr>
+          <w:rFonts w:ascii="Courier New" w:hAnsi="Courier New" w:cs="Courier New"/>
+          <w:color w:val="BCBEC4"/>
+          <w:sz w:val="20"/>
+          <w:lang w:val="en-US"/>
+        </w:rPr>
+        <w:br/>
+        <w:t xml:space="preserve">        text += </w:t>
+      </w:r>
+      <w:proofErr w:type="spellStart"/>
+      <w:r>
+        <w:rPr>
+          <w:rFonts w:ascii="Courier New" w:hAnsi="Courier New" w:cs="Courier New"/>
+          <w:color w:val="8888C6"/>
+          <w:sz w:val="20"/>
+          <w:lang w:val="en-US"/>
+        </w:rPr>
+        <w:t>chr</w:t>
+      </w:r>
+      <w:proofErr w:type="spellEnd"/>
+      <w:r>
+        <w:rPr>
+          <w:rFonts w:ascii="Courier New" w:hAnsi="Courier New" w:cs="Courier New"/>
+          <w:color w:val="BCBEC4"/>
+          <w:sz w:val="20"/>
+          <w:lang w:val="en-US"/>
+        </w:rPr>
+        <w:t>(byte)</w:t>
+      </w:r>
+      <w:r>
+        <w:rPr>
+          <w:rFonts w:ascii="Courier New" w:hAnsi="Courier New" w:cs="Courier New"/>
+          <w:color w:val="BCBEC4"/>
+          <w:sz w:val="20"/>
+          <w:lang w:val="en-US"/>
+        </w:rPr>
+        <w:br/>
+      </w:r>
+      <w:r>
+        <w:rPr>
+          <w:rFonts w:ascii="Courier New" w:hAnsi="Courier New" w:cs="Courier New"/>
+          <w:color w:val="BCBEC4"/>
+          <w:sz w:val="20"/>
+          <w:lang w:val="en-US"/>
+        </w:rPr>
+        <w:br/>
+        <w:t xml:space="preserve">    </w:t>
+      </w:r>
+      <w:r>
+        <w:rPr>
+          <w:rFonts w:ascii="Courier New" w:hAnsi="Courier New" w:cs="Courier New"/>
+          <w:color w:val="8888C6"/>
+          <w:sz w:val="20"/>
+          <w:lang w:val="en-US"/>
+        </w:rPr>
+        <w:t>print</w:t>
+      </w:r>
+      <w:r>
+        <w:rPr>
+          <w:rFonts w:ascii="Courier New" w:hAnsi="Courier New" w:cs="Courier New"/>
+          <w:color w:val="BCBEC4"/>
+          <w:sz w:val="20"/>
+          <w:lang w:val="en-US"/>
+        </w:rPr>
+        <w:t>(</w:t>
+      </w:r>
+      <w:r>
+        <w:rPr>
+          <w:rFonts w:ascii="Courier New" w:hAnsi="Courier New" w:cs="Courier New"/>
+          <w:color w:val="6AAB73"/>
+          <w:sz w:val="20"/>
+          <w:lang w:val="en-US"/>
         </w:rPr>
         <w:t>"</w:t>
       </w:r>
@@ -1730,17 +3755,215 @@
           <w:rFonts w:ascii="Courier New" w:hAnsi="Courier New" w:cs="Courier New"/>
           <w:color w:val="6AAB73"/>
           <w:sz w:val="20"/>
-          <w:lang w:val="en-US"/>
-        </w:rPr>
-        <w:t>new</w:t>
+        </w:rPr>
+        <w:t>Сообщение</w:t>
       </w:r>
       <w:r>
         <w:rPr>
           <w:rFonts w:ascii="Courier New" w:hAnsi="Courier New" w:cs="Courier New"/>
           <w:color w:val="6AAB73"/>
           <w:sz w:val="20"/>
-        </w:rPr>
-        <w:t>12.</w:t>
+          <w:lang w:val="en-US"/>
+        </w:rPr>
+        <w:t>:"</w:t>
+      </w:r>
+      <w:r>
+        <w:rPr>
+          <w:rFonts w:ascii="Courier New" w:hAnsi="Courier New" w:cs="Courier New"/>
+          <w:color w:val="BCBEC4"/>
+          <w:sz w:val="20"/>
+          <w:lang w:val="en-US"/>
+        </w:rPr>
+        <w:t>, text)</w:t>
+      </w:r>
+      <w:r>
+        <w:rPr>
+          <w:rFonts w:ascii="Courier New" w:hAnsi="Courier New" w:cs="Courier New"/>
+          <w:color w:val="BCBEC4"/>
+          <w:sz w:val="20"/>
+          <w:lang w:val="en-US"/>
+        </w:rPr>
+        <w:br/>
+        <w:t xml:space="preserve">    </w:t>
+      </w:r>
+      <w:r>
+        <w:rPr>
+          <w:rFonts w:ascii="Courier New" w:hAnsi="Courier New" w:cs="Courier New"/>
+          <w:color w:val="CF8E6D"/>
+          <w:sz w:val="20"/>
+          <w:lang w:val="en-US"/>
+        </w:rPr>
+        <w:t xml:space="preserve">return </w:t>
+      </w:r>
+      <w:proofErr w:type="spellStart"/>
+      <w:r>
+        <w:rPr>
+          <w:rFonts w:ascii="Courier New" w:hAnsi="Courier New" w:cs="Courier New"/>
+          <w:color w:val="BCBEC4"/>
+          <w:sz w:val="20"/>
+          <w:lang w:val="en-US"/>
+        </w:rPr>
+        <w:t>coords</w:t>
+      </w:r>
+      <w:proofErr w:type="spellEnd"/>
+      <w:r>
+        <w:rPr>
+          <w:rFonts w:ascii="Courier New" w:hAnsi="Courier New" w:cs="Courier New"/>
+          <w:color w:val="BCBEC4"/>
+          <w:sz w:val="20"/>
+          <w:lang w:val="en-US"/>
+        </w:rPr>
+        <w:t>, text</w:t>
+      </w:r>
+      <w:r>
+        <w:rPr>
+          <w:rFonts w:ascii="Courier New" w:hAnsi="Courier New" w:cs="Courier New"/>
+          <w:color w:val="BCBEC4"/>
+          <w:sz w:val="20"/>
+          <w:lang w:val="en-US"/>
+        </w:rPr>
+        <w:br/>
+      </w:r>
+      <w:r>
+        <w:rPr>
+          <w:rFonts w:ascii="Courier New" w:hAnsi="Courier New" w:cs="Courier New"/>
+          <w:color w:val="BCBEC4"/>
+          <w:sz w:val="20"/>
+          <w:lang w:val="en-US"/>
+        </w:rPr>
+        <w:br/>
+      </w:r>
+      <w:r>
+        <w:rPr>
+          <w:rFonts w:ascii="Courier New" w:hAnsi="Courier New" w:cs="Courier New"/>
+          <w:color w:val="BCBEC4"/>
+          <w:sz w:val="20"/>
+          <w:lang w:val="en-US"/>
+        </w:rPr>
+        <w:br/>
+      </w:r>
+      <w:r>
+        <w:rPr>
+          <w:rFonts w:ascii="Courier New" w:hAnsi="Courier New" w:cs="Courier New"/>
+          <w:color w:val="7A7E85"/>
+          <w:sz w:val="20"/>
+          <w:lang w:val="en-US"/>
+        </w:rPr>
+        <w:t>#</w:t>
+      </w:r>
+      <w:r>
+        <w:rPr>
+          <w:rFonts w:ascii="Courier New" w:hAnsi="Courier New" w:cs="Courier New"/>
+          <w:color w:val="7A7E85"/>
+          <w:sz w:val="20"/>
+        </w:rPr>
+        <w:t>кодирование</w:t>
+      </w:r>
+      <w:r>
+        <w:rPr>
+          <w:rFonts w:ascii="Courier New" w:hAnsi="Courier New" w:cs="Courier New"/>
+          <w:color w:val="7A7E85"/>
+          <w:sz w:val="20"/>
+          <w:lang w:val="en-US"/>
+        </w:rPr>
+        <w:br/>
+      </w:r>
+      <w:r>
+        <w:rPr>
+          <w:rFonts w:ascii="Courier New" w:hAnsi="Courier New" w:cs="Courier New"/>
+          <w:color w:val="CF8E6D"/>
+          <w:sz w:val="20"/>
+          <w:lang w:val="en-US"/>
+        </w:rPr>
+        <w:t xml:space="preserve">def </w:t>
+      </w:r>
+      <w:r>
+        <w:rPr>
+          <w:rFonts w:ascii="Courier New" w:hAnsi="Courier New" w:cs="Courier New"/>
+          <w:color w:val="56A8F5"/>
+          <w:sz w:val="20"/>
+          <w:lang w:val="en-US"/>
+        </w:rPr>
+        <w:t>encode</w:t>
+      </w:r>
+      <w:r>
+        <w:rPr>
+          <w:rFonts w:ascii="Courier New" w:hAnsi="Courier New" w:cs="Courier New"/>
+          <w:color w:val="BCBEC4"/>
+          <w:sz w:val="20"/>
+          <w:lang w:val="en-US"/>
+        </w:rPr>
+        <w:t>(</w:t>
+      </w:r>
+      <w:proofErr w:type="spellStart"/>
+      <w:r>
+        <w:rPr>
+          <w:rFonts w:ascii="Courier New" w:hAnsi="Courier New" w:cs="Courier New"/>
+          <w:color w:val="BCBEC4"/>
+          <w:sz w:val="20"/>
+          <w:lang w:val="en-US"/>
+        </w:rPr>
+        <w:t>coords</w:t>
+      </w:r>
+      <w:proofErr w:type="spellEnd"/>
+      <w:r>
+        <w:rPr>
+          <w:rFonts w:ascii="Courier New" w:hAnsi="Courier New" w:cs="Courier New"/>
+          <w:color w:val="BCBEC4"/>
+          <w:sz w:val="20"/>
+          <w:lang w:val="en-US"/>
+        </w:rPr>
+        <w:t>, text):</w:t>
+      </w:r>
+      <w:r>
+        <w:rPr>
+          <w:rFonts w:ascii="Courier New" w:hAnsi="Courier New" w:cs="Courier New"/>
+          <w:color w:val="BCBEC4"/>
+          <w:sz w:val="20"/>
+          <w:lang w:val="en-US"/>
+        </w:rPr>
+        <w:br/>
+        <w:t xml:space="preserve">    </w:t>
+      </w:r>
+      <w:proofErr w:type="spellStart"/>
+      <w:r>
+        <w:rPr>
+          <w:rFonts w:ascii="Courier New" w:hAnsi="Courier New" w:cs="Courier New"/>
+          <w:color w:val="BCBEC4"/>
+          <w:sz w:val="20"/>
+          <w:lang w:val="en-US"/>
+        </w:rPr>
+        <w:t>img</w:t>
+      </w:r>
+      <w:proofErr w:type="spellEnd"/>
+      <w:r>
+        <w:rPr>
+          <w:rFonts w:ascii="Courier New" w:hAnsi="Courier New" w:cs="Courier New"/>
+          <w:color w:val="BCBEC4"/>
+          <w:sz w:val="20"/>
+          <w:lang w:val="en-US"/>
+        </w:rPr>
+        <w:t xml:space="preserve"> = </w:t>
+      </w:r>
+      <w:proofErr w:type="spellStart"/>
+      <w:r>
+        <w:rPr>
+          <w:rFonts w:ascii="Courier New" w:hAnsi="Courier New" w:cs="Courier New"/>
+          <w:color w:val="BCBEC4"/>
+          <w:sz w:val="20"/>
+          <w:lang w:val="en-US"/>
+        </w:rPr>
+        <w:t>Image.open</w:t>
+      </w:r>
+      <w:proofErr w:type="spellEnd"/>
+      <w:r>
+        <w:rPr>
+          <w:rFonts w:ascii="Courier New" w:hAnsi="Courier New" w:cs="Courier New"/>
+          <w:color w:val="BCBEC4"/>
+          <w:sz w:val="20"/>
+          <w:lang w:val="en-US"/>
+        </w:rPr>
+        <w:t>(</w:t>
       </w:r>
       <w:r>
         <w:rPr>
@@ -1749,40 +3972,1714 @@
           <w:sz w:val="20"/>
           <w:lang w:val="en-US"/>
         </w:rPr>
-        <w:t>png</w:t>
+        <w:t>"new12.png"</w:t>
+      </w:r>
+      <w:r>
+        <w:rPr>
+          <w:rFonts w:ascii="Courier New" w:hAnsi="Courier New" w:cs="Courier New"/>
+          <w:color w:val="BCBEC4"/>
+          <w:sz w:val="20"/>
+          <w:lang w:val="en-US"/>
+        </w:rPr>
+        <w:t>)</w:t>
+      </w:r>
+      <w:r>
+        <w:rPr>
+          <w:rFonts w:ascii="Courier New" w:hAnsi="Courier New" w:cs="Courier New"/>
+          <w:color w:val="BCBEC4"/>
+          <w:sz w:val="20"/>
+          <w:lang w:val="en-US"/>
+        </w:rPr>
+        <w:br/>
+        <w:t xml:space="preserve">    </w:t>
+      </w:r>
+      <w:proofErr w:type="spellStart"/>
+      <w:r>
+        <w:rPr>
+          <w:rFonts w:ascii="Courier New" w:hAnsi="Courier New" w:cs="Courier New"/>
+          <w:color w:val="BCBEC4"/>
+          <w:sz w:val="20"/>
+          <w:lang w:val="en-US"/>
+        </w:rPr>
+        <w:t>img</w:t>
+      </w:r>
+      <w:proofErr w:type="spellEnd"/>
+      <w:r>
+        <w:rPr>
+          <w:rFonts w:ascii="Courier New" w:hAnsi="Courier New" w:cs="Courier New"/>
+          <w:color w:val="BCBEC4"/>
+          <w:sz w:val="20"/>
+          <w:lang w:val="en-US"/>
+        </w:rPr>
+        <w:t xml:space="preserve"> = </w:t>
+      </w:r>
+      <w:proofErr w:type="spellStart"/>
+      <w:r>
+        <w:rPr>
+          <w:rFonts w:ascii="Courier New" w:hAnsi="Courier New" w:cs="Courier New"/>
+          <w:color w:val="BCBEC4"/>
+          <w:sz w:val="20"/>
+          <w:lang w:val="en-US"/>
+        </w:rPr>
+        <w:t>img.convert</w:t>
+      </w:r>
+      <w:proofErr w:type="spellEnd"/>
+      <w:r>
+        <w:rPr>
+          <w:rFonts w:ascii="Courier New" w:hAnsi="Courier New" w:cs="Courier New"/>
+          <w:color w:val="BCBEC4"/>
+          <w:sz w:val="20"/>
+          <w:lang w:val="en-US"/>
+        </w:rPr>
+        <w:t>(</w:t>
       </w:r>
       <w:r>
         <w:rPr>
           <w:rFonts w:ascii="Courier New" w:hAnsi="Courier New" w:cs="Courier New"/>
           <w:color w:val="6AAB73"/>
           <w:sz w:val="20"/>
+          <w:lang w:val="en-US"/>
+        </w:rPr>
+        <w:t>"RGB"</w:t>
+      </w:r>
+      <w:r>
+        <w:rPr>
+          <w:rFonts w:ascii="Courier New" w:hAnsi="Courier New" w:cs="Courier New"/>
+          <w:color w:val="BCBEC4"/>
+          <w:sz w:val="20"/>
+          <w:lang w:val="en-US"/>
+        </w:rPr>
+        <w:t>)</w:t>
+      </w:r>
+      <w:r>
+        <w:rPr>
+          <w:rFonts w:ascii="Courier New" w:hAnsi="Courier New" w:cs="Courier New"/>
+          <w:color w:val="BCBEC4"/>
+          <w:sz w:val="20"/>
+          <w:lang w:val="en-US"/>
+        </w:rPr>
+        <w:br/>
+        <w:t xml:space="preserve">    pix = </w:t>
+      </w:r>
+      <w:proofErr w:type="spellStart"/>
+      <w:r>
+        <w:rPr>
+          <w:rFonts w:ascii="Courier New" w:hAnsi="Courier New" w:cs="Courier New"/>
+          <w:color w:val="BCBEC4"/>
+          <w:sz w:val="20"/>
+          <w:lang w:val="en-US"/>
+        </w:rPr>
+        <w:t>img.load</w:t>
+      </w:r>
+      <w:proofErr w:type="spellEnd"/>
+      <w:r>
+        <w:rPr>
+          <w:rFonts w:ascii="Courier New" w:hAnsi="Courier New" w:cs="Courier New"/>
+          <w:color w:val="BCBEC4"/>
+          <w:sz w:val="20"/>
+          <w:lang w:val="en-US"/>
+        </w:rPr>
+        <w:t>()</w:t>
+      </w:r>
+      <w:r>
+        <w:rPr>
+          <w:rFonts w:ascii="Courier New" w:hAnsi="Courier New" w:cs="Courier New"/>
+          <w:color w:val="BCBEC4"/>
+          <w:sz w:val="20"/>
+          <w:lang w:val="en-US"/>
+        </w:rPr>
+        <w:br/>
+      </w:r>
+      <w:r>
+        <w:rPr>
+          <w:rFonts w:ascii="Courier New" w:hAnsi="Courier New" w:cs="Courier New"/>
+          <w:color w:val="BCBEC4"/>
+          <w:sz w:val="20"/>
+          <w:lang w:val="en-US"/>
+        </w:rPr>
+        <w:br/>
+        <w:t xml:space="preserve">    </w:t>
+      </w:r>
+      <w:r>
+        <w:rPr>
+          <w:rFonts w:ascii="Courier New" w:hAnsi="Courier New" w:cs="Courier New"/>
+          <w:color w:val="7A7E85"/>
+          <w:sz w:val="20"/>
+          <w:lang w:val="en-US"/>
+        </w:rPr>
+        <w:t>#</w:t>
+      </w:r>
+      <w:r>
+        <w:rPr>
+          <w:rFonts w:ascii="Courier New" w:hAnsi="Courier New" w:cs="Courier New"/>
+          <w:color w:val="7A7E85"/>
+          <w:sz w:val="20"/>
+        </w:rPr>
+        <w:t>текст</w:t>
+      </w:r>
+      <w:r>
+        <w:rPr>
+          <w:rFonts w:ascii="Courier New" w:hAnsi="Courier New" w:cs="Courier New"/>
+          <w:color w:val="7A7E85"/>
+          <w:sz w:val="20"/>
+          <w:lang w:val="en-US"/>
+        </w:rPr>
+        <w:t xml:space="preserve"> </w:t>
+      </w:r>
+      <w:r>
+        <w:rPr>
+          <w:rFonts w:ascii="Courier New" w:hAnsi="Courier New" w:cs="Courier New"/>
+          <w:color w:val="7A7E85"/>
+          <w:sz w:val="20"/>
+        </w:rPr>
+        <w:t>в</w:t>
+      </w:r>
+      <w:r>
+        <w:rPr>
+          <w:rFonts w:ascii="Courier New" w:hAnsi="Courier New" w:cs="Courier New"/>
+          <w:color w:val="7A7E85"/>
+          <w:sz w:val="20"/>
+          <w:lang w:val="en-US"/>
+        </w:rPr>
+        <w:t xml:space="preserve"> </w:t>
+      </w:r>
+      <w:r>
+        <w:rPr>
+          <w:rFonts w:ascii="Courier New" w:hAnsi="Courier New" w:cs="Courier New"/>
+          <w:color w:val="7A7E85"/>
+          <w:sz w:val="20"/>
+        </w:rPr>
+        <w:t>биты</w:t>
+      </w:r>
+      <w:r>
+        <w:rPr>
+          <w:rFonts w:ascii="Courier New" w:hAnsi="Courier New" w:cs="Courier New"/>
+          <w:color w:val="7A7E85"/>
+          <w:sz w:val="20"/>
+          <w:lang w:val="en-US"/>
+        </w:rPr>
+        <w:br/>
+        <w:t xml:space="preserve">    </w:t>
+      </w:r>
+      <w:r>
+        <w:rPr>
+          <w:rFonts w:ascii="Courier New" w:hAnsi="Courier New" w:cs="Courier New"/>
+          <w:color w:val="BCBEC4"/>
+          <w:sz w:val="20"/>
+          <w:lang w:val="en-US"/>
+        </w:rPr>
+        <w:t>bits = []</w:t>
+      </w:r>
+      <w:r>
+        <w:rPr>
+          <w:rFonts w:ascii="Courier New" w:hAnsi="Courier New" w:cs="Courier New"/>
+          <w:color w:val="BCBEC4"/>
+          <w:sz w:val="20"/>
+          <w:lang w:val="en-US"/>
+        </w:rPr>
+        <w:br/>
+        <w:t xml:space="preserve">    </w:t>
+      </w:r>
+      <w:r>
+        <w:rPr>
+          <w:rFonts w:ascii="Courier New" w:hAnsi="Courier New" w:cs="Courier New"/>
+          <w:color w:val="CF8E6D"/>
+          <w:sz w:val="20"/>
+          <w:lang w:val="en-US"/>
+        </w:rPr>
+        <w:t xml:space="preserve">for </w:t>
+      </w:r>
+      <w:r>
+        <w:rPr>
+          <w:rFonts w:ascii="Courier New" w:hAnsi="Courier New" w:cs="Courier New"/>
+          <w:color w:val="BCBEC4"/>
+          <w:sz w:val="20"/>
+          <w:lang w:val="en-US"/>
+        </w:rPr>
+        <w:t xml:space="preserve">c </w:t>
+      </w:r>
+      <w:r>
+        <w:rPr>
+          <w:rFonts w:ascii="Courier New" w:hAnsi="Courier New" w:cs="Courier New"/>
+          <w:color w:val="CF8E6D"/>
+          <w:sz w:val="20"/>
+          <w:lang w:val="en-US"/>
+        </w:rPr>
+        <w:t xml:space="preserve">in </w:t>
+      </w:r>
+      <w:r>
+        <w:rPr>
+          <w:rFonts w:ascii="Courier New" w:hAnsi="Courier New" w:cs="Courier New"/>
+          <w:color w:val="BCBEC4"/>
+          <w:sz w:val="20"/>
+          <w:lang w:val="en-US"/>
+        </w:rPr>
+        <w:t>text:</w:t>
+      </w:r>
+      <w:r>
+        <w:rPr>
+          <w:rFonts w:ascii="Courier New" w:hAnsi="Courier New" w:cs="Courier New"/>
+          <w:color w:val="BCBEC4"/>
+          <w:sz w:val="20"/>
+          <w:lang w:val="en-US"/>
+        </w:rPr>
+        <w:br/>
+        <w:t xml:space="preserve">        byte = </w:t>
+      </w:r>
+      <w:proofErr w:type="spellStart"/>
+      <w:r>
+        <w:rPr>
+          <w:rFonts w:ascii="Courier New" w:hAnsi="Courier New" w:cs="Courier New"/>
+          <w:color w:val="8888C6"/>
+          <w:sz w:val="20"/>
+          <w:lang w:val="en-US"/>
+        </w:rPr>
+        <w:t>ord</w:t>
+      </w:r>
+      <w:proofErr w:type="spellEnd"/>
+      <w:r>
+        <w:rPr>
+          <w:rFonts w:ascii="Courier New" w:hAnsi="Courier New" w:cs="Courier New"/>
+          <w:color w:val="BCBEC4"/>
+          <w:sz w:val="20"/>
+          <w:lang w:val="en-US"/>
+        </w:rPr>
+        <w:t>(c)</w:t>
+      </w:r>
+      <w:r>
+        <w:rPr>
+          <w:rFonts w:ascii="Courier New" w:hAnsi="Courier New" w:cs="Courier New"/>
+          <w:color w:val="BCBEC4"/>
+          <w:sz w:val="20"/>
+          <w:lang w:val="en-US"/>
+        </w:rPr>
+        <w:br/>
+        <w:t xml:space="preserve">        </w:t>
+      </w:r>
+      <w:r>
+        <w:rPr>
+          <w:rFonts w:ascii="Courier New" w:hAnsi="Courier New" w:cs="Courier New"/>
+          <w:color w:val="CF8E6D"/>
+          <w:sz w:val="20"/>
+          <w:lang w:val="en-US"/>
+        </w:rPr>
+        <w:t xml:space="preserve">for </w:t>
+      </w:r>
+      <w:proofErr w:type="spellStart"/>
+      <w:r>
+        <w:rPr>
+          <w:rFonts w:ascii="Courier New" w:hAnsi="Courier New" w:cs="Courier New"/>
+          <w:color w:val="BCBEC4"/>
+          <w:sz w:val="20"/>
+          <w:lang w:val="en-US"/>
+        </w:rPr>
+        <w:t>i</w:t>
+      </w:r>
+      <w:proofErr w:type="spellEnd"/>
+      <w:r>
+        <w:rPr>
+          <w:rFonts w:ascii="Courier New" w:hAnsi="Courier New" w:cs="Courier New"/>
+          <w:color w:val="BCBEC4"/>
+          <w:sz w:val="20"/>
+          <w:lang w:val="en-US"/>
+        </w:rPr>
+        <w:t xml:space="preserve"> </w:t>
+      </w:r>
+      <w:r>
+        <w:rPr>
+          <w:rFonts w:ascii="Courier New" w:hAnsi="Courier New" w:cs="Courier New"/>
+          <w:color w:val="CF8E6D"/>
+          <w:sz w:val="20"/>
+          <w:lang w:val="en-US"/>
+        </w:rPr>
+        <w:t xml:space="preserve">in </w:t>
+      </w:r>
+      <w:r>
+        <w:rPr>
+          <w:rFonts w:ascii="Courier New" w:hAnsi="Courier New" w:cs="Courier New"/>
+          <w:color w:val="8888C6"/>
+          <w:sz w:val="20"/>
+          <w:lang w:val="en-US"/>
+        </w:rPr>
+        <w:t>range</w:t>
+      </w:r>
+      <w:r>
+        <w:rPr>
+          <w:rFonts w:ascii="Courier New" w:hAnsi="Courier New" w:cs="Courier New"/>
+          <w:color w:val="BCBEC4"/>
+          <w:sz w:val="20"/>
+          <w:lang w:val="en-US"/>
+        </w:rPr>
+        <w:t>(</w:t>
+      </w:r>
+      <w:r>
+        <w:rPr>
+          <w:rFonts w:ascii="Courier New" w:hAnsi="Courier New" w:cs="Courier New"/>
+          <w:color w:val="2AACB8"/>
+          <w:sz w:val="20"/>
+          <w:lang w:val="en-US"/>
+        </w:rPr>
+        <w:t>7</w:t>
+      </w:r>
+      <w:r>
+        <w:rPr>
+          <w:rFonts w:ascii="Courier New" w:hAnsi="Courier New" w:cs="Courier New"/>
+          <w:color w:val="BCBEC4"/>
+          <w:sz w:val="20"/>
+          <w:lang w:val="en-US"/>
+        </w:rPr>
+        <w:t>, -</w:t>
+      </w:r>
+      <w:r>
+        <w:rPr>
+          <w:rFonts w:ascii="Courier New" w:hAnsi="Courier New" w:cs="Courier New"/>
+          <w:color w:val="2AACB8"/>
+          <w:sz w:val="20"/>
+          <w:lang w:val="en-US"/>
+        </w:rPr>
+        <w:t>1</w:t>
+      </w:r>
+      <w:r>
+        <w:rPr>
+          <w:rFonts w:ascii="Courier New" w:hAnsi="Courier New" w:cs="Courier New"/>
+          <w:color w:val="BCBEC4"/>
+          <w:sz w:val="20"/>
+          <w:lang w:val="en-US"/>
+        </w:rPr>
+        <w:t>, -</w:t>
+      </w:r>
+      <w:r>
+        <w:rPr>
+          <w:rFonts w:ascii="Courier New" w:hAnsi="Courier New" w:cs="Courier New"/>
+          <w:color w:val="2AACB8"/>
+          <w:sz w:val="20"/>
+          <w:lang w:val="en-US"/>
+        </w:rPr>
+        <w:t>1</w:t>
+      </w:r>
+      <w:r>
+        <w:rPr>
+          <w:rFonts w:ascii="Courier New" w:hAnsi="Courier New" w:cs="Courier New"/>
+          <w:color w:val="BCBEC4"/>
+          <w:sz w:val="20"/>
+          <w:lang w:val="en-US"/>
+        </w:rPr>
+        <w:t>):</w:t>
+      </w:r>
+      <w:r>
+        <w:rPr>
+          <w:rFonts w:ascii="Courier New" w:hAnsi="Courier New" w:cs="Courier New"/>
+          <w:color w:val="BCBEC4"/>
+          <w:sz w:val="20"/>
+          <w:lang w:val="en-US"/>
+        </w:rPr>
+        <w:br/>
+        <w:t xml:space="preserve">            </w:t>
+      </w:r>
+      <w:proofErr w:type="spellStart"/>
+      <w:r>
+        <w:rPr>
+          <w:rFonts w:ascii="Courier New" w:hAnsi="Courier New" w:cs="Courier New"/>
+          <w:color w:val="BCBEC4"/>
+          <w:sz w:val="20"/>
+          <w:lang w:val="en-US"/>
+        </w:rPr>
+        <w:t>bits.append</w:t>
+      </w:r>
+      <w:proofErr w:type="spellEnd"/>
+      <w:r>
+        <w:rPr>
+          <w:rFonts w:ascii="Courier New" w:hAnsi="Courier New" w:cs="Courier New"/>
+          <w:color w:val="BCBEC4"/>
+          <w:sz w:val="20"/>
+          <w:lang w:val="en-US"/>
+        </w:rPr>
+        <w:t xml:space="preserve">((byte &gt;&gt; </w:t>
+      </w:r>
+      <w:proofErr w:type="spellStart"/>
+      <w:r>
+        <w:rPr>
+          <w:rFonts w:ascii="Courier New" w:hAnsi="Courier New" w:cs="Courier New"/>
+          <w:color w:val="BCBEC4"/>
+          <w:sz w:val="20"/>
+          <w:lang w:val="en-US"/>
+        </w:rPr>
+        <w:t>i</w:t>
+      </w:r>
+      <w:proofErr w:type="spellEnd"/>
+      <w:r>
+        <w:rPr>
+          <w:rFonts w:ascii="Courier New" w:hAnsi="Courier New" w:cs="Courier New"/>
+          <w:color w:val="BCBEC4"/>
+          <w:sz w:val="20"/>
+          <w:lang w:val="en-US"/>
+        </w:rPr>
+        <w:t xml:space="preserve">) &amp; </w:t>
+      </w:r>
+      <w:r>
+        <w:rPr>
+          <w:rFonts w:ascii="Courier New" w:hAnsi="Courier New" w:cs="Courier New"/>
+          <w:color w:val="2AACB8"/>
+          <w:sz w:val="20"/>
+          <w:lang w:val="en-US"/>
+        </w:rPr>
+        <w:t>1</w:t>
+      </w:r>
+      <w:r>
+        <w:rPr>
+          <w:rFonts w:ascii="Courier New" w:hAnsi="Courier New" w:cs="Courier New"/>
+          <w:color w:val="BCBEC4"/>
+          <w:sz w:val="20"/>
+          <w:lang w:val="en-US"/>
+        </w:rPr>
+        <w:t>)</w:t>
+      </w:r>
+      <w:r>
+        <w:rPr>
+          <w:rFonts w:ascii="Courier New" w:hAnsi="Courier New" w:cs="Courier New"/>
+          <w:color w:val="BCBEC4"/>
+          <w:sz w:val="20"/>
+          <w:lang w:val="en-US"/>
+        </w:rPr>
+        <w:br/>
+      </w:r>
+      <w:r>
+        <w:rPr>
+          <w:rFonts w:ascii="Courier New" w:hAnsi="Courier New" w:cs="Courier New"/>
+          <w:color w:val="BCBEC4"/>
+          <w:sz w:val="20"/>
+          <w:lang w:val="en-US"/>
+        </w:rPr>
+        <w:br/>
+        <w:t xml:space="preserve">    </w:t>
+      </w:r>
+      <w:r>
+        <w:rPr>
+          <w:rFonts w:ascii="Courier New" w:hAnsi="Courier New" w:cs="Courier New"/>
+          <w:color w:val="7A7E85"/>
+          <w:sz w:val="20"/>
+          <w:lang w:val="en-US"/>
+        </w:rPr>
+        <w:t>#</w:t>
+      </w:r>
+      <w:r>
+        <w:rPr>
+          <w:rFonts w:ascii="Courier New" w:hAnsi="Courier New" w:cs="Courier New"/>
+          <w:color w:val="7A7E85"/>
+          <w:sz w:val="20"/>
+        </w:rPr>
+        <w:t>первый</w:t>
+      </w:r>
+      <w:r>
+        <w:rPr>
+          <w:rFonts w:ascii="Courier New" w:hAnsi="Courier New" w:cs="Courier New"/>
+          <w:color w:val="7A7E85"/>
+          <w:sz w:val="20"/>
+          <w:lang w:val="en-US"/>
+        </w:rPr>
+        <w:t xml:space="preserve"> </w:t>
+      </w:r>
+      <w:r>
+        <w:rPr>
+          <w:rFonts w:ascii="Courier New" w:hAnsi="Courier New" w:cs="Courier New"/>
+          <w:color w:val="7A7E85"/>
+          <w:sz w:val="20"/>
+        </w:rPr>
+        <w:t>символ</w:t>
+      </w:r>
+      <w:r>
+        <w:rPr>
+          <w:rFonts w:ascii="Courier New" w:hAnsi="Courier New" w:cs="Courier New"/>
+          <w:color w:val="7A7E85"/>
+          <w:sz w:val="20"/>
+          <w:lang w:val="en-US"/>
+        </w:rPr>
+        <w:br/>
+        <w:t xml:space="preserve">    </w:t>
+      </w:r>
+      <w:r>
+        <w:rPr>
+          <w:rFonts w:ascii="Courier New" w:hAnsi="Courier New" w:cs="Courier New"/>
+          <w:color w:val="CF8E6D"/>
+          <w:sz w:val="20"/>
+          <w:lang w:val="en-US"/>
+        </w:rPr>
+        <w:t xml:space="preserve">if </w:t>
+      </w:r>
+      <w:r>
+        <w:rPr>
+          <w:rFonts w:ascii="Courier New" w:hAnsi="Courier New" w:cs="Courier New"/>
+          <w:color w:val="BCBEC4"/>
+          <w:sz w:val="20"/>
+          <w:lang w:val="en-US"/>
+        </w:rPr>
+        <w:t>text:</w:t>
+      </w:r>
+      <w:r>
+        <w:rPr>
+          <w:rFonts w:ascii="Courier New" w:hAnsi="Courier New" w:cs="Courier New"/>
+          <w:color w:val="BCBEC4"/>
+          <w:sz w:val="20"/>
+          <w:lang w:val="en-US"/>
+        </w:rPr>
+        <w:br/>
+        <w:t xml:space="preserve">        </w:t>
+      </w:r>
+      <w:r>
+        <w:rPr>
+          <w:rFonts w:ascii="Courier New" w:hAnsi="Courier New" w:cs="Courier New"/>
+          <w:color w:val="8888C6"/>
+          <w:sz w:val="20"/>
+          <w:lang w:val="en-US"/>
+        </w:rPr>
+        <w:t>print</w:t>
+      </w:r>
+      <w:r>
+        <w:rPr>
+          <w:rFonts w:ascii="Courier New" w:hAnsi="Courier New" w:cs="Courier New"/>
+          <w:color w:val="BCBEC4"/>
+          <w:sz w:val="20"/>
+          <w:lang w:val="en-US"/>
+        </w:rPr>
+        <w:t>(</w:t>
+      </w:r>
+      <w:r>
+        <w:rPr>
+          <w:rFonts w:ascii="Courier New" w:hAnsi="Courier New" w:cs="Courier New"/>
+          <w:color w:val="6AAB73"/>
+          <w:sz w:val="20"/>
+          <w:lang w:val="en-US"/>
         </w:rPr>
         <w:t>"</w:t>
       </w:r>
       <w:r>
         <w:rPr>
           <w:rFonts w:ascii="Courier New" w:hAnsi="Courier New" w:cs="Courier New"/>
-          <w:color w:val="BCBEC4"/>
-          <w:sz w:val="20"/>
+          <w:color w:val="CF8E6D"/>
+          <w:sz w:val="20"/>
+          <w:lang w:val="en-US"/>
+        </w:rPr>
+        <w:t>\n</w:t>
+      </w:r>
+      <w:r>
+        <w:rPr>
+          <w:rFonts w:ascii="Courier New" w:hAnsi="Courier New" w:cs="Courier New"/>
+          <w:color w:val="6AAB73"/>
+          <w:sz w:val="20"/>
+        </w:rPr>
+        <w:t>Первый</w:t>
+      </w:r>
+      <w:r>
+        <w:rPr>
+          <w:rFonts w:ascii="Courier New" w:hAnsi="Courier New" w:cs="Courier New"/>
+          <w:color w:val="6AAB73"/>
+          <w:sz w:val="20"/>
+          <w:lang w:val="en-US"/>
+        </w:rPr>
+        <w:t xml:space="preserve"> </w:t>
+      </w:r>
+      <w:r>
+        <w:rPr>
+          <w:rFonts w:ascii="Courier New" w:hAnsi="Courier New" w:cs="Courier New"/>
+          <w:color w:val="6AAB73"/>
+          <w:sz w:val="20"/>
+        </w:rPr>
+        <w:t>символ</w:t>
+      </w:r>
+      <w:r>
+        <w:rPr>
+          <w:rFonts w:ascii="Courier New" w:hAnsi="Courier New" w:cs="Courier New"/>
+          <w:color w:val="6AAB73"/>
+          <w:sz w:val="20"/>
+          <w:lang w:val="en-US"/>
+        </w:rPr>
+        <w:t>:"</w:t>
+      </w:r>
+      <w:r>
+        <w:rPr>
+          <w:rFonts w:ascii="Courier New" w:hAnsi="Courier New" w:cs="Courier New"/>
+          <w:color w:val="BCBEC4"/>
+          <w:sz w:val="20"/>
+          <w:lang w:val="en-US"/>
+        </w:rPr>
+        <w:t>, text[</w:t>
+      </w:r>
+      <w:r>
+        <w:rPr>
+          <w:rFonts w:ascii="Courier New" w:hAnsi="Courier New" w:cs="Courier New"/>
+          <w:color w:val="2AACB8"/>
+          <w:sz w:val="20"/>
+          <w:lang w:val="en-US"/>
+        </w:rPr>
+        <w:t>0</w:t>
+      </w:r>
+      <w:r>
+        <w:rPr>
+          <w:rFonts w:ascii="Courier New" w:hAnsi="Courier New" w:cs="Courier New"/>
+          <w:color w:val="BCBEC4"/>
+          <w:sz w:val="20"/>
+          <w:lang w:val="en-US"/>
+        </w:rPr>
+        <w:t>])</w:t>
+      </w:r>
+      <w:r>
+        <w:rPr>
+          <w:rFonts w:ascii="Courier New" w:hAnsi="Courier New" w:cs="Courier New"/>
+          <w:color w:val="BCBEC4"/>
+          <w:sz w:val="20"/>
+          <w:lang w:val="en-US"/>
+        </w:rPr>
+        <w:br/>
+        <w:t xml:space="preserve">        </w:t>
+      </w:r>
+      <w:r>
+        <w:rPr>
+          <w:rFonts w:ascii="Courier New" w:hAnsi="Courier New" w:cs="Courier New"/>
+          <w:color w:val="8888C6"/>
+          <w:sz w:val="20"/>
+          <w:lang w:val="en-US"/>
+        </w:rPr>
+        <w:t>print</w:t>
+      </w:r>
+      <w:r>
+        <w:rPr>
+          <w:rFonts w:ascii="Courier New" w:hAnsi="Courier New" w:cs="Courier New"/>
+          <w:color w:val="BCBEC4"/>
+          <w:sz w:val="20"/>
+          <w:lang w:val="en-US"/>
+        </w:rPr>
+        <w:t>(</w:t>
+      </w:r>
+      <w:r>
+        <w:rPr>
+          <w:rFonts w:ascii="Courier New" w:hAnsi="Courier New" w:cs="Courier New"/>
+          <w:color w:val="6AAB73"/>
+          <w:sz w:val="20"/>
+          <w:lang w:val="en-US"/>
+        </w:rPr>
+        <w:t>"</w:t>
+      </w:r>
+      <w:r>
+        <w:rPr>
+          <w:rFonts w:ascii="Courier New" w:hAnsi="Courier New" w:cs="Courier New"/>
+          <w:color w:val="6AAB73"/>
+          <w:sz w:val="20"/>
+        </w:rPr>
+        <w:t>Биты</w:t>
+      </w:r>
+      <w:r>
+        <w:rPr>
+          <w:rFonts w:ascii="Courier New" w:hAnsi="Courier New" w:cs="Courier New"/>
+          <w:color w:val="6AAB73"/>
+          <w:sz w:val="20"/>
+          <w:lang w:val="en-US"/>
+        </w:rPr>
+        <w:t>:"</w:t>
+      </w:r>
+      <w:r>
+        <w:rPr>
+          <w:rFonts w:ascii="Courier New" w:hAnsi="Courier New" w:cs="Courier New"/>
+          <w:color w:val="BCBEC4"/>
+          <w:sz w:val="20"/>
+          <w:lang w:val="en-US"/>
         </w:rPr>
         <w:t xml:space="preserve">, </w:t>
       </w:r>
       <w:r>
         <w:rPr>
           <w:rFonts w:ascii="Courier New" w:hAnsi="Courier New" w:cs="Courier New"/>
+          <w:color w:val="AA4926"/>
+          <w:sz w:val="20"/>
+          <w:lang w:val="en-US"/>
+        </w:rPr>
+        <w:t>end</w:t>
+      </w:r>
+      <w:r>
+        <w:rPr>
+          <w:rFonts w:ascii="Courier New" w:hAnsi="Courier New" w:cs="Courier New"/>
+          <w:color w:val="BCBEC4"/>
+          <w:sz w:val="20"/>
+          <w:lang w:val="en-US"/>
+        </w:rPr>
+        <w:t>=</w:t>
+      </w:r>
+      <w:r>
+        <w:rPr>
+          <w:rFonts w:ascii="Courier New" w:hAnsi="Courier New" w:cs="Courier New"/>
           <w:color w:val="6AAB73"/>
           <w:sz w:val="20"/>
+          <w:lang w:val="en-US"/>
+        </w:rPr>
+        <w:t>" "</w:t>
+      </w:r>
+      <w:r>
+        <w:rPr>
+          <w:rFonts w:ascii="Courier New" w:hAnsi="Courier New" w:cs="Courier New"/>
+          <w:color w:val="BCBEC4"/>
+          <w:sz w:val="20"/>
+          <w:lang w:val="en-US"/>
+        </w:rPr>
+        <w:t>)</w:t>
+      </w:r>
+      <w:r>
+        <w:rPr>
+          <w:rFonts w:ascii="Courier New" w:hAnsi="Courier New" w:cs="Courier New"/>
+          <w:color w:val="BCBEC4"/>
+          <w:sz w:val="20"/>
+          <w:lang w:val="en-US"/>
+        </w:rPr>
+        <w:br/>
+        <w:t xml:space="preserve">        </w:t>
+      </w:r>
+      <w:r>
+        <w:rPr>
+          <w:rFonts w:ascii="Courier New" w:hAnsi="Courier New" w:cs="Courier New"/>
+          <w:color w:val="CF8E6D"/>
+          <w:sz w:val="20"/>
+          <w:lang w:val="en-US"/>
+        </w:rPr>
+        <w:t xml:space="preserve">for </w:t>
+      </w:r>
+      <w:proofErr w:type="spellStart"/>
+      <w:r>
+        <w:rPr>
+          <w:rFonts w:ascii="Courier New" w:hAnsi="Courier New" w:cs="Courier New"/>
+          <w:color w:val="BCBEC4"/>
+          <w:sz w:val="20"/>
+          <w:lang w:val="en-US"/>
+        </w:rPr>
+        <w:t>i</w:t>
+      </w:r>
+      <w:proofErr w:type="spellEnd"/>
+      <w:r>
+        <w:rPr>
+          <w:rFonts w:ascii="Courier New" w:hAnsi="Courier New" w:cs="Courier New"/>
+          <w:color w:val="BCBEC4"/>
+          <w:sz w:val="20"/>
+          <w:lang w:val="en-US"/>
+        </w:rPr>
+        <w:t xml:space="preserve"> </w:t>
+      </w:r>
+      <w:r>
+        <w:rPr>
+          <w:rFonts w:ascii="Courier New" w:hAnsi="Courier New" w:cs="Courier New"/>
+          <w:color w:val="CF8E6D"/>
+          <w:sz w:val="20"/>
+          <w:lang w:val="en-US"/>
+        </w:rPr>
+        <w:t xml:space="preserve">in </w:t>
+      </w:r>
+      <w:r>
+        <w:rPr>
+          <w:rFonts w:ascii="Courier New" w:hAnsi="Courier New" w:cs="Courier New"/>
+          <w:color w:val="8888C6"/>
+          <w:sz w:val="20"/>
+          <w:lang w:val="en-US"/>
+        </w:rPr>
+        <w:t>range</w:t>
+      </w:r>
+      <w:r>
+        <w:rPr>
+          <w:rFonts w:ascii="Courier New" w:hAnsi="Courier New" w:cs="Courier New"/>
+          <w:color w:val="BCBEC4"/>
+          <w:sz w:val="20"/>
+          <w:lang w:val="en-US"/>
+        </w:rPr>
+        <w:t>(</w:t>
+      </w:r>
+      <w:r>
+        <w:rPr>
+          <w:rFonts w:ascii="Courier New" w:hAnsi="Courier New" w:cs="Courier New"/>
+          <w:color w:val="2AACB8"/>
+          <w:sz w:val="20"/>
+          <w:lang w:val="en-US"/>
+        </w:rPr>
+        <w:t>7</w:t>
+      </w:r>
+      <w:r>
+        <w:rPr>
+          <w:rFonts w:ascii="Courier New" w:hAnsi="Courier New" w:cs="Courier New"/>
+          <w:color w:val="BCBEC4"/>
+          <w:sz w:val="20"/>
+          <w:lang w:val="en-US"/>
+        </w:rPr>
+        <w:t>, -</w:t>
+      </w:r>
+      <w:r>
+        <w:rPr>
+          <w:rFonts w:ascii="Courier New" w:hAnsi="Courier New" w:cs="Courier New"/>
+          <w:color w:val="2AACB8"/>
+          <w:sz w:val="20"/>
+          <w:lang w:val="en-US"/>
+        </w:rPr>
+        <w:t>1</w:t>
+      </w:r>
+      <w:r>
+        <w:rPr>
+          <w:rFonts w:ascii="Courier New" w:hAnsi="Courier New" w:cs="Courier New"/>
+          <w:color w:val="BCBEC4"/>
+          <w:sz w:val="20"/>
+          <w:lang w:val="en-US"/>
+        </w:rPr>
+        <w:t>, -</w:t>
+      </w:r>
+      <w:r>
+        <w:rPr>
+          <w:rFonts w:ascii="Courier New" w:hAnsi="Courier New" w:cs="Courier New"/>
+          <w:color w:val="2AACB8"/>
+          <w:sz w:val="20"/>
+          <w:lang w:val="en-US"/>
+        </w:rPr>
+        <w:t>1</w:t>
+      </w:r>
+      <w:r>
+        <w:rPr>
+          <w:rFonts w:ascii="Courier New" w:hAnsi="Courier New" w:cs="Courier New"/>
+          <w:color w:val="BCBEC4"/>
+          <w:sz w:val="20"/>
+          <w:lang w:val="en-US"/>
+        </w:rPr>
+        <w:t>):</w:t>
+      </w:r>
+      <w:r>
+        <w:rPr>
+          <w:rFonts w:ascii="Courier New" w:hAnsi="Courier New" w:cs="Courier New"/>
+          <w:color w:val="BCBEC4"/>
+          <w:sz w:val="20"/>
+          <w:lang w:val="en-US"/>
+        </w:rPr>
+        <w:br/>
+        <w:t xml:space="preserve">            </w:t>
+      </w:r>
+      <w:r>
+        <w:rPr>
+          <w:rFonts w:ascii="Courier New" w:hAnsi="Courier New" w:cs="Courier New"/>
+          <w:color w:val="8888C6"/>
+          <w:sz w:val="20"/>
+          <w:lang w:val="en-US"/>
+        </w:rPr>
+        <w:t>print</w:t>
+      </w:r>
+      <w:r>
+        <w:rPr>
+          <w:rFonts w:ascii="Courier New" w:hAnsi="Courier New" w:cs="Courier New"/>
+          <w:color w:val="BCBEC4"/>
+          <w:sz w:val="20"/>
+          <w:lang w:val="en-US"/>
+        </w:rPr>
+        <w:t>((</w:t>
+      </w:r>
+      <w:proofErr w:type="spellStart"/>
+      <w:r>
+        <w:rPr>
+          <w:rFonts w:ascii="Courier New" w:hAnsi="Courier New" w:cs="Courier New"/>
+          <w:color w:val="8888C6"/>
+          <w:sz w:val="20"/>
+          <w:lang w:val="en-US"/>
+        </w:rPr>
+        <w:t>ord</w:t>
+      </w:r>
+      <w:proofErr w:type="spellEnd"/>
+      <w:r>
+        <w:rPr>
+          <w:rFonts w:ascii="Courier New" w:hAnsi="Courier New" w:cs="Courier New"/>
+          <w:color w:val="BCBEC4"/>
+          <w:sz w:val="20"/>
+          <w:lang w:val="en-US"/>
+        </w:rPr>
+        <w:t>(text[</w:t>
+      </w:r>
+      <w:r>
+        <w:rPr>
+          <w:rFonts w:ascii="Courier New" w:hAnsi="Courier New" w:cs="Courier New"/>
+          <w:color w:val="2AACB8"/>
+          <w:sz w:val="20"/>
+          <w:lang w:val="en-US"/>
+        </w:rPr>
+        <w:t>0</w:t>
+      </w:r>
+      <w:r>
+        <w:rPr>
+          <w:rFonts w:ascii="Courier New" w:hAnsi="Courier New" w:cs="Courier New"/>
+          <w:color w:val="BCBEC4"/>
+          <w:sz w:val="20"/>
+          <w:lang w:val="en-US"/>
+        </w:rPr>
+        <w:t xml:space="preserve">]) &gt;&gt; </w:t>
+      </w:r>
+      <w:proofErr w:type="spellStart"/>
+      <w:r>
+        <w:rPr>
+          <w:rFonts w:ascii="Courier New" w:hAnsi="Courier New" w:cs="Courier New"/>
+          <w:color w:val="BCBEC4"/>
+          <w:sz w:val="20"/>
+          <w:lang w:val="en-US"/>
+        </w:rPr>
+        <w:t>i</w:t>
+      </w:r>
+      <w:proofErr w:type="spellEnd"/>
+      <w:r>
+        <w:rPr>
+          <w:rFonts w:ascii="Courier New" w:hAnsi="Courier New" w:cs="Courier New"/>
+          <w:color w:val="BCBEC4"/>
+          <w:sz w:val="20"/>
+          <w:lang w:val="en-US"/>
+        </w:rPr>
+        <w:t xml:space="preserve">) &amp; </w:t>
+      </w:r>
+      <w:r>
+        <w:rPr>
+          <w:rFonts w:ascii="Courier New" w:hAnsi="Courier New" w:cs="Courier New"/>
+          <w:color w:val="2AACB8"/>
+          <w:sz w:val="20"/>
+          <w:lang w:val="en-US"/>
+        </w:rPr>
+        <w:t>1</w:t>
+      </w:r>
+      <w:r>
+        <w:rPr>
+          <w:rFonts w:ascii="Courier New" w:hAnsi="Courier New" w:cs="Courier New"/>
+          <w:color w:val="BCBEC4"/>
+          <w:sz w:val="20"/>
+          <w:lang w:val="en-US"/>
+        </w:rPr>
+        <w:t xml:space="preserve">, </w:t>
+      </w:r>
+      <w:r>
+        <w:rPr>
+          <w:rFonts w:ascii="Courier New" w:hAnsi="Courier New" w:cs="Courier New"/>
+          <w:color w:val="AA4926"/>
+          <w:sz w:val="20"/>
+          <w:lang w:val="en-US"/>
+        </w:rPr>
+        <w:t>end</w:t>
+      </w:r>
+      <w:r>
+        <w:rPr>
+          <w:rFonts w:ascii="Courier New" w:hAnsi="Courier New" w:cs="Courier New"/>
+          <w:color w:val="BCBEC4"/>
+          <w:sz w:val="20"/>
+          <w:lang w:val="en-US"/>
+        </w:rPr>
+        <w:t>=</w:t>
+      </w:r>
+      <w:r>
+        <w:rPr>
+          <w:rFonts w:ascii="Courier New" w:hAnsi="Courier New" w:cs="Courier New"/>
+          <w:color w:val="6AAB73"/>
+          <w:sz w:val="20"/>
+          <w:lang w:val="en-US"/>
+        </w:rPr>
+        <w:t>""</w:t>
+      </w:r>
+      <w:r>
+        <w:rPr>
+          <w:rFonts w:ascii="Courier New" w:hAnsi="Courier New" w:cs="Courier New"/>
+          <w:color w:val="BCBEC4"/>
+          <w:sz w:val="20"/>
+          <w:lang w:val="en-US"/>
+        </w:rPr>
+        <w:t>)</w:t>
+      </w:r>
+      <w:r>
+        <w:rPr>
+          <w:rFonts w:ascii="Courier New" w:hAnsi="Courier New" w:cs="Courier New"/>
+          <w:color w:val="BCBEC4"/>
+          <w:sz w:val="20"/>
+          <w:lang w:val="en-US"/>
+        </w:rPr>
+        <w:br/>
+        <w:t xml:space="preserve">        </w:t>
+      </w:r>
+      <w:r>
+        <w:rPr>
+          <w:rFonts w:ascii="Courier New" w:hAnsi="Courier New" w:cs="Courier New"/>
+          <w:color w:val="8888C6"/>
+          <w:sz w:val="20"/>
+          <w:lang w:val="en-US"/>
+        </w:rPr>
+        <w:t>print</w:t>
+      </w:r>
+      <w:r>
+        <w:rPr>
+          <w:rFonts w:ascii="Courier New" w:hAnsi="Courier New" w:cs="Courier New"/>
+          <w:color w:val="BCBEC4"/>
+          <w:sz w:val="20"/>
+          <w:lang w:val="en-US"/>
+        </w:rPr>
+        <w:t>()</w:t>
+      </w:r>
+      <w:r>
+        <w:rPr>
+          <w:rFonts w:ascii="Courier New" w:hAnsi="Courier New" w:cs="Courier New"/>
+          <w:color w:val="BCBEC4"/>
+          <w:sz w:val="20"/>
+          <w:lang w:val="en-US"/>
+        </w:rPr>
+        <w:br/>
+      </w:r>
+      <w:r>
+        <w:rPr>
+          <w:rFonts w:ascii="Courier New" w:hAnsi="Courier New" w:cs="Courier New"/>
+          <w:color w:val="BCBEC4"/>
+          <w:sz w:val="20"/>
+          <w:lang w:val="en-US"/>
+        </w:rPr>
+        <w:br/>
+        <w:t xml:space="preserve">    </w:t>
+      </w:r>
+      <w:r>
+        <w:rPr>
+          <w:rFonts w:ascii="Courier New" w:hAnsi="Courier New" w:cs="Courier New"/>
+          <w:color w:val="7A7E85"/>
+          <w:sz w:val="20"/>
+          <w:lang w:val="en-US"/>
+        </w:rPr>
+        <w:t>#</w:t>
+      </w:r>
+      <w:r>
+        <w:rPr>
+          <w:rFonts w:ascii="Courier New" w:hAnsi="Courier New" w:cs="Courier New"/>
+          <w:color w:val="7A7E85"/>
+          <w:sz w:val="20"/>
+        </w:rPr>
+        <w:t>биты</w:t>
+      </w:r>
+      <w:r>
+        <w:rPr>
+          <w:rFonts w:ascii="Courier New" w:hAnsi="Courier New" w:cs="Courier New"/>
+          <w:color w:val="7A7E85"/>
+          <w:sz w:val="20"/>
+          <w:lang w:val="en-US"/>
+        </w:rPr>
+        <w:t xml:space="preserve"> </w:t>
+      </w:r>
+      <w:r>
+        <w:rPr>
+          <w:rFonts w:ascii="Courier New" w:hAnsi="Courier New" w:cs="Courier New"/>
+          <w:color w:val="7A7E85"/>
+          <w:sz w:val="20"/>
+        </w:rPr>
+        <w:t>в</w:t>
+      </w:r>
+      <w:r>
+        <w:rPr>
+          <w:rFonts w:ascii="Courier New" w:hAnsi="Courier New" w:cs="Courier New"/>
+          <w:color w:val="7A7E85"/>
+          <w:sz w:val="20"/>
+          <w:lang w:val="en-US"/>
+        </w:rPr>
+        <w:t xml:space="preserve"> </w:t>
+      </w:r>
+      <w:r>
+        <w:rPr>
+          <w:rFonts w:ascii="Courier New" w:hAnsi="Courier New" w:cs="Courier New"/>
+          <w:color w:val="7A7E85"/>
+          <w:sz w:val="20"/>
+        </w:rPr>
+        <w:t>зелёном</w:t>
+      </w:r>
+      <w:r>
+        <w:rPr>
+          <w:rFonts w:ascii="Courier New" w:hAnsi="Courier New" w:cs="Courier New"/>
+          <w:color w:val="7A7E85"/>
+          <w:sz w:val="20"/>
+          <w:lang w:val="en-US"/>
+        </w:rPr>
+        <w:t xml:space="preserve"> </w:t>
+      </w:r>
+      <w:r>
+        <w:rPr>
+          <w:rFonts w:ascii="Courier New" w:hAnsi="Courier New" w:cs="Courier New"/>
+          <w:color w:val="7A7E85"/>
+          <w:sz w:val="20"/>
+        </w:rPr>
+        <w:t>сигнале</w:t>
+      </w:r>
+      <w:r>
+        <w:rPr>
+          <w:rFonts w:ascii="Courier New" w:hAnsi="Courier New" w:cs="Courier New"/>
+          <w:color w:val="7A7E85"/>
+          <w:sz w:val="20"/>
+          <w:lang w:val="en-US"/>
+        </w:rPr>
+        <w:br/>
+        <w:t xml:space="preserve">    </w:t>
+      </w:r>
+      <w:r>
+        <w:rPr>
+          <w:rFonts w:ascii="Courier New" w:hAnsi="Courier New" w:cs="Courier New"/>
+          <w:color w:val="CF8E6D"/>
+          <w:sz w:val="20"/>
+          <w:lang w:val="en-US"/>
+        </w:rPr>
+        <w:t xml:space="preserve">for </w:t>
+      </w:r>
+      <w:proofErr w:type="spellStart"/>
+      <w:r>
+        <w:rPr>
+          <w:rFonts w:ascii="Courier New" w:hAnsi="Courier New" w:cs="Courier New"/>
+          <w:color w:val="BCBEC4"/>
+          <w:sz w:val="20"/>
+          <w:lang w:val="en-US"/>
+        </w:rPr>
+        <w:t>i</w:t>
+      </w:r>
+      <w:proofErr w:type="spellEnd"/>
+      <w:r>
+        <w:rPr>
+          <w:rFonts w:ascii="Courier New" w:hAnsi="Courier New" w:cs="Courier New"/>
+          <w:color w:val="BCBEC4"/>
+          <w:sz w:val="20"/>
+          <w:lang w:val="en-US"/>
+        </w:rPr>
+        <w:t xml:space="preserve">, (x, y) </w:t>
+      </w:r>
+      <w:r>
+        <w:rPr>
+          <w:rFonts w:ascii="Courier New" w:hAnsi="Courier New" w:cs="Courier New"/>
+          <w:color w:val="CF8E6D"/>
+          <w:sz w:val="20"/>
+          <w:lang w:val="en-US"/>
+        </w:rPr>
+        <w:t xml:space="preserve">in </w:t>
+      </w:r>
+      <w:r>
+        <w:rPr>
+          <w:rFonts w:ascii="Courier New" w:hAnsi="Courier New" w:cs="Courier New"/>
+          <w:color w:val="8888C6"/>
+          <w:sz w:val="20"/>
+          <w:lang w:val="en-US"/>
+        </w:rPr>
+        <w:t>enumerate</w:t>
+      </w:r>
+      <w:r>
+        <w:rPr>
+          <w:rFonts w:ascii="Courier New" w:hAnsi="Courier New" w:cs="Courier New"/>
+          <w:color w:val="BCBEC4"/>
+          <w:sz w:val="20"/>
+          <w:lang w:val="en-US"/>
+        </w:rPr>
+        <w:t>(</w:t>
+      </w:r>
+      <w:proofErr w:type="spellStart"/>
+      <w:r>
+        <w:rPr>
+          <w:rFonts w:ascii="Courier New" w:hAnsi="Courier New" w:cs="Courier New"/>
+          <w:color w:val="BCBEC4"/>
+          <w:sz w:val="20"/>
+          <w:lang w:val="en-US"/>
+        </w:rPr>
+        <w:t>coords</w:t>
+      </w:r>
+      <w:proofErr w:type="spellEnd"/>
+      <w:r>
+        <w:rPr>
+          <w:rFonts w:ascii="Courier New" w:hAnsi="Courier New" w:cs="Courier New"/>
+          <w:color w:val="BCBEC4"/>
+          <w:sz w:val="20"/>
+          <w:lang w:val="en-US"/>
+        </w:rPr>
+        <w:t>):</w:t>
+      </w:r>
+      <w:r>
+        <w:rPr>
+          <w:rFonts w:ascii="Courier New" w:hAnsi="Courier New" w:cs="Courier New"/>
+          <w:color w:val="BCBEC4"/>
+          <w:sz w:val="20"/>
+          <w:lang w:val="en-US"/>
+        </w:rPr>
+        <w:br/>
+        <w:t xml:space="preserve">        </w:t>
+      </w:r>
+      <w:r>
+        <w:rPr>
+          <w:rFonts w:ascii="Courier New" w:hAnsi="Courier New" w:cs="Courier New"/>
+          <w:color w:val="CF8E6D"/>
+          <w:sz w:val="20"/>
+          <w:lang w:val="en-US"/>
+        </w:rPr>
+        <w:t xml:space="preserve">if </w:t>
+      </w:r>
+      <w:proofErr w:type="spellStart"/>
+      <w:r>
+        <w:rPr>
+          <w:rFonts w:ascii="Courier New" w:hAnsi="Courier New" w:cs="Courier New"/>
+          <w:color w:val="BCBEC4"/>
+          <w:sz w:val="20"/>
+          <w:lang w:val="en-US"/>
+        </w:rPr>
+        <w:t>i</w:t>
+      </w:r>
+      <w:proofErr w:type="spellEnd"/>
+      <w:r>
+        <w:rPr>
+          <w:rFonts w:ascii="Courier New" w:hAnsi="Courier New" w:cs="Courier New"/>
+          <w:color w:val="BCBEC4"/>
+          <w:sz w:val="20"/>
+          <w:lang w:val="en-US"/>
+        </w:rPr>
+        <w:t xml:space="preserve"> &gt;= </w:t>
+      </w:r>
+      <w:proofErr w:type="spellStart"/>
+      <w:r>
+        <w:rPr>
+          <w:rFonts w:ascii="Courier New" w:hAnsi="Courier New" w:cs="Courier New"/>
+          <w:color w:val="8888C6"/>
+          <w:sz w:val="20"/>
+          <w:lang w:val="en-US"/>
+        </w:rPr>
+        <w:t>len</w:t>
+      </w:r>
+      <w:proofErr w:type="spellEnd"/>
+      <w:r>
+        <w:rPr>
+          <w:rFonts w:ascii="Courier New" w:hAnsi="Courier New" w:cs="Courier New"/>
+          <w:color w:val="BCBEC4"/>
+          <w:sz w:val="20"/>
+          <w:lang w:val="en-US"/>
+        </w:rPr>
+        <w:t>(bits):</w:t>
+      </w:r>
+      <w:r>
+        <w:rPr>
+          <w:rFonts w:ascii="Courier New" w:hAnsi="Courier New" w:cs="Courier New"/>
+          <w:color w:val="BCBEC4"/>
+          <w:sz w:val="20"/>
+          <w:lang w:val="en-US"/>
+        </w:rPr>
+        <w:br/>
+        <w:t xml:space="preserve">            </w:t>
+      </w:r>
+      <w:r>
+        <w:rPr>
+          <w:rFonts w:ascii="Courier New" w:hAnsi="Courier New" w:cs="Courier New"/>
+          <w:color w:val="CF8E6D"/>
+          <w:sz w:val="20"/>
+          <w:lang w:val="en-US"/>
+        </w:rPr>
+        <w:t>break</w:t>
+      </w:r>
+      <w:r>
+        <w:rPr>
+          <w:rFonts w:ascii="Courier New" w:hAnsi="Courier New" w:cs="Courier New"/>
+          <w:color w:val="CF8E6D"/>
+          <w:sz w:val="20"/>
+          <w:lang w:val="en-US"/>
+        </w:rPr>
+        <w:br/>
+        <w:t xml:space="preserve">        </w:t>
+      </w:r>
+      <w:r>
+        <w:rPr>
+          <w:rFonts w:ascii="Courier New" w:hAnsi="Courier New" w:cs="Courier New"/>
+          <w:color w:val="BCBEC4"/>
+          <w:sz w:val="20"/>
+          <w:lang w:val="en-US"/>
+        </w:rPr>
+        <w:t>r, g, b = pix[x, y]</w:t>
+      </w:r>
+      <w:r>
+        <w:rPr>
+          <w:rFonts w:ascii="Courier New" w:hAnsi="Courier New" w:cs="Courier New"/>
+          <w:color w:val="BCBEC4"/>
+          <w:sz w:val="20"/>
+          <w:lang w:val="en-US"/>
+        </w:rPr>
+        <w:br/>
+      </w:r>
+      <w:r>
+        <w:rPr>
+          <w:rFonts w:ascii="Courier New" w:hAnsi="Courier New" w:cs="Courier New"/>
+          <w:color w:val="BCBEC4"/>
+          <w:sz w:val="20"/>
+          <w:lang w:val="en-US"/>
+        </w:rPr>
+        <w:br/>
+        <w:t xml:space="preserve">        </w:t>
+      </w:r>
+      <w:r>
+        <w:rPr>
+          <w:rFonts w:ascii="Courier New" w:hAnsi="Courier New" w:cs="Courier New"/>
+          <w:color w:val="CF8E6D"/>
+          <w:sz w:val="20"/>
+          <w:lang w:val="en-US"/>
+        </w:rPr>
+        <w:t xml:space="preserve">if </w:t>
+      </w:r>
+      <w:proofErr w:type="spellStart"/>
+      <w:r>
+        <w:rPr>
+          <w:rFonts w:ascii="Courier New" w:hAnsi="Courier New" w:cs="Courier New"/>
+          <w:color w:val="BCBEC4"/>
+          <w:sz w:val="20"/>
+          <w:lang w:val="en-US"/>
+        </w:rPr>
+        <w:t>i</w:t>
+      </w:r>
+      <w:proofErr w:type="spellEnd"/>
+      <w:r>
+        <w:rPr>
+          <w:rFonts w:ascii="Courier New" w:hAnsi="Courier New" w:cs="Courier New"/>
+          <w:color w:val="BCBEC4"/>
+          <w:sz w:val="20"/>
+          <w:lang w:val="en-US"/>
+        </w:rPr>
+        <w:t xml:space="preserve"> &lt; </w:t>
+      </w:r>
+      <w:r>
+        <w:rPr>
+          <w:rFonts w:ascii="Courier New" w:hAnsi="Courier New" w:cs="Courier New"/>
+          <w:color w:val="2AACB8"/>
+          <w:sz w:val="20"/>
+          <w:lang w:val="en-US"/>
+        </w:rPr>
+        <w:t>8</w:t>
+      </w:r>
+      <w:r>
+        <w:rPr>
+          <w:rFonts w:ascii="Courier New" w:hAnsi="Courier New" w:cs="Courier New"/>
+          <w:color w:val="BCBEC4"/>
+          <w:sz w:val="20"/>
+          <w:lang w:val="en-US"/>
+        </w:rPr>
+        <w:t>:</w:t>
+      </w:r>
+      <w:r>
+        <w:rPr>
+          <w:rFonts w:ascii="Courier New" w:hAnsi="Courier New" w:cs="Courier New"/>
+          <w:color w:val="BCBEC4"/>
+          <w:sz w:val="20"/>
+          <w:lang w:val="en-US"/>
+        </w:rPr>
+        <w:br/>
+        <w:t xml:space="preserve">            </w:t>
+      </w:r>
+      <w:r>
+        <w:rPr>
+          <w:rFonts w:ascii="Courier New" w:hAnsi="Courier New" w:cs="Courier New"/>
+          <w:color w:val="8888C6"/>
+          <w:sz w:val="20"/>
+          <w:lang w:val="en-US"/>
+        </w:rPr>
+        <w:t>print</w:t>
+      </w:r>
+      <w:r>
+        <w:rPr>
+          <w:rFonts w:ascii="Courier New" w:hAnsi="Courier New" w:cs="Courier New"/>
+          <w:color w:val="BCBEC4"/>
+          <w:sz w:val="20"/>
+          <w:lang w:val="en-US"/>
+        </w:rPr>
+        <w:t>(</w:t>
+      </w:r>
+      <w:r>
+        <w:rPr>
+          <w:rFonts w:ascii="Courier New" w:hAnsi="Courier New" w:cs="Courier New"/>
+          <w:color w:val="6AAB73"/>
+          <w:sz w:val="20"/>
+          <w:lang w:val="en-US"/>
+        </w:rPr>
+        <w:t>f"</w:t>
+      </w:r>
+      <w:r>
+        <w:rPr>
+          <w:rFonts w:ascii="Courier New" w:hAnsi="Courier New" w:cs="Courier New"/>
+          <w:color w:val="CF8E6D"/>
+          <w:sz w:val="20"/>
+          <w:lang w:val="en-US"/>
+        </w:rPr>
+        <w:t>\n</w:t>
+      </w:r>
+      <w:r>
+        <w:rPr>
+          <w:rFonts w:ascii="Courier New" w:hAnsi="Courier New" w:cs="Courier New"/>
+          <w:color w:val="6AAB73"/>
+          <w:sz w:val="20"/>
+        </w:rPr>
+        <w:t>Пиксель</w:t>
+      </w:r>
+      <w:r>
+        <w:rPr>
+          <w:rFonts w:ascii="Courier New" w:hAnsi="Courier New" w:cs="Courier New"/>
+          <w:color w:val="6AAB73"/>
+          <w:sz w:val="20"/>
+          <w:lang w:val="en-US"/>
+        </w:rPr>
+        <w:t xml:space="preserve"> </w:t>
+      </w:r>
+      <w:r>
+        <w:rPr>
+          <w:rFonts w:ascii="Courier New" w:hAnsi="Courier New" w:cs="Courier New"/>
+          <w:color w:val="CF8E6D"/>
+          <w:sz w:val="20"/>
+          <w:lang w:val="en-US"/>
+        </w:rPr>
+        <w:t>{</w:t>
+      </w:r>
+      <w:proofErr w:type="spellStart"/>
+      <w:r>
+        <w:rPr>
+          <w:rFonts w:ascii="Courier New" w:hAnsi="Courier New" w:cs="Courier New"/>
+          <w:color w:val="BCBEC4"/>
+          <w:sz w:val="20"/>
+          <w:lang w:val="en-US"/>
+        </w:rPr>
+        <w:t>i</w:t>
+      </w:r>
+      <w:proofErr w:type="spellEnd"/>
+      <w:r>
+        <w:rPr>
+          <w:rFonts w:ascii="Courier New" w:hAnsi="Courier New" w:cs="Courier New"/>
+          <w:color w:val="BCBEC4"/>
+          <w:sz w:val="20"/>
+          <w:lang w:val="en-US"/>
+        </w:rPr>
+        <w:t xml:space="preserve"> + </w:t>
+      </w:r>
+      <w:r>
+        <w:rPr>
+          <w:rFonts w:ascii="Courier New" w:hAnsi="Courier New" w:cs="Courier New"/>
+          <w:color w:val="2AACB8"/>
+          <w:sz w:val="20"/>
+          <w:lang w:val="en-US"/>
+        </w:rPr>
+        <w:t>1</w:t>
+      </w:r>
+      <w:r>
+        <w:rPr>
+          <w:rFonts w:ascii="Courier New" w:hAnsi="Courier New" w:cs="Courier New"/>
+          <w:color w:val="CF8E6D"/>
+          <w:sz w:val="20"/>
+          <w:lang w:val="en-US"/>
+        </w:rPr>
+        <w:t>}</w:t>
+      </w:r>
+      <w:r>
+        <w:rPr>
+          <w:rFonts w:ascii="Courier New" w:hAnsi="Courier New" w:cs="Courier New"/>
+          <w:color w:val="6AAB73"/>
+          <w:sz w:val="20"/>
+          <w:lang w:val="en-US"/>
+        </w:rPr>
+        <w:t xml:space="preserve"> (</w:t>
+      </w:r>
+      <w:r>
+        <w:rPr>
+          <w:rFonts w:ascii="Courier New" w:hAnsi="Courier New" w:cs="Courier New"/>
+          <w:color w:val="CF8E6D"/>
+          <w:sz w:val="20"/>
+          <w:lang w:val="en-US"/>
+        </w:rPr>
+        <w:t>{</w:t>
+      </w:r>
+      <w:r>
+        <w:rPr>
+          <w:rFonts w:ascii="Courier New" w:hAnsi="Courier New" w:cs="Courier New"/>
+          <w:color w:val="BCBEC4"/>
+          <w:sz w:val="20"/>
+          <w:lang w:val="en-US"/>
+        </w:rPr>
+        <w:t>x</w:t>
+      </w:r>
+      <w:r>
+        <w:rPr>
+          <w:rFonts w:ascii="Courier New" w:hAnsi="Courier New" w:cs="Courier New"/>
+          <w:color w:val="CF8E6D"/>
+          <w:sz w:val="20"/>
+          <w:lang w:val="en-US"/>
+        </w:rPr>
+        <w:t>}</w:t>
+      </w:r>
+      <w:r>
+        <w:rPr>
+          <w:rFonts w:ascii="Courier New" w:hAnsi="Courier New" w:cs="Courier New"/>
+          <w:color w:val="6AAB73"/>
+          <w:sz w:val="20"/>
+          <w:lang w:val="en-US"/>
+        </w:rPr>
+        <w:t>,</w:t>
+      </w:r>
+      <w:r>
+        <w:rPr>
+          <w:rFonts w:ascii="Courier New" w:hAnsi="Courier New" w:cs="Courier New"/>
+          <w:color w:val="CF8E6D"/>
+          <w:sz w:val="20"/>
+          <w:lang w:val="en-US"/>
+        </w:rPr>
+        <w:t>{</w:t>
+      </w:r>
+      <w:r>
+        <w:rPr>
+          <w:rFonts w:ascii="Courier New" w:hAnsi="Courier New" w:cs="Courier New"/>
+          <w:color w:val="BCBEC4"/>
+          <w:sz w:val="20"/>
+          <w:lang w:val="en-US"/>
+        </w:rPr>
+        <w:t>y</w:t>
+      </w:r>
+      <w:r>
+        <w:rPr>
+          <w:rFonts w:ascii="Courier New" w:hAnsi="Courier New" w:cs="Courier New"/>
+          <w:color w:val="CF8E6D"/>
+          <w:sz w:val="20"/>
+          <w:lang w:val="en-US"/>
+        </w:rPr>
+        <w:t>}</w:t>
+      </w:r>
+      <w:r>
+        <w:rPr>
+          <w:rFonts w:ascii="Courier New" w:hAnsi="Courier New" w:cs="Courier New"/>
+          <w:color w:val="6AAB73"/>
+          <w:sz w:val="20"/>
+          <w:lang w:val="en-US"/>
+        </w:rPr>
+        <w:t>):"</w:t>
+      </w:r>
+      <w:r>
+        <w:rPr>
+          <w:rFonts w:ascii="Courier New" w:hAnsi="Courier New" w:cs="Courier New"/>
+          <w:color w:val="BCBEC4"/>
+          <w:sz w:val="20"/>
+          <w:lang w:val="en-US"/>
+        </w:rPr>
+        <w:t>)</w:t>
+      </w:r>
+      <w:r>
+        <w:rPr>
+          <w:rFonts w:ascii="Courier New" w:hAnsi="Courier New" w:cs="Courier New"/>
+          <w:color w:val="BCBEC4"/>
+          <w:sz w:val="20"/>
+          <w:lang w:val="en-US"/>
+        </w:rPr>
+        <w:br/>
+        <w:t xml:space="preserve">            </w:t>
+      </w:r>
+      <w:r>
+        <w:rPr>
+          <w:rFonts w:ascii="Courier New" w:hAnsi="Courier New" w:cs="Courier New"/>
+          <w:color w:val="8888C6"/>
+          <w:sz w:val="20"/>
+          <w:lang w:val="en-US"/>
+        </w:rPr>
+        <w:t>print</w:t>
+      </w:r>
+      <w:r>
+        <w:rPr>
+          <w:rFonts w:ascii="Courier New" w:hAnsi="Courier New" w:cs="Courier New"/>
+          <w:color w:val="BCBEC4"/>
+          <w:sz w:val="20"/>
+          <w:lang w:val="en-US"/>
+        </w:rPr>
+        <w:t>(</w:t>
+      </w:r>
+      <w:r>
+        <w:rPr>
+          <w:rFonts w:ascii="Courier New" w:hAnsi="Courier New" w:cs="Courier New"/>
+          <w:color w:val="6AAB73"/>
+          <w:sz w:val="20"/>
+          <w:lang w:val="en-US"/>
+        </w:rPr>
+        <w:t xml:space="preserve">f"  </w:t>
+      </w:r>
+      <w:r>
+        <w:rPr>
+          <w:rFonts w:ascii="Courier New" w:hAnsi="Courier New" w:cs="Courier New"/>
+          <w:color w:val="6AAB73"/>
+          <w:sz w:val="20"/>
+        </w:rPr>
+        <w:t>Было</w:t>
+      </w:r>
+      <w:r>
+        <w:rPr>
+          <w:rFonts w:ascii="Courier New" w:hAnsi="Courier New" w:cs="Courier New"/>
+          <w:color w:val="6AAB73"/>
+          <w:sz w:val="20"/>
+          <w:lang w:val="en-US"/>
+        </w:rPr>
+        <w:t>: G=</w:t>
+      </w:r>
+      <w:r>
+        <w:rPr>
+          <w:rFonts w:ascii="Courier New" w:hAnsi="Courier New" w:cs="Courier New"/>
+          <w:color w:val="CF8E6D"/>
+          <w:sz w:val="20"/>
+          <w:lang w:val="en-US"/>
+        </w:rPr>
+        <w:t>{</w:t>
+      </w:r>
+      <w:r>
+        <w:rPr>
+          <w:rFonts w:ascii="Courier New" w:hAnsi="Courier New" w:cs="Courier New"/>
+          <w:color w:val="BCBEC4"/>
+          <w:sz w:val="20"/>
+          <w:lang w:val="en-US"/>
+        </w:rPr>
+        <w:t>g</w:t>
+      </w:r>
+      <w:r>
+        <w:rPr>
+          <w:rFonts w:ascii="Courier New" w:hAnsi="Courier New" w:cs="Courier New"/>
+          <w:color w:val="CF8E6D"/>
+          <w:sz w:val="20"/>
+          <w:lang w:val="en-US"/>
+        </w:rPr>
+        <w:t>}</w:t>
+      </w:r>
+      <w:r>
+        <w:rPr>
+          <w:rFonts w:ascii="Courier New" w:hAnsi="Courier New" w:cs="Courier New"/>
+          <w:color w:val="6AAB73"/>
+          <w:sz w:val="20"/>
+          <w:lang w:val="en-US"/>
         </w:rPr>
         <w:t>"</w:t>
       </w:r>
       <w:r>
         <w:rPr>
           <w:rFonts w:ascii="Courier New" w:hAnsi="Courier New" w:cs="Courier New"/>
+          <w:color w:val="BCBEC4"/>
+          <w:sz w:val="20"/>
+          <w:lang w:val="en-US"/>
+        </w:rPr>
+        <w:t>)</w:t>
+      </w:r>
+      <w:r>
+        <w:rPr>
+          <w:rFonts w:ascii="Courier New" w:hAnsi="Courier New" w:cs="Courier New"/>
+          <w:color w:val="BCBEC4"/>
+          <w:sz w:val="20"/>
+          <w:lang w:val="en-US"/>
+        </w:rPr>
+        <w:br/>
+        <w:t xml:space="preserve">            </w:t>
+      </w:r>
+      <w:r>
+        <w:rPr>
+          <w:rFonts w:ascii="Courier New" w:hAnsi="Courier New" w:cs="Courier New"/>
+          <w:color w:val="8888C6"/>
+          <w:sz w:val="20"/>
+          <w:lang w:val="en-US"/>
+        </w:rPr>
+        <w:t>print</w:t>
+      </w:r>
+      <w:r>
+        <w:rPr>
+          <w:rFonts w:ascii="Courier New" w:hAnsi="Courier New" w:cs="Courier New"/>
+          <w:color w:val="BCBEC4"/>
+          <w:sz w:val="20"/>
+          <w:lang w:val="en-US"/>
+        </w:rPr>
+        <w:t>(</w:t>
+      </w:r>
+      <w:r>
+        <w:rPr>
+          <w:rFonts w:ascii="Courier New" w:hAnsi="Courier New" w:cs="Courier New"/>
           <w:color w:val="6AAB73"/>
           <w:sz w:val="20"/>
           <w:lang w:val="en-US"/>
         </w:rPr>
-        <w:t>keys</w:t>
+        <w:t xml:space="preserve">f"  </w:t>
       </w:r>
       <w:r>
         <w:rPr>
@@ -1790,7 +5687,7 @@
           <w:color w:val="6AAB73"/>
           <w:sz w:val="20"/>
         </w:rPr>
-        <w:t>12.</w:t>
+        <w:t>Бит</w:t>
       </w:r>
       <w:r>
         <w:rPr>
@@ -1799,13 +5696,61 @@
           <w:sz w:val="20"/>
           <w:lang w:val="en-US"/>
         </w:rPr>
-        <w:t>txt</w:t>
+        <w:t xml:space="preserve">: </w:t>
+      </w:r>
+      <w:r>
+        <w:rPr>
+          <w:rFonts w:ascii="Courier New" w:hAnsi="Courier New" w:cs="Courier New"/>
+          <w:color w:val="CF8E6D"/>
+          <w:sz w:val="20"/>
+          <w:lang w:val="en-US"/>
+        </w:rPr>
+        <w:t>{</w:t>
+      </w:r>
+      <w:r>
+        <w:rPr>
+          <w:rFonts w:ascii="Courier New" w:hAnsi="Courier New" w:cs="Courier New"/>
+          <w:color w:val="BCBEC4"/>
+          <w:sz w:val="20"/>
+          <w:lang w:val="en-US"/>
+        </w:rPr>
+        <w:t>bits[</w:t>
+      </w:r>
+      <w:proofErr w:type="spellStart"/>
+      <w:r>
+        <w:rPr>
+          <w:rFonts w:ascii="Courier New" w:hAnsi="Courier New" w:cs="Courier New"/>
+          <w:color w:val="BCBEC4"/>
+          <w:sz w:val="20"/>
+          <w:lang w:val="en-US"/>
+        </w:rPr>
+        <w:t>i</w:t>
+      </w:r>
+      <w:proofErr w:type="spellEnd"/>
+      <w:r>
+        <w:rPr>
+          <w:rFonts w:ascii="Courier New" w:hAnsi="Courier New" w:cs="Courier New"/>
+          <w:color w:val="BCBEC4"/>
+          <w:sz w:val="20"/>
+          <w:lang w:val="en-US"/>
+        </w:rPr>
+        <w:t>]</w:t>
+      </w:r>
+      <w:r>
+        <w:rPr>
+          <w:rFonts w:ascii="Courier New" w:hAnsi="Courier New" w:cs="Courier New"/>
+          <w:color w:val="CF8E6D"/>
+          <w:sz w:val="20"/>
+          <w:lang w:val="en-US"/>
+        </w:rPr>
+        <w:t>}</w:t>
       </w:r>
       <w:r>
         <w:rPr>
           <w:rFonts w:ascii="Courier New" w:hAnsi="Courier New" w:cs="Courier New"/>
           <w:color w:val="6AAB73"/>
           <w:sz w:val="20"/>
+          <w:lang w:val="en-US"/>
         </w:rPr>
         <w:t>"</w:t>
       </w:r>
@@ -1814,6 +5759,7 @@
           <w:rFonts w:ascii="Courier New" w:hAnsi="Courier New" w:cs="Courier New"/>
           <w:color w:val="BCBEC4"/>
           <w:sz w:val="20"/>
+          <w:lang w:val="en-US"/>
         </w:rPr>
         <w:t>)</w:t>
       </w:r>
@@ -1822,6 +5768,7 @@
           <w:rFonts w:ascii="Courier New" w:hAnsi="Courier New" w:cs="Courier New"/>
           <w:color w:val="BCBEC4"/>
           <w:sz w:val="20"/>
+          <w:lang w:val="en-US"/>
         </w:rPr>
         <w:br/>
       </w:r>
@@ -1830,22 +5777,76 @@
           <w:rFonts w:ascii="Courier New" w:hAnsi="Courier New" w:cs="Courier New"/>
           <w:color w:val="BCBEC4"/>
           <w:sz w:val="20"/>
-        </w:rPr>
+          <w:lang w:val="en-US"/>
+        </w:rPr>
+        <w:lastRenderedPageBreak/>
         <w:br/>
-      </w:r>
-      <w:r>
-        <w:rPr>
-          <w:rFonts w:ascii="Courier New" w:hAnsi="Courier New" w:cs="Courier New"/>
-          <w:color w:val="7A7E85"/>
-          <w:sz w:val="20"/>
-        </w:rPr>
-        <w:t># Кодирование</w:t>
-      </w:r>
-      <w:r>
-        <w:rPr>
-          <w:rFonts w:ascii="Courier New" w:hAnsi="Courier New" w:cs="Courier New"/>
-          <w:color w:val="7A7E85"/>
-          <w:sz w:val="20"/>
+        <w:t xml:space="preserve">        </w:t>
+      </w:r>
+      <w:proofErr w:type="spellStart"/>
+      <w:r>
+        <w:rPr>
+          <w:rFonts w:ascii="Courier New" w:hAnsi="Courier New" w:cs="Courier New"/>
+          <w:color w:val="BCBEC4"/>
+          <w:sz w:val="20"/>
+          <w:lang w:val="en-US"/>
+        </w:rPr>
+        <w:t>new_g</w:t>
+      </w:r>
+      <w:proofErr w:type="spellEnd"/>
+      <w:r>
+        <w:rPr>
+          <w:rFonts w:ascii="Courier New" w:hAnsi="Courier New" w:cs="Courier New"/>
+          <w:color w:val="BCBEC4"/>
+          <w:sz w:val="20"/>
+          <w:lang w:val="en-US"/>
+        </w:rPr>
+        <w:t xml:space="preserve"> = g - (g % </w:t>
+      </w:r>
+      <w:r>
+        <w:rPr>
+          <w:rFonts w:ascii="Courier New" w:hAnsi="Courier New" w:cs="Courier New"/>
+          <w:color w:val="2AACB8"/>
+          <w:sz w:val="20"/>
+          <w:lang w:val="en-US"/>
+        </w:rPr>
+        <w:t>2</w:t>
+      </w:r>
+      <w:r>
+        <w:rPr>
+          <w:rFonts w:ascii="Courier New" w:hAnsi="Courier New" w:cs="Courier New"/>
+          <w:color w:val="BCBEC4"/>
+          <w:sz w:val="20"/>
+          <w:lang w:val="en-US"/>
+        </w:rPr>
+        <w:t>) + bits[</w:t>
+      </w:r>
+      <w:proofErr w:type="spellStart"/>
+      <w:r>
+        <w:rPr>
+          <w:rFonts w:ascii="Courier New" w:hAnsi="Courier New" w:cs="Courier New"/>
+          <w:color w:val="BCBEC4"/>
+          <w:sz w:val="20"/>
+          <w:lang w:val="en-US"/>
+        </w:rPr>
+        <w:t>i</w:t>
+      </w:r>
+      <w:proofErr w:type="spellEnd"/>
+      <w:r>
+        <w:rPr>
+          <w:rFonts w:ascii="Courier New" w:hAnsi="Courier New" w:cs="Courier New"/>
+          <w:color w:val="BCBEC4"/>
+          <w:sz w:val="20"/>
+          <w:lang w:val="en-US"/>
+        </w:rPr>
+        <w:t>]</w:t>
+      </w:r>
+      <w:r>
+        <w:rPr>
+          <w:rFonts w:ascii="Courier New" w:hAnsi="Courier New" w:cs="Courier New"/>
+          <w:color w:val="BCBEC4"/>
+          <w:sz w:val="20"/>
+          <w:lang w:val="en-US"/>
         </w:rPr>
         <w:br/>
       </w:r>
@@ -1856,13 +5857,81 @@
           <w:sz w:val="20"/>
           <w:lang w:val="en-US"/>
         </w:rPr>
-        <w:t>encode</w:t>
-      </w:r>
-      <w:r>
-        <w:rPr>
-          <w:rFonts w:ascii="Courier New" w:hAnsi="Courier New" w:cs="Courier New"/>
-          <w:color w:val="BCBEC4"/>
-          <w:sz w:val="20"/>
+        <w:br/>
+        <w:t xml:space="preserve">        </w:t>
+      </w:r>
+      <w:r>
+        <w:rPr>
+          <w:rFonts w:ascii="Courier New" w:hAnsi="Courier New" w:cs="Courier New"/>
+          <w:color w:val="CF8E6D"/>
+          <w:sz w:val="20"/>
+          <w:lang w:val="en-US"/>
+        </w:rPr>
+        <w:t xml:space="preserve">if </w:t>
+      </w:r>
+      <w:proofErr w:type="spellStart"/>
+      <w:r>
+        <w:rPr>
+          <w:rFonts w:ascii="Courier New" w:hAnsi="Courier New" w:cs="Courier New"/>
+          <w:color w:val="BCBEC4"/>
+          <w:sz w:val="20"/>
+          <w:lang w:val="en-US"/>
+        </w:rPr>
+        <w:t>i</w:t>
+      </w:r>
+      <w:proofErr w:type="spellEnd"/>
+      <w:r>
+        <w:rPr>
+          <w:rFonts w:ascii="Courier New" w:hAnsi="Courier New" w:cs="Courier New"/>
+          <w:color w:val="BCBEC4"/>
+          <w:sz w:val="20"/>
+          <w:lang w:val="en-US"/>
+        </w:rPr>
+        <w:t xml:space="preserve"> &lt; </w:t>
+      </w:r>
+      <w:r>
+        <w:rPr>
+          <w:rFonts w:ascii="Courier New" w:hAnsi="Courier New" w:cs="Courier New"/>
+          <w:color w:val="2AACB8"/>
+          <w:sz w:val="20"/>
+          <w:lang w:val="en-US"/>
+        </w:rPr>
+        <w:t>8</w:t>
+      </w:r>
+      <w:r>
+        <w:rPr>
+          <w:rFonts w:ascii="Courier New" w:hAnsi="Courier New" w:cs="Courier New"/>
+          <w:color w:val="BCBEC4"/>
+          <w:sz w:val="20"/>
+          <w:lang w:val="en-US"/>
+        </w:rPr>
+        <w:t>:</w:t>
+      </w:r>
+      <w:r>
+        <w:rPr>
+          <w:rFonts w:ascii="Courier New" w:hAnsi="Courier New" w:cs="Courier New"/>
+          <w:color w:val="BCBEC4"/>
+          <w:sz w:val="20"/>
+          <w:lang w:val="en-US"/>
+        </w:rPr>
+        <w:br/>
+        <w:t xml:space="preserve">            </w:t>
+      </w:r>
+      <w:r>
+        <w:rPr>
+          <w:rFonts w:ascii="Courier New" w:hAnsi="Courier New" w:cs="Courier New"/>
+          <w:color w:val="8888C6"/>
+          <w:sz w:val="20"/>
+          <w:lang w:val="en-US"/>
+        </w:rPr>
+        <w:t>print</w:t>
+      </w:r>
+      <w:r>
+        <w:rPr>
+          <w:rFonts w:ascii="Courier New" w:hAnsi="Courier New" w:cs="Courier New"/>
+          <w:color w:val="BCBEC4"/>
+          <w:sz w:val="20"/>
+          <w:lang w:val="en-US"/>
         </w:rPr>
         <w:t>(</w:t>
       </w:r>
@@ -1871,1801 +5940,451 @@
           <w:rFonts w:ascii="Courier New" w:hAnsi="Courier New" w:cs="Courier New"/>
           <w:color w:val="6AAB73"/>
           <w:sz w:val="20"/>
+          <w:lang w:val="en-US"/>
+        </w:rPr>
+        <w:t xml:space="preserve">f"  </w:t>
+      </w:r>
+      <w:r>
+        <w:rPr>
+          <w:rFonts w:ascii="Courier New" w:hAnsi="Courier New" w:cs="Courier New"/>
+          <w:color w:val="6AAB73"/>
+          <w:sz w:val="20"/>
+        </w:rPr>
+        <w:t>Стало</w:t>
+      </w:r>
+      <w:r>
+        <w:rPr>
+          <w:rFonts w:ascii="Courier New" w:hAnsi="Courier New" w:cs="Courier New"/>
+          <w:color w:val="6AAB73"/>
+          <w:sz w:val="20"/>
+          <w:lang w:val="en-US"/>
+        </w:rPr>
+        <w:t>: G=</w:t>
+      </w:r>
+      <w:r>
+        <w:rPr>
+          <w:rFonts w:ascii="Courier New" w:hAnsi="Courier New" w:cs="Courier New"/>
+          <w:color w:val="CF8E6D"/>
+          <w:sz w:val="20"/>
+          <w:lang w:val="en-US"/>
+        </w:rPr>
+        <w:t>{</w:t>
+      </w:r>
+      <w:proofErr w:type="spellStart"/>
+      <w:r>
+        <w:rPr>
+          <w:rFonts w:ascii="Courier New" w:hAnsi="Courier New" w:cs="Courier New"/>
+          <w:color w:val="BCBEC4"/>
+          <w:sz w:val="20"/>
+          <w:lang w:val="en-US"/>
+        </w:rPr>
+        <w:t>new_g</w:t>
+      </w:r>
+      <w:proofErr w:type="spellEnd"/>
+      <w:r>
+        <w:rPr>
+          <w:rFonts w:ascii="Courier New" w:hAnsi="Courier New" w:cs="Courier New"/>
+          <w:color w:val="CF8E6D"/>
+          <w:sz w:val="20"/>
+          <w:lang w:val="en-US"/>
+        </w:rPr>
+        <w:t>}</w:t>
+      </w:r>
+      <w:r>
+        <w:rPr>
+          <w:rFonts w:ascii="Courier New" w:hAnsi="Courier New" w:cs="Courier New"/>
+          <w:color w:val="6AAB73"/>
+          <w:sz w:val="20"/>
+          <w:lang w:val="en-US"/>
         </w:rPr>
         <w:t>"</w:t>
       </w:r>
       <w:r>
         <w:rPr>
           <w:rFonts w:ascii="Courier New" w:hAnsi="Courier New" w:cs="Courier New"/>
+          <w:color w:val="BCBEC4"/>
+          <w:sz w:val="20"/>
+          <w:lang w:val="en-US"/>
+        </w:rPr>
+        <w:t>)</w:t>
+      </w:r>
+      <w:r>
+        <w:rPr>
+          <w:rFonts w:ascii="Courier New" w:hAnsi="Courier New" w:cs="Courier New"/>
+          <w:color w:val="BCBEC4"/>
+          <w:sz w:val="20"/>
+          <w:lang w:val="en-US"/>
+        </w:rPr>
+        <w:br/>
+      </w:r>
+      <w:r>
+        <w:rPr>
+          <w:rFonts w:ascii="Courier New" w:hAnsi="Courier New" w:cs="Courier New"/>
+          <w:color w:val="BCBEC4"/>
+          <w:sz w:val="20"/>
+          <w:lang w:val="en-US"/>
+        </w:rPr>
+        <w:br/>
+        <w:t xml:space="preserve">        pix[x, y] = (r, </w:t>
+      </w:r>
+      <w:proofErr w:type="spellStart"/>
+      <w:r>
+        <w:rPr>
+          <w:rFonts w:ascii="Courier New" w:hAnsi="Courier New" w:cs="Courier New"/>
+          <w:color w:val="BCBEC4"/>
+          <w:sz w:val="20"/>
+          <w:lang w:val="en-US"/>
+        </w:rPr>
+        <w:t>new_g</w:t>
+      </w:r>
+      <w:proofErr w:type="spellEnd"/>
+      <w:r>
+        <w:rPr>
+          <w:rFonts w:ascii="Courier New" w:hAnsi="Courier New" w:cs="Courier New"/>
+          <w:color w:val="BCBEC4"/>
+          <w:sz w:val="20"/>
+          <w:lang w:val="en-US"/>
+        </w:rPr>
+        <w:t>, b)</w:t>
+      </w:r>
+      <w:r>
+        <w:rPr>
+          <w:rFonts w:ascii="Courier New" w:hAnsi="Courier New" w:cs="Courier New"/>
+          <w:color w:val="BCBEC4"/>
+          <w:sz w:val="20"/>
+          <w:lang w:val="en-US"/>
+        </w:rPr>
+        <w:br/>
+      </w:r>
+      <w:r>
+        <w:rPr>
+          <w:rFonts w:ascii="Courier New" w:hAnsi="Courier New" w:cs="Courier New"/>
+          <w:color w:val="BCBEC4"/>
+          <w:sz w:val="20"/>
+          <w:lang w:val="en-US"/>
+        </w:rPr>
+        <w:br/>
+        <w:t xml:space="preserve">    </w:t>
+      </w:r>
+      <w:proofErr w:type="spellStart"/>
+      <w:r>
+        <w:rPr>
+          <w:rFonts w:ascii="Courier New" w:hAnsi="Courier New" w:cs="Courier New"/>
+          <w:color w:val="BCBEC4"/>
+          <w:sz w:val="20"/>
+          <w:lang w:val="en-US"/>
+        </w:rPr>
+        <w:t>img.save</w:t>
+      </w:r>
+      <w:proofErr w:type="spellEnd"/>
+      <w:r>
+        <w:rPr>
+          <w:rFonts w:ascii="Courier New" w:hAnsi="Courier New" w:cs="Courier New"/>
+          <w:color w:val="BCBEC4"/>
+          <w:sz w:val="20"/>
+          <w:lang w:val="en-US"/>
+        </w:rPr>
+        <w:t>(</w:t>
+      </w:r>
+      <w:r>
+        <w:rPr>
+          <w:rFonts w:ascii="Courier New" w:hAnsi="Courier New" w:cs="Courier New"/>
           <w:color w:val="6AAB73"/>
           <w:sz w:val="20"/>
           <w:lang w:val="en-US"/>
         </w:rPr>
-        <w:t>new</w:t>
+        <w:t>"new_new12.png"</w:t>
+      </w:r>
+      <w:r>
+        <w:rPr>
+          <w:rFonts w:ascii="Courier New" w:hAnsi="Courier New" w:cs="Courier New"/>
+          <w:color w:val="BCBEC4"/>
+          <w:sz w:val="20"/>
+          <w:lang w:val="en-US"/>
+        </w:rPr>
+        <w:t>)</w:t>
+      </w:r>
+      <w:r>
+        <w:rPr>
+          <w:rFonts w:ascii="Courier New" w:hAnsi="Courier New" w:cs="Courier New"/>
+          <w:color w:val="BCBEC4"/>
+          <w:sz w:val="20"/>
+          <w:lang w:val="en-US"/>
+        </w:rPr>
+        <w:br/>
+      </w:r>
+      <w:r>
+        <w:rPr>
+          <w:rFonts w:ascii="Courier New" w:hAnsi="Courier New" w:cs="Courier New"/>
+          <w:color w:val="BCBEC4"/>
+          <w:sz w:val="20"/>
+          <w:lang w:val="en-US"/>
+        </w:rPr>
+        <w:br/>
+      </w:r>
+      <w:r>
+        <w:rPr>
+          <w:rFonts w:ascii="Courier New" w:hAnsi="Courier New" w:cs="Courier New"/>
+          <w:color w:val="BCBEC4"/>
+          <w:sz w:val="20"/>
+          <w:lang w:val="en-US"/>
+        </w:rPr>
+        <w:br/>
+      </w:r>
+      <w:proofErr w:type="spellStart"/>
+      <w:r>
+        <w:rPr>
+          <w:rFonts w:ascii="Courier New" w:hAnsi="Courier New" w:cs="Courier New"/>
+          <w:color w:val="BCBEC4"/>
+          <w:sz w:val="20"/>
+          <w:lang w:val="en-US"/>
+        </w:rPr>
+        <w:t>coords</w:t>
+      </w:r>
+      <w:proofErr w:type="spellEnd"/>
+      <w:r>
+        <w:rPr>
+          <w:rFonts w:ascii="Courier New" w:hAnsi="Courier New" w:cs="Courier New"/>
+          <w:color w:val="BCBEC4"/>
+          <w:sz w:val="20"/>
+          <w:lang w:val="en-US"/>
+        </w:rPr>
+        <w:t>, msg = decode()</w:t>
+      </w:r>
+      <w:r>
+        <w:rPr>
+          <w:rFonts w:ascii="Courier New" w:hAnsi="Courier New" w:cs="Courier New"/>
+          <w:color w:val="BCBEC4"/>
+          <w:sz w:val="20"/>
+          <w:lang w:val="en-US"/>
+        </w:rPr>
+        <w:br/>
+      </w:r>
+      <w:proofErr w:type="spellStart"/>
+      <w:r>
+        <w:rPr>
+          <w:rFonts w:ascii="Courier New" w:hAnsi="Courier New" w:cs="Courier New"/>
+          <w:color w:val="BCBEC4"/>
+          <w:sz w:val="20"/>
+          <w:lang w:val="en-US"/>
+        </w:rPr>
+        <w:t>new_text</w:t>
+      </w:r>
+      <w:proofErr w:type="spellEnd"/>
+      <w:r>
+        <w:rPr>
+          <w:rFonts w:ascii="Courier New" w:hAnsi="Courier New" w:cs="Courier New"/>
+          <w:color w:val="BCBEC4"/>
+          <w:sz w:val="20"/>
+          <w:lang w:val="en-US"/>
+        </w:rPr>
+        <w:t xml:space="preserve"> = </w:t>
+      </w:r>
+      <w:r>
+        <w:rPr>
+          <w:rFonts w:ascii="Courier New" w:hAnsi="Courier New" w:cs="Courier New"/>
+          <w:color w:val="8888C6"/>
+          <w:sz w:val="20"/>
+          <w:lang w:val="en-US"/>
+        </w:rPr>
+        <w:t>input</w:t>
+      </w:r>
+      <w:r>
+        <w:rPr>
+          <w:rFonts w:ascii="Courier New" w:hAnsi="Courier New" w:cs="Courier New"/>
+          <w:color w:val="BCBEC4"/>
+          <w:sz w:val="20"/>
+          <w:lang w:val="en-US"/>
+        </w:rPr>
+        <w:t>(</w:t>
       </w:r>
       <w:r>
         <w:rPr>
           <w:rFonts w:ascii="Courier New" w:hAnsi="Courier New" w:cs="Courier New"/>
           <w:color w:val="6AAB73"/>
           <w:sz w:val="20"/>
-        </w:rPr>
-        <w:t>12.</w:t>
+          <w:lang w:val="en-US"/>
+        </w:rPr>
+        <w:t>"</w:t>
       </w:r>
       <w:r>
         <w:rPr>
           <w:rFonts w:ascii="Courier New" w:hAnsi="Courier New" w:cs="Courier New"/>
           <w:color w:val="6AAB73"/>
           <w:sz w:val="20"/>
-          <w:lang w:val="en-US"/>
-        </w:rPr>
-        <w:t>png</w:t>
+        </w:rPr>
+        <w:t>Введите</w:t>
       </w:r>
       <w:r>
         <w:rPr>
           <w:rFonts w:ascii="Courier New" w:hAnsi="Courier New" w:cs="Courier New"/>
           <w:color w:val="6AAB73"/>
           <w:sz w:val="20"/>
-        </w:rPr>
-        <w:t>"</w:t>
-      </w:r>
-      <w:r>
-        <w:rPr>
-          <w:rFonts w:ascii="Courier New" w:hAnsi="Courier New" w:cs="Courier New"/>
-          <w:color w:val="BCBEC4"/>
-          <w:sz w:val="20"/>
+          <w:lang w:val="en-US"/>
+        </w:rPr>
+        <w:t xml:space="preserve"> </w:t>
+      </w:r>
+      <w:r>
+        <w:rPr>
+          <w:rFonts w:ascii="Courier New" w:hAnsi="Courier New" w:cs="Courier New"/>
+          <w:color w:val="6AAB73"/>
+          <w:sz w:val="20"/>
+        </w:rPr>
+        <w:t>текст</w:t>
+      </w:r>
+      <w:r>
+        <w:rPr>
+          <w:rFonts w:ascii="Courier New" w:hAnsi="Courier New" w:cs="Courier New"/>
+          <w:color w:val="6AAB73"/>
+          <w:sz w:val="20"/>
+          <w:lang w:val="en-US"/>
+        </w:rPr>
+        <w:t>: "</w:t>
+      </w:r>
+      <w:r>
+        <w:rPr>
+          <w:rFonts w:ascii="Courier New" w:hAnsi="Courier New" w:cs="Courier New"/>
+          <w:color w:val="BCBEC4"/>
+          <w:sz w:val="20"/>
+          <w:lang w:val="en-US"/>
+        </w:rPr>
+        <w:t>)</w:t>
+      </w:r>
+      <w:r>
+        <w:rPr>
+          <w:rFonts w:ascii="Courier New" w:hAnsi="Courier New" w:cs="Courier New"/>
+          <w:color w:val="BCBEC4"/>
+          <w:sz w:val="20"/>
+          <w:lang w:val="en-US"/>
+        </w:rPr>
+        <w:br/>
+      </w:r>
+      <w:r>
+        <w:rPr>
+          <w:rFonts w:ascii="Courier New" w:hAnsi="Courier New" w:cs="Courier New"/>
+          <w:color w:val="CF8E6D"/>
+          <w:sz w:val="20"/>
+          <w:lang w:val="en-US"/>
+        </w:rPr>
+        <w:t xml:space="preserve">if not </w:t>
+      </w:r>
+      <w:proofErr w:type="spellStart"/>
+      <w:r>
+        <w:rPr>
+          <w:rFonts w:ascii="Courier New" w:hAnsi="Courier New" w:cs="Courier New"/>
+          <w:color w:val="BCBEC4"/>
+          <w:sz w:val="20"/>
+          <w:lang w:val="en-US"/>
+        </w:rPr>
+        <w:t>new_text</w:t>
+      </w:r>
+      <w:proofErr w:type="spellEnd"/>
+      <w:r>
+        <w:rPr>
+          <w:rFonts w:ascii="Courier New" w:hAnsi="Courier New" w:cs="Courier New"/>
+          <w:color w:val="BCBEC4"/>
+          <w:sz w:val="20"/>
+          <w:lang w:val="en-US"/>
+        </w:rPr>
+        <w:t>:</w:t>
+      </w:r>
+      <w:r>
+        <w:rPr>
+          <w:rFonts w:ascii="Courier New" w:hAnsi="Courier New" w:cs="Courier New"/>
+          <w:color w:val="BCBEC4"/>
+          <w:sz w:val="20"/>
+          <w:lang w:val="en-US"/>
+        </w:rPr>
+        <w:br/>
+        <w:t xml:space="preserve">    </w:t>
+      </w:r>
+      <w:proofErr w:type="spellStart"/>
+      <w:r>
+        <w:rPr>
+          <w:rFonts w:ascii="Courier New" w:hAnsi="Courier New" w:cs="Courier New"/>
+          <w:color w:val="BCBEC4"/>
+          <w:sz w:val="20"/>
+          <w:lang w:val="en-US"/>
+        </w:rPr>
+        <w:t>new_text</w:t>
+      </w:r>
+      <w:proofErr w:type="spellEnd"/>
+      <w:r>
+        <w:rPr>
+          <w:rFonts w:ascii="Courier New" w:hAnsi="Courier New" w:cs="Courier New"/>
+          <w:color w:val="BCBEC4"/>
+          <w:sz w:val="20"/>
+          <w:lang w:val="en-US"/>
+        </w:rPr>
+        <w:t xml:space="preserve"> = </w:t>
+      </w:r>
+      <w:r>
+        <w:rPr>
+          <w:rFonts w:ascii="Courier New" w:hAnsi="Courier New" w:cs="Courier New"/>
+          <w:color w:val="6AAB73"/>
+          <w:sz w:val="20"/>
+          <w:lang w:val="en-US"/>
+        </w:rPr>
+        <w:t>"Test"</w:t>
+      </w:r>
+      <w:r>
+        <w:rPr>
+          <w:rFonts w:ascii="Courier New" w:hAnsi="Courier New" w:cs="Courier New"/>
+          <w:color w:val="6AAB73"/>
+          <w:sz w:val="20"/>
+          <w:lang w:val="en-US"/>
+        </w:rPr>
+        <w:br/>
+      </w:r>
+      <w:r>
+        <w:rPr>
+          <w:rFonts w:ascii="Courier New" w:hAnsi="Courier New" w:cs="Courier New"/>
+          <w:color w:val="BCBEC4"/>
+          <w:sz w:val="20"/>
+          <w:lang w:val="en-US"/>
+        </w:rPr>
+        <w:t>encode(</w:t>
+      </w:r>
+      <w:proofErr w:type="spellStart"/>
+      <w:r>
+        <w:rPr>
+          <w:rFonts w:ascii="Courier New" w:hAnsi="Courier New" w:cs="Courier New"/>
+          <w:color w:val="BCBEC4"/>
+          <w:sz w:val="20"/>
+          <w:lang w:val="en-US"/>
+        </w:rPr>
+        <w:t>coords</w:t>
+      </w:r>
+      <w:proofErr w:type="spellEnd"/>
+      <w:r>
+        <w:rPr>
+          <w:rFonts w:ascii="Courier New" w:hAnsi="Courier New" w:cs="Courier New"/>
+          <w:color w:val="BCBEC4"/>
+          <w:sz w:val="20"/>
+          <w:lang w:val="en-US"/>
         </w:rPr>
         <w:t xml:space="preserve">, </w:t>
       </w:r>
-      <w:r>
-        <w:rPr>
-          <w:rFonts w:ascii="Courier New" w:hAnsi="Courier New" w:cs="Courier New"/>
-          <w:color w:val="6AAB73"/>
-          <w:sz w:val="20"/>
-        </w:rPr>
-        <w:t>"</w:t>
-      </w:r>
-      <w:r>
-        <w:rPr>
-          <w:rFonts w:ascii="Courier New" w:hAnsi="Courier New" w:cs="Courier New"/>
-          <w:color w:val="6AAB73"/>
-          <w:sz w:val="20"/>
-          <w:lang w:val="en-US"/>
-        </w:rPr>
-        <w:t>result</w:t>
-      </w:r>
-      <w:r>
-        <w:rPr>
-          <w:rFonts w:ascii="Courier New" w:hAnsi="Courier New" w:cs="Courier New"/>
-          <w:color w:val="6AAB73"/>
-          <w:sz w:val="20"/>
-        </w:rPr>
-        <w:t>.</w:t>
-      </w:r>
-      <w:r>
-        <w:rPr>
-          <w:rFonts w:ascii="Courier New" w:hAnsi="Courier New" w:cs="Courier New"/>
-          <w:color w:val="6AAB73"/>
-          <w:sz w:val="20"/>
-          <w:lang w:val="en-US"/>
-        </w:rPr>
-        <w:t>png</w:t>
-      </w:r>
-      <w:r>
-        <w:rPr>
-          <w:rFonts w:ascii="Courier New" w:hAnsi="Courier New" w:cs="Courier New"/>
-          <w:color w:val="6AAB73"/>
-          <w:sz w:val="20"/>
-        </w:rPr>
-        <w:t>"</w:t>
-      </w:r>
-      <w:r>
-        <w:rPr>
-          <w:rFonts w:ascii="Courier New" w:hAnsi="Courier New" w:cs="Courier New"/>
-          <w:color w:val="BCBEC4"/>
-          <w:sz w:val="20"/>
-        </w:rPr>
-        <w:t xml:space="preserve">, </w:t>
-      </w:r>
-      <w:r>
-        <w:rPr>
-          <w:rFonts w:ascii="Courier New" w:hAnsi="Courier New" w:cs="Courier New"/>
-          <w:color w:val="6AAB73"/>
-          <w:sz w:val="20"/>
-        </w:rPr>
-        <w:t>"</w:t>
-      </w:r>
-      <w:r>
-        <w:rPr>
-          <w:rFonts w:ascii="Courier New" w:hAnsi="Courier New" w:cs="Courier New"/>
-          <w:color w:val="6AAB73"/>
-          <w:sz w:val="20"/>
-          <w:lang w:val="en-US"/>
-        </w:rPr>
-        <w:t>RGB</w:t>
-      </w:r>
-      <w:r>
-        <w:rPr>
-          <w:rFonts w:ascii="Courier New" w:hAnsi="Courier New" w:cs="Courier New"/>
-          <w:color w:val="6AAB73"/>
-          <w:sz w:val="20"/>
-        </w:rPr>
-        <w:t>"</w:t>
-      </w:r>
-      <w:r>
-        <w:rPr>
-          <w:rFonts w:ascii="Courier New" w:hAnsi="Courier New" w:cs="Courier New"/>
-          <w:color w:val="BCBEC4"/>
-          <w:sz w:val="20"/>
+      <w:proofErr w:type="spellStart"/>
+      <w:r>
+        <w:rPr>
+          <w:rFonts w:ascii="Courier New" w:hAnsi="Courier New" w:cs="Courier New"/>
+          <w:color w:val="BCBEC4"/>
+          <w:sz w:val="20"/>
+          <w:lang w:val="en-US"/>
+        </w:rPr>
+        <w:t>new_text</w:t>
+      </w:r>
+      <w:proofErr w:type="spellEnd"/>
+      <w:r>
+        <w:rPr>
+          <w:rFonts w:ascii="Courier New" w:hAnsi="Courier New" w:cs="Courier New"/>
+          <w:color w:val="BCBEC4"/>
+          <w:sz w:val="20"/>
+          <w:lang w:val="en-US"/>
         </w:rPr>
         <w:t>)</w:t>
       </w:r>
-    </w:p>
-    <w:p>
-      <w:pPr>
-        <w:ind w:firstLine="0"/>
-        <w:jc w:val="left"/>
-        <w:rPr>
-          <w:sz w:val="28"/>
-          <w:szCs w:val="28"/>
-        </w:rPr>
-      </w:pPr>
-    </w:p>
-    <w:p>
-      <w:pPr>
-        <w:ind w:firstLine="0"/>
-        <w:jc w:val="left"/>
-        <w:rPr>
-          <w:sz w:val="28"/>
-          <w:szCs w:val="28"/>
-        </w:rPr>
-      </w:pPr>
-      <w:r>
-        <w:rPr>
-          <w:sz w:val="28"/>
-          <w:szCs w:val="28"/>
-        </w:rPr>
-        <w:t>Вывод</w:t>
-      </w:r>
-      <w:r>
-        <w:rPr>
-          <w:sz w:val="28"/>
-          <w:szCs w:val="28"/>
-        </w:rPr>
-        <w:t>:</w:t>
-      </w:r>
-    </w:p>
-    <w:p>
-      <w:pPr>
-        <w:ind w:firstLine="0"/>
-        <w:jc w:val="left"/>
-        <w:rPr>
-          <w:sz w:val="28"/>
-          <w:szCs w:val="28"/>
-        </w:rPr>
-      </w:pPr>
-      <w:r>
-        <w:rPr>
-          <w:sz w:val="28"/>
-          <w:szCs w:val="28"/>
-        </w:rPr>
-        <w:t>Полученные биты:</w:t>
-      </w:r>
-    </w:p>
-    <w:p>
-      <w:pPr>
-        <w:ind w:firstLine="0"/>
-        <w:jc w:val="left"/>
-        <w:rPr>
-          <w:sz w:val="28"/>
-          <w:szCs w:val="28"/>
-        </w:rPr>
-      </w:pPr>
-      <w:r>
-        <w:rPr>
-          <w:sz w:val="28"/>
-          <w:szCs w:val="28"/>
-        </w:rPr>
-        <w:t>1100010011010010111010010000100101011111010110011010000000100</w:t>
-      </w:r>
-    </w:p>
-    <w:p>
-      <w:pPr>
-        <w:ind w:firstLine="0"/>
-        <w:jc w:val="left"/>
-        <w:rPr>
-          <w:sz w:val="28"/>
-          <w:szCs w:val="28"/>
-        </w:rPr>
-      </w:pPr>
-    </w:p>
-    <w:p>
-      <w:pPr>
-        <w:ind w:firstLine="0"/>
-        <w:jc w:val="left"/>
-        <w:rPr>
-          <w:sz w:val="28"/>
-          <w:szCs w:val="28"/>
-        </w:rPr>
-      </w:pPr>
-      <w:r>
-        <w:rPr>
-          <w:sz w:val="28"/>
-          <w:szCs w:val="28"/>
-        </w:rPr>
-        <w:t>Декодированный текст:</w:t>
-      </w:r>
-    </w:p>
-    <w:p>
-      <w:pPr>
-        <w:ind w:firstLine="0"/>
-        <w:jc w:val="left"/>
-        <w:rPr>
-          <w:sz w:val="28"/>
-          <w:szCs w:val="28"/>
-        </w:rPr>
-      </w:pPr>
-      <w:r>
-        <w:rPr>
-          <w:sz w:val="28"/>
-          <w:szCs w:val="28"/>
-        </w:rPr>
-        <w:t>ÄÒé</w:t>
-      </w:r>
-      <w:r>
-        <w:rPr>
-          <w:sz w:val="28"/>
-          <w:szCs w:val="28"/>
-        </w:rPr>
-        <w:tab/>
-        <w:t>_Y </w:t>
-      </w:r>
-    </w:p>
-    <w:p>
-      <w:pPr>
-        <w:ind w:firstLine="0"/>
-        <w:jc w:val="left"/>
-        <w:rPr>
-          <w:sz w:val="28"/>
-          <w:szCs w:val="28"/>
-        </w:rPr>
-      </w:pPr>
-      <w:r>
-        <w:rPr>
-          <w:sz w:val="28"/>
-          <w:szCs w:val="28"/>
-        </w:rPr>
-        <w:t>Биты первого символа:</w:t>
-      </w:r>
-    </w:p>
-    <w:p>
-      <w:pPr>
-        <w:ind w:firstLine="0"/>
-        <w:jc w:val="left"/>
-        <w:rPr>
-          <w:sz w:val="28"/>
-          <w:szCs w:val="28"/>
-        </w:rPr>
-      </w:pPr>
-      <w:r>
-        <w:rPr>
-          <w:sz w:val="28"/>
-          <w:szCs w:val="28"/>
-        </w:rPr>
-        <w:t>01010010</w:t>
-      </w:r>
-    </w:p>
-    <w:p>
-      <w:pPr>
-        <w:ind w:firstLine="0"/>
-        <w:jc w:val="left"/>
-        <w:rPr>
-          <w:sz w:val="28"/>
-          <w:szCs w:val="28"/>
-        </w:rPr>
-      </w:pPr>
-      <w:r>
-        <w:rPr>
-          <w:sz w:val="28"/>
-          <w:szCs w:val="28"/>
-        </w:rPr>
-        <w:t xml:space="preserve"> </w:t>
-      </w:r>
-    </w:p>
-    <w:p>
-      <w:pPr>
-        <w:ind w:firstLine="0"/>
-        <w:jc w:val="left"/>
-        <w:rPr>
-          <w:sz w:val="28"/>
-          <w:szCs w:val="28"/>
-        </w:rPr>
-      </w:pPr>
-      <w:r>
-        <w:rPr>
-          <w:sz w:val="28"/>
-          <w:szCs w:val="28"/>
-        </w:rPr>
-        <w:t>Пиксель (0, 0)</w:t>
-      </w:r>
-    </w:p>
-    <w:p>
-      <w:pPr>
-        <w:ind w:firstLine="0"/>
-        <w:jc w:val="left"/>
-        <w:rPr>
-          <w:sz w:val="28"/>
-          <w:szCs w:val="28"/>
-        </w:rPr>
-      </w:pPr>
-      <w:r>
-        <w:rPr>
-          <w:sz w:val="28"/>
-          <w:szCs w:val="28"/>
-        </w:rPr>
-        <w:t>Было: 29</w:t>
-      </w:r>
-    </w:p>
-    <w:p>
-      <w:pPr>
-        <w:ind w:firstLine="0"/>
-        <w:jc w:val="left"/>
-        <w:rPr>
-          <w:sz w:val="28"/>
-          <w:szCs w:val="28"/>
-        </w:rPr>
-      </w:pPr>
-      <w:r>
-        <w:rPr>
-          <w:sz w:val="28"/>
-          <w:szCs w:val="28"/>
-        </w:rPr>
-        <w:t>Стало: 28</w:t>
-      </w:r>
-    </w:p>
-    <w:p>
-      <w:pPr>
-        <w:ind w:firstLine="0"/>
-        <w:jc w:val="left"/>
-        <w:rPr>
-          <w:sz w:val="28"/>
-          <w:szCs w:val="28"/>
-        </w:rPr>
-      </w:pPr>
-    </w:p>
-    <w:p>
-      <w:pPr>
-        <w:ind w:firstLine="0"/>
-        <w:jc w:val="left"/>
-        <w:rPr>
-          <w:sz w:val="28"/>
-          <w:szCs w:val="28"/>
-        </w:rPr>
-      </w:pPr>
-      <w:r>
-        <w:rPr>
-          <w:sz w:val="28"/>
-          <w:szCs w:val="28"/>
-        </w:rPr>
-        <w:t>Пиксель (1, 0)</w:t>
-      </w:r>
-    </w:p>
-    <w:p>
-      <w:pPr>
-        <w:ind w:firstLine="0"/>
-        <w:jc w:val="left"/>
-        <w:rPr>
-          <w:sz w:val="28"/>
-          <w:szCs w:val="28"/>
-        </w:rPr>
-      </w:pPr>
-      <w:r>
-        <w:rPr>
-          <w:sz w:val="28"/>
-          <w:szCs w:val="28"/>
-        </w:rPr>
-        <w:t>Было: 122</w:t>
-      </w:r>
-    </w:p>
-    <w:p>
-      <w:pPr>
-        <w:ind w:firstLine="0"/>
-        <w:jc w:val="left"/>
-        <w:rPr>
-          <w:sz w:val="28"/>
-          <w:szCs w:val="28"/>
-        </w:rPr>
-      </w:pPr>
-      <w:r>
-        <w:rPr>
-          <w:sz w:val="28"/>
-          <w:szCs w:val="28"/>
-        </w:rPr>
-        <w:t>Стало: 123</w:t>
-      </w:r>
-    </w:p>
-    <w:p>
-      <w:pPr>
-        <w:ind w:firstLine="0"/>
-        <w:jc w:val="left"/>
-        <w:rPr>
-          <w:sz w:val="28"/>
-          <w:szCs w:val="28"/>
-        </w:rPr>
-      </w:pPr>
-    </w:p>
-    <w:p>
-      <w:pPr>
-        <w:ind w:firstLine="0"/>
-        <w:jc w:val="left"/>
-        <w:rPr>
-          <w:sz w:val="28"/>
-          <w:szCs w:val="28"/>
-        </w:rPr>
-      </w:pPr>
-      <w:r>
-        <w:rPr>
-          <w:sz w:val="28"/>
-          <w:szCs w:val="28"/>
-        </w:rPr>
-        <w:t>Пиксель (2, 0)</w:t>
-      </w:r>
-    </w:p>
-    <w:p>
-      <w:pPr>
-        <w:ind w:firstLine="0"/>
-        <w:jc w:val="left"/>
-        <w:rPr>
-          <w:sz w:val="28"/>
-          <w:szCs w:val="28"/>
-        </w:rPr>
-      </w:pPr>
-      <w:r>
-        <w:rPr>
-          <w:sz w:val="28"/>
-          <w:szCs w:val="28"/>
-        </w:rPr>
-        <w:lastRenderedPageBreak/>
-        <w:t>Было: 214</w:t>
-      </w:r>
-    </w:p>
-    <w:p>
-      <w:pPr>
-        <w:ind w:firstLine="0"/>
-        <w:jc w:val="left"/>
-        <w:rPr>
-          <w:sz w:val="28"/>
-          <w:szCs w:val="28"/>
-        </w:rPr>
-      </w:pPr>
-      <w:r>
-        <w:rPr>
-          <w:sz w:val="28"/>
-          <w:szCs w:val="28"/>
-        </w:rPr>
-        <w:t>Стало: 214</w:t>
-      </w:r>
-    </w:p>
-    <w:p>
-      <w:pPr>
-        <w:ind w:firstLine="0"/>
-        <w:jc w:val="left"/>
-        <w:rPr>
-          <w:sz w:val="28"/>
-          <w:szCs w:val="28"/>
-        </w:rPr>
-      </w:pPr>
-    </w:p>
-    <w:p>
-      <w:pPr>
-        <w:ind w:firstLine="0"/>
-        <w:jc w:val="left"/>
-        <w:rPr>
-          <w:sz w:val="28"/>
-          <w:szCs w:val="28"/>
-        </w:rPr>
-      </w:pPr>
-      <w:r>
-        <w:rPr>
-          <w:sz w:val="28"/>
-          <w:szCs w:val="28"/>
-        </w:rPr>
-        <w:t>Пиксель (3, 0)</w:t>
-      </w:r>
-    </w:p>
-    <w:p>
-      <w:pPr>
-        <w:ind w:firstLine="0"/>
-        <w:jc w:val="left"/>
-        <w:rPr>
-          <w:sz w:val="28"/>
-          <w:szCs w:val="28"/>
-        </w:rPr>
-      </w:pPr>
-      <w:r>
-        <w:rPr>
-          <w:sz w:val="28"/>
-          <w:szCs w:val="28"/>
-        </w:rPr>
-        <w:t>Было: 200</w:t>
-      </w:r>
-    </w:p>
-    <w:p>
-      <w:pPr>
-        <w:ind w:firstLine="0"/>
-        <w:jc w:val="left"/>
-        <w:rPr>
-          <w:sz w:val="28"/>
-          <w:szCs w:val="28"/>
-        </w:rPr>
-      </w:pPr>
-      <w:r>
-        <w:rPr>
-          <w:sz w:val="28"/>
-          <w:szCs w:val="28"/>
-        </w:rPr>
-        <w:t>Стало: 201</w:t>
-      </w:r>
-    </w:p>
-    <w:p>
-      <w:pPr>
-        <w:ind w:firstLine="0"/>
-        <w:jc w:val="left"/>
-        <w:rPr>
-          <w:sz w:val="28"/>
-          <w:szCs w:val="28"/>
-        </w:rPr>
-      </w:pPr>
-    </w:p>
-    <w:p>
-      <w:pPr>
-        <w:ind w:firstLine="0"/>
-        <w:jc w:val="left"/>
-        <w:rPr>
-          <w:sz w:val="28"/>
-          <w:szCs w:val="28"/>
-        </w:rPr>
-      </w:pPr>
-      <w:r>
-        <w:rPr>
-          <w:sz w:val="28"/>
-          <w:szCs w:val="28"/>
-        </w:rPr>
-        <w:t>Пиксель (4, 0)</w:t>
-      </w:r>
-    </w:p>
-    <w:p>
-      <w:pPr>
-        <w:ind w:firstLine="0"/>
-        <w:jc w:val="left"/>
-        <w:rPr>
-          <w:sz w:val="28"/>
-          <w:szCs w:val="28"/>
-        </w:rPr>
-      </w:pPr>
-      <w:r>
-        <w:rPr>
-          <w:sz w:val="28"/>
-          <w:szCs w:val="28"/>
-        </w:rPr>
-        <w:t>Было: 210</w:t>
-      </w:r>
-    </w:p>
-    <w:p>
-      <w:pPr>
-        <w:ind w:firstLine="0"/>
-        <w:jc w:val="left"/>
-        <w:rPr>
-          <w:sz w:val="28"/>
-          <w:szCs w:val="28"/>
-        </w:rPr>
-      </w:pPr>
-      <w:r>
-        <w:rPr>
-          <w:sz w:val="28"/>
-          <w:szCs w:val="28"/>
-        </w:rPr>
-        <w:t>Стало: 210</w:t>
-      </w:r>
-    </w:p>
-    <w:p>
-      <w:pPr>
-        <w:ind w:firstLine="0"/>
-        <w:jc w:val="left"/>
-        <w:rPr>
-          <w:sz w:val="28"/>
-          <w:szCs w:val="28"/>
-        </w:rPr>
-      </w:pPr>
-    </w:p>
-    <w:p>
-      <w:pPr>
-        <w:ind w:firstLine="0"/>
-        <w:jc w:val="left"/>
-        <w:rPr>
-          <w:sz w:val="28"/>
-          <w:szCs w:val="28"/>
-        </w:rPr>
-      </w:pPr>
-      <w:r>
-        <w:rPr>
-          <w:sz w:val="28"/>
-          <w:szCs w:val="28"/>
-        </w:rPr>
-        <w:t>Пиксель (5, 0)</w:t>
-      </w:r>
-    </w:p>
-    <w:p>
-      <w:pPr>
-        <w:ind w:firstLine="0"/>
-        <w:jc w:val="left"/>
-        <w:rPr>
-          <w:sz w:val="28"/>
-          <w:szCs w:val="28"/>
-        </w:rPr>
-      </w:pPr>
-      <w:r>
-        <w:rPr>
-          <w:sz w:val="28"/>
-          <w:szCs w:val="28"/>
-        </w:rPr>
-        <w:t>Было: 193</w:t>
-      </w:r>
-    </w:p>
-    <w:p>
-      <w:pPr>
-        <w:ind w:firstLine="0"/>
-        <w:jc w:val="left"/>
-        <w:rPr>
-          <w:sz w:val="28"/>
-          <w:szCs w:val="28"/>
-        </w:rPr>
-      </w:pPr>
-      <w:r>
-        <w:rPr>
-          <w:sz w:val="28"/>
-          <w:szCs w:val="28"/>
-        </w:rPr>
-        <w:t>Стало: 192</w:t>
-      </w:r>
-    </w:p>
-    <w:p>
-      <w:pPr>
-        <w:ind w:firstLine="0"/>
-        <w:jc w:val="left"/>
-        <w:rPr>
-          <w:sz w:val="28"/>
-          <w:szCs w:val="28"/>
-        </w:rPr>
-      </w:pPr>
-    </w:p>
-    <w:p>
-      <w:pPr>
-        <w:ind w:firstLine="0"/>
-        <w:jc w:val="left"/>
-        <w:rPr>
-          <w:sz w:val="28"/>
-          <w:szCs w:val="28"/>
-        </w:rPr>
-      </w:pPr>
-      <w:r>
-        <w:rPr>
-          <w:sz w:val="28"/>
-          <w:szCs w:val="28"/>
-        </w:rPr>
-        <w:t>Пиксель (6, 0)</w:t>
-      </w:r>
-    </w:p>
-    <w:p>
-      <w:pPr>
-        <w:ind w:firstLine="0"/>
-        <w:jc w:val="left"/>
-        <w:rPr>
-          <w:sz w:val="28"/>
-          <w:szCs w:val="28"/>
-        </w:rPr>
-      </w:pPr>
-      <w:r>
-        <w:rPr>
-          <w:sz w:val="28"/>
-          <w:szCs w:val="28"/>
-        </w:rPr>
-        <w:t>Было: 138</w:t>
-      </w:r>
-    </w:p>
-    <w:p>
-      <w:pPr>
-        <w:ind w:firstLine="0"/>
-        <w:jc w:val="left"/>
-        <w:rPr>
-          <w:sz w:val="28"/>
-          <w:szCs w:val="28"/>
-        </w:rPr>
-      </w:pPr>
-      <w:r>
-        <w:rPr>
-          <w:sz w:val="28"/>
-          <w:szCs w:val="28"/>
-        </w:rPr>
-        <w:t>Стало: 139</w:t>
-      </w:r>
-    </w:p>
-    <w:p>
-      <w:pPr>
-        <w:ind w:firstLine="0"/>
-        <w:jc w:val="left"/>
-        <w:rPr>
-          <w:sz w:val="28"/>
-          <w:szCs w:val="28"/>
-        </w:rPr>
-      </w:pPr>
-    </w:p>
-    <w:p>
-      <w:pPr>
-        <w:ind w:firstLine="0"/>
-        <w:jc w:val="left"/>
-        <w:rPr>
-          <w:sz w:val="28"/>
-          <w:szCs w:val="28"/>
-        </w:rPr>
-      </w:pPr>
-      <w:r>
-        <w:rPr>
-          <w:sz w:val="28"/>
-          <w:szCs w:val="28"/>
-        </w:rPr>
-        <w:t>Пиксель (7, 0)</w:t>
-      </w:r>
-    </w:p>
-    <w:p>
-      <w:pPr>
-        <w:ind w:firstLine="0"/>
-        <w:jc w:val="left"/>
-        <w:rPr>
-          <w:sz w:val="28"/>
-          <w:szCs w:val="28"/>
-        </w:rPr>
-      </w:pPr>
-      <w:r>
-        <w:rPr>
-          <w:sz w:val="28"/>
-          <w:szCs w:val="28"/>
-        </w:rPr>
-        <w:t>Было: 81</w:t>
-      </w:r>
-    </w:p>
-    <w:p>
-      <w:pPr>
-        <w:ind w:firstLine="0"/>
-        <w:jc w:val="left"/>
-        <w:rPr>
-          <w:sz w:val="28"/>
-          <w:szCs w:val="28"/>
-        </w:rPr>
-      </w:pPr>
-      <w:r>
-        <w:rPr>
-          <w:sz w:val="28"/>
-          <w:szCs w:val="28"/>
-        </w:rPr>
-        <w:t>Стало: 80</w:t>
-      </w:r>
-    </w:p>
-    <w:p>
-      <w:pPr>
-        <w:ind w:firstLine="0"/>
-        <w:jc w:val="left"/>
-        <w:rPr>
-          <w:sz w:val="28"/>
-          <w:szCs w:val="28"/>
-        </w:rPr>
-      </w:pPr>
-    </w:p>
-    <w:p>
-      <w:pPr>
-        <w:ind w:firstLine="0"/>
-        <w:jc w:val="left"/>
-        <w:rPr>
-          <w:sz w:val="28"/>
-          <w:szCs w:val="28"/>
-        </w:rPr>
-      </w:pPr>
-      <w:r>
-        <w:rPr>
-          <w:sz w:val="28"/>
-          <w:szCs w:val="28"/>
-        </w:rPr>
-        <w:t>Пиксель (8, 0)</w:t>
-      </w:r>
-    </w:p>
-    <w:p>
-      <w:pPr>
-        <w:ind w:firstLine="0"/>
-        <w:jc w:val="left"/>
-        <w:rPr>
-          <w:sz w:val="28"/>
-          <w:szCs w:val="28"/>
-        </w:rPr>
-      </w:pPr>
-      <w:r>
-        <w:rPr>
-          <w:sz w:val="28"/>
-          <w:szCs w:val="28"/>
-        </w:rPr>
-        <w:t>Было: 79</w:t>
-      </w:r>
-    </w:p>
-    <w:p>
-      <w:pPr>
-        <w:ind w:firstLine="0"/>
-        <w:jc w:val="left"/>
-        <w:rPr>
-          <w:sz w:val="28"/>
-          <w:szCs w:val="28"/>
-        </w:rPr>
-      </w:pPr>
-      <w:r>
-        <w:rPr>
-          <w:sz w:val="28"/>
-          <w:szCs w:val="28"/>
-        </w:rPr>
-        <w:t>Стало: 78</w:t>
-      </w:r>
-    </w:p>
-    <w:p>
-      <w:pPr>
-        <w:ind w:firstLine="0"/>
-        <w:jc w:val="left"/>
-        <w:rPr>
-          <w:sz w:val="28"/>
-          <w:szCs w:val="28"/>
-        </w:rPr>
-      </w:pPr>
-    </w:p>
-    <w:p>
-      <w:pPr>
-        <w:ind w:firstLine="0"/>
-        <w:jc w:val="left"/>
-        <w:rPr>
-          <w:sz w:val="28"/>
-          <w:szCs w:val="28"/>
-        </w:rPr>
-      </w:pPr>
-      <w:r>
-        <w:rPr>
-          <w:sz w:val="28"/>
-          <w:szCs w:val="28"/>
-        </w:rPr>
-        <w:t>Пиксель (9, 0)</w:t>
-      </w:r>
-    </w:p>
-    <w:p>
-      <w:pPr>
-        <w:ind w:firstLine="0"/>
-        <w:jc w:val="left"/>
-        <w:rPr>
-          <w:sz w:val="28"/>
-          <w:szCs w:val="28"/>
-        </w:rPr>
-      </w:pPr>
-      <w:r>
-        <w:rPr>
-          <w:sz w:val="28"/>
-          <w:szCs w:val="28"/>
-        </w:rPr>
-        <w:t>Было: 114</w:t>
-      </w:r>
-    </w:p>
-    <w:p>
-      <w:pPr>
-        <w:ind w:firstLine="0"/>
-        <w:jc w:val="left"/>
-        <w:rPr>
-          <w:sz w:val="28"/>
-          <w:szCs w:val="28"/>
-        </w:rPr>
-      </w:pPr>
-      <w:r>
-        <w:rPr>
-          <w:sz w:val="28"/>
-          <w:szCs w:val="28"/>
-        </w:rPr>
-        <w:t>Стало: 115</w:t>
-      </w:r>
-    </w:p>
-    <w:p>
-      <w:pPr>
-        <w:ind w:firstLine="0"/>
-        <w:jc w:val="left"/>
-        <w:rPr>
-          <w:sz w:val="28"/>
-          <w:szCs w:val="28"/>
-        </w:rPr>
-      </w:pPr>
-    </w:p>
-    <w:p>
-      <w:pPr>
-        <w:ind w:firstLine="0"/>
-        <w:jc w:val="left"/>
-        <w:rPr>
-          <w:sz w:val="28"/>
-          <w:szCs w:val="28"/>
-        </w:rPr>
-      </w:pPr>
-      <w:r>
-        <w:rPr>
-          <w:sz w:val="28"/>
-          <w:szCs w:val="28"/>
-        </w:rPr>
-        <w:t>Пиксель (10, 0)</w:t>
-      </w:r>
-    </w:p>
-    <w:p>
-      <w:pPr>
-        <w:ind w:firstLine="0"/>
-        <w:jc w:val="left"/>
-        <w:rPr>
-          <w:sz w:val="28"/>
-          <w:szCs w:val="28"/>
-        </w:rPr>
-      </w:pPr>
-      <w:r>
-        <w:rPr>
-          <w:sz w:val="28"/>
-          <w:szCs w:val="28"/>
-        </w:rPr>
-        <w:t>Было: 94</w:t>
-      </w:r>
-    </w:p>
-    <w:p>
-      <w:pPr>
-        <w:ind w:firstLine="0"/>
-        <w:jc w:val="left"/>
-        <w:rPr>
-          <w:sz w:val="28"/>
-          <w:szCs w:val="28"/>
-        </w:rPr>
-      </w:pPr>
-      <w:r>
-        <w:rPr>
-          <w:sz w:val="28"/>
-          <w:szCs w:val="28"/>
-        </w:rPr>
-        <w:t>Стало: 94</w:t>
-      </w:r>
-    </w:p>
-    <w:p>
-      <w:pPr>
-        <w:ind w:firstLine="0"/>
-        <w:jc w:val="left"/>
-        <w:rPr>
-          <w:sz w:val="28"/>
-          <w:szCs w:val="28"/>
-        </w:rPr>
-      </w:pPr>
-    </w:p>
-    <w:p>
-      <w:pPr>
-        <w:ind w:firstLine="0"/>
-        <w:jc w:val="left"/>
-        <w:rPr>
-          <w:sz w:val="28"/>
-          <w:szCs w:val="28"/>
-        </w:rPr>
-      </w:pPr>
-      <w:r>
-        <w:rPr>
-          <w:sz w:val="28"/>
-          <w:szCs w:val="28"/>
-        </w:rPr>
-        <w:t>Пиксель (11, 0)</w:t>
-      </w:r>
-    </w:p>
-    <w:p>
-      <w:pPr>
-        <w:ind w:firstLine="0"/>
-        <w:jc w:val="left"/>
-        <w:rPr>
-          <w:sz w:val="28"/>
-          <w:szCs w:val="28"/>
-        </w:rPr>
-      </w:pPr>
-      <w:r>
-        <w:rPr>
-          <w:sz w:val="28"/>
-          <w:szCs w:val="28"/>
-        </w:rPr>
-        <w:t>Было: 120</w:t>
-      </w:r>
-    </w:p>
-    <w:p>
-      <w:pPr>
-        <w:ind w:firstLine="0"/>
-        <w:jc w:val="left"/>
-        <w:rPr>
-          <w:sz w:val="28"/>
-          <w:szCs w:val="28"/>
-        </w:rPr>
-      </w:pPr>
-      <w:r>
-        <w:rPr>
-          <w:sz w:val="28"/>
-          <w:szCs w:val="28"/>
-        </w:rPr>
-        <w:t>Стало: 120</w:t>
-      </w:r>
-    </w:p>
-    <w:p>
-      <w:pPr>
-        <w:ind w:firstLine="0"/>
-        <w:jc w:val="left"/>
-        <w:rPr>
-          <w:sz w:val="28"/>
-          <w:szCs w:val="28"/>
-        </w:rPr>
-      </w:pPr>
-    </w:p>
-    <w:p>
-      <w:pPr>
-        <w:ind w:firstLine="0"/>
-        <w:jc w:val="left"/>
-        <w:rPr>
-          <w:sz w:val="28"/>
-          <w:szCs w:val="28"/>
-        </w:rPr>
-      </w:pPr>
-      <w:r>
-        <w:rPr>
-          <w:sz w:val="28"/>
-          <w:szCs w:val="28"/>
-        </w:rPr>
-        <w:t>Пиксель (12, 0)</w:t>
-      </w:r>
-    </w:p>
-    <w:p>
-      <w:pPr>
-        <w:ind w:firstLine="0"/>
-        <w:jc w:val="left"/>
-        <w:rPr>
-          <w:sz w:val="28"/>
-          <w:szCs w:val="28"/>
-        </w:rPr>
-      </w:pPr>
-      <w:r>
-        <w:rPr>
-          <w:sz w:val="28"/>
-          <w:szCs w:val="28"/>
-        </w:rPr>
-        <w:t>Было: 82</w:t>
-      </w:r>
-    </w:p>
-    <w:p>
-      <w:pPr>
-        <w:ind w:firstLine="0"/>
-        <w:jc w:val="left"/>
-        <w:rPr>
-          <w:sz w:val="28"/>
-          <w:szCs w:val="28"/>
-        </w:rPr>
-      </w:pPr>
-      <w:r>
-        <w:rPr>
-          <w:sz w:val="28"/>
-          <w:szCs w:val="28"/>
-        </w:rPr>
-        <w:t>Стало: 82</w:t>
-      </w:r>
-    </w:p>
-    <w:p>
-      <w:pPr>
-        <w:ind w:firstLine="0"/>
-        <w:jc w:val="left"/>
-        <w:rPr>
-          <w:sz w:val="28"/>
-          <w:szCs w:val="28"/>
-        </w:rPr>
-      </w:pPr>
-    </w:p>
-    <w:p>
-      <w:pPr>
-        <w:ind w:firstLine="0"/>
-        <w:jc w:val="left"/>
-        <w:rPr>
-          <w:sz w:val="28"/>
-          <w:szCs w:val="28"/>
-        </w:rPr>
-      </w:pPr>
-      <w:r>
-        <w:rPr>
-          <w:sz w:val="28"/>
-          <w:szCs w:val="28"/>
-        </w:rPr>
-        <w:t>Пиксель (13, 0)</w:t>
-      </w:r>
-    </w:p>
-    <w:p>
-      <w:pPr>
-        <w:ind w:firstLine="0"/>
-        <w:jc w:val="left"/>
-        <w:rPr>
-          <w:sz w:val="28"/>
-          <w:szCs w:val="28"/>
-        </w:rPr>
-      </w:pPr>
-      <w:r>
-        <w:rPr>
-          <w:sz w:val="28"/>
-          <w:szCs w:val="28"/>
-        </w:rPr>
-        <w:t>Было: 95</w:t>
-      </w:r>
-    </w:p>
-    <w:p>
-      <w:pPr>
-        <w:ind w:firstLine="0"/>
-        <w:jc w:val="left"/>
-        <w:rPr>
-          <w:sz w:val="28"/>
-          <w:szCs w:val="28"/>
-        </w:rPr>
-      </w:pPr>
-      <w:r>
-        <w:rPr>
-          <w:sz w:val="28"/>
-          <w:szCs w:val="28"/>
-        </w:rPr>
-        <w:t>Стало: 95</w:t>
-      </w:r>
-    </w:p>
-    <w:p>
-      <w:pPr>
-        <w:ind w:firstLine="0"/>
-        <w:jc w:val="left"/>
-        <w:rPr>
-          <w:sz w:val="28"/>
-          <w:szCs w:val="28"/>
-        </w:rPr>
-      </w:pPr>
-    </w:p>
-    <w:p>
-      <w:pPr>
-        <w:ind w:firstLine="0"/>
-        <w:jc w:val="left"/>
-        <w:rPr>
-          <w:sz w:val="28"/>
-          <w:szCs w:val="28"/>
-        </w:rPr>
-      </w:pPr>
-      <w:r>
-        <w:rPr>
-          <w:sz w:val="28"/>
-          <w:szCs w:val="28"/>
-        </w:rPr>
-        <w:t>Пиксель (14, 0)</w:t>
-      </w:r>
-    </w:p>
-    <w:p>
-      <w:pPr>
-        <w:ind w:firstLine="0"/>
-        <w:jc w:val="left"/>
-        <w:rPr>
-          <w:sz w:val="28"/>
-          <w:szCs w:val="28"/>
-        </w:rPr>
-      </w:pPr>
-      <w:r>
-        <w:rPr>
-          <w:sz w:val="28"/>
-          <w:szCs w:val="28"/>
-        </w:rPr>
-        <w:t>Было: 155</w:t>
-      </w:r>
-    </w:p>
-    <w:p>
-      <w:pPr>
-        <w:ind w:firstLine="0"/>
-        <w:jc w:val="left"/>
-        <w:rPr>
-          <w:sz w:val="28"/>
-          <w:szCs w:val="28"/>
-        </w:rPr>
-      </w:pPr>
-      <w:r>
-        <w:rPr>
-          <w:sz w:val="28"/>
-          <w:szCs w:val="28"/>
-        </w:rPr>
-        <w:t>Стало: 155</w:t>
-      </w:r>
-    </w:p>
-    <w:p>
-      <w:pPr>
-        <w:ind w:firstLine="0"/>
-        <w:jc w:val="left"/>
-        <w:rPr>
-          <w:sz w:val="28"/>
-          <w:szCs w:val="28"/>
-        </w:rPr>
-      </w:pPr>
-    </w:p>
-    <w:p>
-      <w:pPr>
-        <w:ind w:firstLine="0"/>
-        <w:jc w:val="left"/>
-        <w:rPr>
-          <w:sz w:val="28"/>
-          <w:szCs w:val="28"/>
-        </w:rPr>
-      </w:pPr>
-      <w:r>
-        <w:rPr>
-          <w:sz w:val="28"/>
-          <w:szCs w:val="28"/>
-        </w:rPr>
-        <w:t>Пиксель (15, 0)</w:t>
-      </w:r>
-    </w:p>
-    <w:p>
-      <w:pPr>
-        <w:ind w:firstLine="0"/>
-        <w:jc w:val="left"/>
-        <w:rPr>
-          <w:sz w:val="28"/>
-          <w:szCs w:val="28"/>
-        </w:rPr>
-      </w:pPr>
-      <w:r>
-        <w:rPr>
-          <w:sz w:val="28"/>
-          <w:szCs w:val="28"/>
-        </w:rPr>
-        <w:t>Было: 157</w:t>
-      </w:r>
-    </w:p>
-    <w:p>
-      <w:pPr>
-        <w:ind w:firstLine="0"/>
-        <w:jc w:val="left"/>
-        <w:rPr>
-          <w:sz w:val="28"/>
-          <w:szCs w:val="28"/>
-        </w:rPr>
-      </w:pPr>
-      <w:r>
-        <w:rPr>
-          <w:sz w:val="28"/>
-          <w:szCs w:val="28"/>
-        </w:rPr>
-        <w:t>Стало: 157</w:t>
-      </w:r>
-    </w:p>
-    <w:p>
-      <w:pPr>
-        <w:ind w:firstLine="0"/>
-        <w:jc w:val="left"/>
-        <w:rPr>
-          <w:sz w:val="28"/>
-          <w:szCs w:val="28"/>
-        </w:rPr>
-      </w:pPr>
-    </w:p>
-    <w:p>
-      <w:pPr>
-        <w:ind w:firstLine="0"/>
-        <w:jc w:val="left"/>
-        <w:rPr>
-          <w:sz w:val="28"/>
-          <w:szCs w:val="28"/>
-        </w:rPr>
-      </w:pPr>
-      <w:r>
-        <w:rPr>
-          <w:sz w:val="28"/>
-          <w:szCs w:val="28"/>
-        </w:rPr>
-        <w:t>Пиксель (16, 0)</w:t>
-      </w:r>
-    </w:p>
-    <w:p>
-      <w:pPr>
-        <w:ind w:firstLine="0"/>
-        <w:jc w:val="left"/>
-        <w:rPr>
-          <w:sz w:val="28"/>
-          <w:szCs w:val="28"/>
-        </w:rPr>
-      </w:pPr>
-      <w:r>
-        <w:rPr>
-          <w:sz w:val="28"/>
-          <w:szCs w:val="28"/>
-        </w:rPr>
-        <w:t>Было: 57</w:t>
-      </w:r>
-    </w:p>
-    <w:p>
-      <w:pPr>
-        <w:ind w:firstLine="0"/>
-        <w:jc w:val="left"/>
-        <w:rPr>
-          <w:sz w:val="28"/>
-          <w:szCs w:val="28"/>
-        </w:rPr>
-      </w:pPr>
-      <w:r>
-        <w:rPr>
-          <w:sz w:val="28"/>
-          <w:szCs w:val="28"/>
-        </w:rPr>
-        <w:t>Стало: 56</w:t>
-      </w:r>
-    </w:p>
-    <w:p>
-      <w:pPr>
-        <w:ind w:firstLine="0"/>
-        <w:jc w:val="left"/>
-        <w:rPr>
-          <w:sz w:val="28"/>
-          <w:szCs w:val="28"/>
-        </w:rPr>
-      </w:pPr>
-    </w:p>
-    <w:p>
-      <w:pPr>
-        <w:ind w:firstLine="0"/>
-        <w:jc w:val="left"/>
-        <w:rPr>
-          <w:sz w:val="28"/>
-          <w:szCs w:val="28"/>
-        </w:rPr>
-      </w:pPr>
-      <w:r>
-        <w:rPr>
-          <w:sz w:val="28"/>
-          <w:szCs w:val="28"/>
-        </w:rPr>
-        <w:t>Пиксель (17, 0)</w:t>
-      </w:r>
-    </w:p>
-    <w:p>
-      <w:pPr>
-        <w:ind w:firstLine="0"/>
-        <w:jc w:val="left"/>
-        <w:rPr>
-          <w:sz w:val="28"/>
-          <w:szCs w:val="28"/>
-        </w:rPr>
-      </w:pPr>
-      <w:r>
-        <w:rPr>
-          <w:sz w:val="28"/>
-          <w:szCs w:val="28"/>
-        </w:rPr>
-        <w:lastRenderedPageBreak/>
-        <w:t>Было: 33</w:t>
-      </w:r>
-    </w:p>
-    <w:p>
-      <w:pPr>
-        <w:ind w:firstLine="0"/>
-        <w:jc w:val="left"/>
-        <w:rPr>
-          <w:sz w:val="28"/>
-          <w:szCs w:val="28"/>
-        </w:rPr>
-      </w:pPr>
-      <w:r>
-        <w:rPr>
-          <w:sz w:val="28"/>
-          <w:szCs w:val="28"/>
-        </w:rPr>
-        <w:t>Стало: 33</w:t>
-      </w:r>
-    </w:p>
-    <w:p>
-      <w:pPr>
-        <w:ind w:firstLine="0"/>
-        <w:jc w:val="left"/>
-        <w:rPr>
-          <w:sz w:val="28"/>
-          <w:szCs w:val="28"/>
-        </w:rPr>
-      </w:pPr>
-    </w:p>
-    <w:p>
-      <w:pPr>
-        <w:ind w:firstLine="0"/>
-        <w:jc w:val="left"/>
-        <w:rPr>
-          <w:sz w:val="28"/>
-          <w:szCs w:val="28"/>
-        </w:rPr>
-      </w:pPr>
-      <w:r>
-        <w:rPr>
-          <w:sz w:val="28"/>
-          <w:szCs w:val="28"/>
-        </w:rPr>
-        <w:t>Пиксель (18, 0)</w:t>
-      </w:r>
-    </w:p>
-    <w:p>
-      <w:pPr>
-        <w:ind w:firstLine="0"/>
-        <w:jc w:val="left"/>
-        <w:rPr>
-          <w:sz w:val="28"/>
-          <w:szCs w:val="28"/>
-        </w:rPr>
-      </w:pPr>
-      <w:r>
-        <w:rPr>
-          <w:sz w:val="28"/>
-          <w:szCs w:val="28"/>
-        </w:rPr>
-        <w:t>Было: 22</w:t>
-      </w:r>
-    </w:p>
-    <w:p>
-      <w:pPr>
-        <w:ind w:firstLine="0"/>
-        <w:jc w:val="left"/>
-        <w:rPr>
-          <w:sz w:val="28"/>
-          <w:szCs w:val="28"/>
-        </w:rPr>
-      </w:pPr>
-      <w:r>
-        <w:rPr>
-          <w:sz w:val="28"/>
-          <w:szCs w:val="28"/>
-        </w:rPr>
-        <w:t>Стало: 22</w:t>
-      </w:r>
-    </w:p>
-    <w:p>
-      <w:pPr>
-        <w:ind w:firstLine="0"/>
-        <w:jc w:val="left"/>
-        <w:rPr>
-          <w:sz w:val="28"/>
-          <w:szCs w:val="28"/>
-        </w:rPr>
-      </w:pPr>
-    </w:p>
-    <w:p>
-      <w:pPr>
-        <w:ind w:firstLine="0"/>
-        <w:jc w:val="left"/>
-        <w:rPr>
-          <w:sz w:val="28"/>
-          <w:szCs w:val="28"/>
-        </w:rPr>
-      </w:pPr>
-      <w:r>
-        <w:rPr>
-          <w:sz w:val="28"/>
-          <w:szCs w:val="28"/>
-        </w:rPr>
-        <w:t>Пиксель (19, 0)</w:t>
-      </w:r>
-    </w:p>
-    <w:p>
-      <w:pPr>
-        <w:ind w:firstLine="0"/>
-        <w:jc w:val="left"/>
-        <w:rPr>
-          <w:sz w:val="28"/>
-          <w:szCs w:val="28"/>
-        </w:rPr>
-      </w:pPr>
-      <w:r>
-        <w:rPr>
-          <w:sz w:val="28"/>
-          <w:szCs w:val="28"/>
-        </w:rPr>
-        <w:t>Было: 33</w:t>
-      </w:r>
-    </w:p>
-    <w:p>
-      <w:pPr>
-        <w:ind w:firstLine="0"/>
-        <w:jc w:val="left"/>
-        <w:rPr>
-          <w:sz w:val="28"/>
-          <w:szCs w:val="28"/>
-        </w:rPr>
-      </w:pPr>
-      <w:r>
-        <w:rPr>
-          <w:sz w:val="28"/>
-          <w:szCs w:val="28"/>
-        </w:rPr>
-        <w:t>Стало: 32</w:t>
-      </w:r>
-    </w:p>
-    <w:p>
-      <w:pPr>
-        <w:ind w:firstLine="0"/>
-        <w:jc w:val="left"/>
-        <w:rPr>
-          <w:sz w:val="28"/>
-          <w:szCs w:val="28"/>
-        </w:rPr>
-      </w:pPr>
-    </w:p>
-    <w:p>
-      <w:pPr>
-        <w:ind w:firstLine="0"/>
-        <w:jc w:val="left"/>
-        <w:rPr>
-          <w:sz w:val="28"/>
-          <w:szCs w:val="28"/>
-        </w:rPr>
-      </w:pPr>
-      <w:r>
-        <w:rPr>
-          <w:sz w:val="28"/>
-          <w:szCs w:val="28"/>
-        </w:rPr>
-        <w:t>Пиксель (20, 0)</w:t>
-      </w:r>
-    </w:p>
-    <w:p>
-      <w:pPr>
-        <w:ind w:firstLine="0"/>
-        <w:jc w:val="left"/>
-        <w:rPr>
-          <w:sz w:val="28"/>
-          <w:szCs w:val="28"/>
-        </w:rPr>
-      </w:pPr>
-      <w:r>
-        <w:rPr>
-          <w:sz w:val="28"/>
-          <w:szCs w:val="28"/>
-        </w:rPr>
-        <w:t>Было: 35</w:t>
-      </w:r>
-    </w:p>
-    <w:p>
-      <w:pPr>
-        <w:ind w:firstLine="0"/>
-        <w:jc w:val="left"/>
-        <w:rPr>
-          <w:sz w:val="28"/>
-          <w:szCs w:val="28"/>
-        </w:rPr>
-      </w:pPr>
-      <w:r>
-        <w:rPr>
-          <w:sz w:val="28"/>
-          <w:szCs w:val="28"/>
-        </w:rPr>
-        <w:t>Стало: 34</w:t>
-      </w:r>
-    </w:p>
-    <w:p>
-      <w:pPr>
-        <w:ind w:firstLine="0"/>
-        <w:jc w:val="left"/>
-        <w:rPr>
-          <w:sz w:val="28"/>
-          <w:szCs w:val="28"/>
-        </w:rPr>
-      </w:pPr>
-    </w:p>
-    <w:p>
-      <w:pPr>
-        <w:ind w:firstLine="0"/>
-        <w:jc w:val="left"/>
-        <w:rPr>
-          <w:sz w:val="28"/>
-          <w:szCs w:val="28"/>
-        </w:rPr>
-      </w:pPr>
-      <w:r>
-        <w:rPr>
-          <w:sz w:val="28"/>
-          <w:szCs w:val="28"/>
-        </w:rPr>
-        <w:t>Пиксель (21, 0)</w:t>
-      </w:r>
-    </w:p>
-    <w:p>
-      <w:pPr>
-        <w:ind w:firstLine="0"/>
-        <w:jc w:val="left"/>
-        <w:rPr>
-          <w:sz w:val="28"/>
-          <w:szCs w:val="28"/>
-        </w:rPr>
-      </w:pPr>
-      <w:r>
-        <w:rPr>
-          <w:sz w:val="28"/>
-          <w:szCs w:val="28"/>
-        </w:rPr>
-        <w:t>Было: 63</w:t>
-      </w:r>
-    </w:p>
-    <w:p>
-      <w:pPr>
-        <w:ind w:firstLine="0"/>
-        <w:jc w:val="left"/>
-        <w:rPr>
-          <w:sz w:val="28"/>
-          <w:szCs w:val="28"/>
-        </w:rPr>
-      </w:pPr>
-      <w:r>
-        <w:rPr>
-          <w:sz w:val="28"/>
-          <w:szCs w:val="28"/>
-        </w:rPr>
-        <w:t>Стало: 62</w:t>
-      </w:r>
-    </w:p>
-    <w:p>
-      <w:pPr>
-        <w:ind w:firstLine="0"/>
-        <w:jc w:val="left"/>
-        <w:rPr>
-          <w:sz w:val="28"/>
-          <w:szCs w:val="28"/>
-        </w:rPr>
-      </w:pPr>
-    </w:p>
-    <w:p>
-      <w:pPr>
-        <w:ind w:firstLine="0"/>
-        <w:jc w:val="left"/>
-        <w:rPr>
-          <w:sz w:val="28"/>
-          <w:szCs w:val="28"/>
-        </w:rPr>
-      </w:pPr>
-      <w:r>
-        <w:rPr>
-          <w:sz w:val="28"/>
-          <w:szCs w:val="28"/>
-        </w:rPr>
-        <w:t>Пиксель (22, 0)</w:t>
-      </w:r>
-    </w:p>
-    <w:p>
-      <w:pPr>
-        <w:ind w:firstLine="0"/>
-        <w:jc w:val="left"/>
-        <w:rPr>
-          <w:sz w:val="28"/>
-          <w:szCs w:val="28"/>
-        </w:rPr>
-      </w:pPr>
-      <w:r>
-        <w:rPr>
-          <w:sz w:val="28"/>
-          <w:szCs w:val="28"/>
-        </w:rPr>
-        <w:t>Было: 38</w:t>
-      </w:r>
-    </w:p>
-    <w:p>
-      <w:pPr>
-        <w:ind w:firstLine="0"/>
-        <w:jc w:val="left"/>
-        <w:rPr>
-          <w:sz w:val="28"/>
-          <w:szCs w:val="28"/>
-        </w:rPr>
-      </w:pPr>
-      <w:r>
-        <w:rPr>
-          <w:sz w:val="28"/>
-          <w:szCs w:val="28"/>
-        </w:rPr>
-        <w:t>Стало: 39</w:t>
-      </w:r>
-    </w:p>
-    <w:p>
-      <w:pPr>
-        <w:ind w:firstLine="0"/>
-        <w:jc w:val="left"/>
-        <w:rPr>
-          <w:sz w:val="28"/>
-          <w:szCs w:val="28"/>
-        </w:rPr>
-      </w:pPr>
-    </w:p>
-    <w:p>
-      <w:pPr>
-        <w:ind w:firstLine="0"/>
-        <w:jc w:val="left"/>
-        <w:rPr>
-          <w:sz w:val="28"/>
-          <w:szCs w:val="28"/>
-        </w:rPr>
-      </w:pPr>
-      <w:r>
-        <w:rPr>
-          <w:sz w:val="28"/>
-          <w:szCs w:val="28"/>
-        </w:rPr>
-        <w:t>Пиксель (23, 0)</w:t>
-      </w:r>
-    </w:p>
-    <w:p>
-      <w:pPr>
-        <w:ind w:firstLine="0"/>
-        <w:jc w:val="left"/>
-        <w:rPr>
-          <w:sz w:val="28"/>
-          <w:szCs w:val="28"/>
-        </w:rPr>
-      </w:pPr>
-      <w:r>
-        <w:rPr>
-          <w:sz w:val="28"/>
-          <w:szCs w:val="28"/>
-        </w:rPr>
-        <w:t>Было: 107</w:t>
-      </w:r>
-    </w:p>
-    <w:p>
-      <w:pPr>
-        <w:ind w:firstLine="0"/>
-        <w:jc w:val="left"/>
-        <w:rPr>
-          <w:sz w:val="28"/>
-          <w:szCs w:val="28"/>
-        </w:rPr>
-      </w:pPr>
-      <w:r>
-        <w:rPr>
-          <w:sz w:val="28"/>
-          <w:szCs w:val="28"/>
-        </w:rPr>
-        <w:t>Стало: 106</w:t>
-      </w:r>
-    </w:p>
-    <w:p>
-      <w:pPr>
-        <w:ind w:firstLine="0"/>
-        <w:jc w:val="left"/>
-        <w:rPr>
-          <w:sz w:val="28"/>
-          <w:szCs w:val="28"/>
-        </w:rPr>
-      </w:pPr>
-    </w:p>
-    <w:p>
-      <w:pPr>
-        <w:ind w:firstLine="0"/>
-        <w:jc w:val="left"/>
-        <w:rPr>
-          <w:sz w:val="28"/>
-          <w:szCs w:val="28"/>
-        </w:rPr>
-      </w:pPr>
-    </w:p>
-    <w:p>
-      <w:pPr>
-        <w:ind w:firstLine="0"/>
-        <w:jc w:val="left"/>
-        <w:rPr>
-          <w:sz w:val="28"/>
-          <w:szCs w:val="28"/>
-        </w:rPr>
-      </w:pPr>
-    </w:p>
-    <w:p>
-      <w:pPr>
-        <w:ind w:firstLine="0"/>
-        <w:jc w:val="left"/>
-        <w:rPr>
-          <w:sz w:val="28"/>
-          <w:szCs w:val="28"/>
-        </w:rPr>
-      </w:pPr>
     </w:p>
     <w:p>
       <w:pPr>
@@ -3676,2317 +6395,113 @@
           <w:bCs/>
           <w:sz w:val="28"/>
           <w:szCs w:val="28"/>
-        </w:rPr>
-      </w:pPr>
-      <w:r>
+          <w:lang w:val="en-US"/>
+        </w:rPr>
+      </w:pPr>
+    </w:p>
+    <w:p>
+      <w:pPr>
+        <w:ind w:firstLine="0"/>
+        <w:jc w:val="left"/>
+        <w:rPr>
+          <w:sz w:val="28"/>
+          <w:szCs w:val="28"/>
+        </w:rPr>
+      </w:pPr>
+      <w:r>
+        <w:rPr>
+          <w:sz w:val="28"/>
+          <w:szCs w:val="28"/>
+        </w:rPr>
+        <w:t xml:space="preserve">Процент использования ИИ: </w:t>
+      </w:r>
+      <w:r>
+        <w:rPr>
+          <w:sz w:val="28"/>
+          <w:szCs w:val="28"/>
+          <w:lang w:val="en-US"/>
+        </w:rPr>
+        <w:t>60</w:t>
+      </w:r>
+      <w:r>
+        <w:rPr>
+          <w:sz w:val="28"/>
+          <w:szCs w:val="28"/>
+        </w:rPr>
+        <w:t>%</w:t>
+      </w:r>
+    </w:p>
+    <w:p>
+      <w:pPr>
+        <w:ind w:firstLine="0"/>
+        <w:jc w:val="left"/>
         <w:rPr>
           <w:b/>
           <w:bCs/>
           <w:sz w:val="28"/>
           <w:szCs w:val="28"/>
         </w:rPr>
-        <w:lastRenderedPageBreak/>
-        <w:t>Программа</w:t>
-      </w:r>
-      <w:r>
+      </w:pPr>
+    </w:p>
+    <w:p>
+      <w:pPr>
+        <w:ind w:firstLine="0"/>
+        <w:jc w:val="left"/>
         <w:rPr>
           <w:b/>
           <w:bCs/>
           <w:sz w:val="28"/>
           <w:szCs w:val="28"/>
         </w:rPr>
-        <w:t xml:space="preserve"> </w:t>
-      </w:r>
-      <w:r>
+      </w:pPr>
+    </w:p>
+    <w:p>
+      <w:pPr>
+        <w:ind w:firstLine="0"/>
+        <w:jc w:val="left"/>
         <w:rPr>
           <w:b/>
           <w:bCs/>
           <w:sz w:val="28"/>
           <w:szCs w:val="28"/>
         </w:rPr>
-        <w:t>с</w:t>
-      </w:r>
-      <w:r>
+      </w:pPr>
+    </w:p>
+    <w:p>
+      <w:pPr>
+        <w:ind w:firstLine="0"/>
+        <w:jc w:val="left"/>
         <w:rPr>
           <w:b/>
           <w:bCs/>
           <w:sz w:val="28"/>
           <w:szCs w:val="28"/>
         </w:rPr>
-        <w:t xml:space="preserve"> </w:t>
-      </w:r>
-      <w:r>
+      </w:pPr>
+    </w:p>
+    <w:p>
+      <w:pPr>
+        <w:ind w:firstLine="0"/>
+        <w:jc w:val="left"/>
         <w:rPr>
           <w:b/>
           <w:bCs/>
           <w:sz w:val="28"/>
           <w:szCs w:val="28"/>
         </w:rPr>
-        <w:t>комментариями</w:t>
-      </w:r>
-      <w:r>
+      </w:pPr>
+    </w:p>
+    <w:p>
+      <w:pPr>
+        <w:ind w:firstLine="0"/>
+        <w:jc w:val="left"/>
         <w:rPr>
           <w:b/>
           <w:bCs/>
           <w:sz w:val="28"/>
           <w:szCs w:val="28"/>
         </w:rPr>
-        <w:t>:</w:t>
-      </w:r>
-    </w:p>
-    <w:p>
-      <w:pPr>
-        <w:shd w:val="clear" w:color="auto" w:fill="1E1F22"/>
-        <w:tabs>
-          <w:tab w:val="left" w:pos="916"/>
-          <w:tab w:val="left" w:pos="1832"/>
-          <w:tab w:val="left" w:pos="2748"/>
-          <w:tab w:val="left" w:pos="3664"/>
-          <w:tab w:val="left" w:pos="4580"/>
-          <w:tab w:val="left" w:pos="5496"/>
-          <w:tab w:val="left" w:pos="6412"/>
-          <w:tab w:val="left" w:pos="7328"/>
-          <w:tab w:val="left" w:pos="8244"/>
-          <w:tab w:val="left" w:pos="9160"/>
-          <w:tab w:val="left" w:pos="10076"/>
-          <w:tab w:val="left" w:pos="10992"/>
-          <w:tab w:val="left" w:pos="11908"/>
-          <w:tab w:val="left" w:pos="12824"/>
-          <w:tab w:val="left" w:pos="13740"/>
-          <w:tab w:val="left" w:pos="14656"/>
-        </w:tabs>
-        <w:spacing w:line="240" w:lineRule="auto"/>
-        <w:ind w:firstLine="0"/>
-        <w:jc w:val="left"/>
-        <w:rPr>
-          <w:rFonts w:ascii="Courier New" w:hAnsi="Courier New" w:cs="Courier New"/>
-          <w:color w:val="BCBEC4"/>
-          <w:sz w:val="20"/>
-        </w:rPr>
-      </w:pPr>
-      <w:r>
-        <w:rPr>
-          <w:rFonts w:ascii="Courier New" w:hAnsi="Courier New" w:cs="Courier New"/>
-          <w:color w:val="CF8E6D"/>
-          <w:sz w:val="20"/>
-        </w:rPr>
-        <w:t xml:space="preserve">from </w:t>
-      </w:r>
-      <w:r>
-        <w:rPr>
-          <w:rFonts w:ascii="Courier New" w:hAnsi="Courier New" w:cs="Courier New"/>
-          <w:color w:val="BCBEC4"/>
-          <w:sz w:val="20"/>
-        </w:rPr>
-        <w:t xml:space="preserve">PIL </w:t>
-      </w:r>
-      <w:r>
-        <w:rPr>
-          <w:rFonts w:ascii="Courier New" w:hAnsi="Courier New" w:cs="Courier New"/>
-          <w:color w:val="CF8E6D"/>
-          <w:sz w:val="20"/>
-        </w:rPr>
-        <w:t xml:space="preserve">import </w:t>
-      </w:r>
-      <w:r>
-        <w:rPr>
-          <w:rFonts w:ascii="Courier New" w:hAnsi="Courier New" w:cs="Courier New"/>
-          <w:color w:val="BCBEC4"/>
-          <w:sz w:val="20"/>
-        </w:rPr>
-        <w:t>Image</w:t>
-      </w:r>
-      <w:r>
-        <w:rPr>
-          <w:rFonts w:ascii="Courier New" w:hAnsi="Courier New" w:cs="Courier New"/>
-          <w:color w:val="BCBEC4"/>
-          <w:sz w:val="20"/>
-        </w:rPr>
-        <w:br/>
-      </w:r>
-      <w:r>
-        <w:rPr>
-          <w:rFonts w:ascii="Courier New" w:hAnsi="Courier New" w:cs="Courier New"/>
-          <w:color w:val="BCBEC4"/>
-          <w:sz w:val="20"/>
-        </w:rPr>
-        <w:br/>
-      </w:r>
-      <w:r>
-        <w:rPr>
-          <w:rFonts w:ascii="Courier New" w:hAnsi="Courier New" w:cs="Courier New"/>
-          <w:color w:val="7A7E85"/>
-          <w:sz w:val="20"/>
-        </w:rPr>
-        <w:t>#Декодирование</w:t>
-      </w:r>
-      <w:r>
-        <w:rPr>
-          <w:rFonts w:ascii="Courier New" w:hAnsi="Courier New" w:cs="Courier New"/>
-          <w:color w:val="7A7E85"/>
-          <w:sz w:val="20"/>
-        </w:rPr>
-        <w:br/>
-      </w:r>
-      <w:r>
-        <w:rPr>
-          <w:rFonts w:ascii="Courier New" w:hAnsi="Courier New" w:cs="Courier New"/>
-          <w:color w:val="CF8E6D"/>
-          <w:sz w:val="20"/>
-        </w:rPr>
-        <w:t xml:space="preserve">def </w:t>
-      </w:r>
-      <w:r>
-        <w:rPr>
-          <w:rFonts w:ascii="Courier New" w:hAnsi="Courier New" w:cs="Courier New"/>
-          <w:color w:val="56A8F5"/>
-          <w:sz w:val="20"/>
-        </w:rPr>
-        <w:t>decode</w:t>
-      </w:r>
-      <w:r>
-        <w:rPr>
-          <w:rFonts w:ascii="Courier New" w:hAnsi="Courier New" w:cs="Courier New"/>
-          <w:color w:val="BCBEC4"/>
-          <w:sz w:val="20"/>
-        </w:rPr>
-        <w:t>(image_name, key_name):</w:t>
-      </w:r>
-      <w:r>
-        <w:rPr>
-          <w:rFonts w:ascii="Courier New" w:hAnsi="Courier New" w:cs="Courier New"/>
-          <w:color w:val="BCBEC4"/>
-          <w:sz w:val="20"/>
-        </w:rPr>
-        <w:br/>
-        <w:t xml:space="preserve">    img = Image.open(image_name)</w:t>
-      </w:r>
-      <w:r>
-        <w:rPr>
-          <w:rFonts w:ascii="Courier New" w:hAnsi="Courier New" w:cs="Courier New"/>
-          <w:color w:val="BCBEC4"/>
-          <w:sz w:val="20"/>
-        </w:rPr>
-        <w:br/>
-        <w:t xml:space="preserve">    pixels = img.load()</w:t>
-      </w:r>
-      <w:r>
-        <w:rPr>
-          <w:rFonts w:ascii="Courier New" w:hAnsi="Courier New" w:cs="Courier New"/>
-          <w:color w:val="BCBEC4"/>
-          <w:sz w:val="20"/>
-        </w:rPr>
-        <w:br/>
-      </w:r>
-      <w:r>
-        <w:rPr>
-          <w:rFonts w:ascii="Courier New" w:hAnsi="Courier New" w:cs="Courier New"/>
-          <w:color w:val="BCBEC4"/>
-          <w:sz w:val="20"/>
-        </w:rPr>
-        <w:br/>
-        <w:t xml:space="preserve">    bits = </w:t>
-      </w:r>
-      <w:r>
-        <w:rPr>
-          <w:rFonts w:ascii="Courier New" w:hAnsi="Courier New" w:cs="Courier New"/>
-          <w:color w:val="6AAB73"/>
-          <w:sz w:val="20"/>
-        </w:rPr>
-        <w:t>""</w:t>
-      </w:r>
-      <w:r>
-        <w:rPr>
-          <w:rFonts w:ascii="Courier New" w:hAnsi="Courier New" w:cs="Courier New"/>
-          <w:color w:val="6AAB73"/>
-          <w:sz w:val="20"/>
-        </w:rPr>
-        <w:br/>
-      </w:r>
-      <w:r>
-        <w:rPr>
-          <w:rFonts w:ascii="Courier New" w:hAnsi="Courier New" w:cs="Courier New"/>
-          <w:color w:val="6AAB73"/>
-          <w:sz w:val="20"/>
-        </w:rPr>
-        <w:br/>
-        <w:t xml:space="preserve">    </w:t>
-      </w:r>
-      <w:r>
-        <w:rPr>
-          <w:rFonts w:ascii="Courier New" w:hAnsi="Courier New" w:cs="Courier New"/>
-          <w:color w:val="CF8E6D"/>
-          <w:sz w:val="20"/>
-        </w:rPr>
-        <w:t xml:space="preserve">with </w:t>
-      </w:r>
-      <w:r>
-        <w:rPr>
-          <w:rFonts w:ascii="Courier New" w:hAnsi="Courier New" w:cs="Courier New"/>
-          <w:color w:val="8888C6"/>
-          <w:sz w:val="20"/>
-        </w:rPr>
-        <w:t>open</w:t>
-      </w:r>
-      <w:r>
-        <w:rPr>
-          <w:rFonts w:ascii="Courier New" w:hAnsi="Courier New" w:cs="Courier New"/>
-          <w:color w:val="BCBEC4"/>
-          <w:sz w:val="20"/>
-        </w:rPr>
-        <w:t xml:space="preserve">(key_name, </w:t>
-      </w:r>
-      <w:r>
-        <w:rPr>
-          <w:rFonts w:ascii="Courier New" w:hAnsi="Courier New" w:cs="Courier New"/>
-          <w:color w:val="6AAB73"/>
-          <w:sz w:val="20"/>
-        </w:rPr>
-        <w:t>"r"</w:t>
-      </w:r>
-      <w:r>
-        <w:rPr>
-          <w:rFonts w:ascii="Courier New" w:hAnsi="Courier New" w:cs="Courier New"/>
-          <w:color w:val="BCBEC4"/>
-          <w:sz w:val="20"/>
-        </w:rPr>
-        <w:t xml:space="preserve">) </w:t>
-      </w:r>
-      <w:r>
-        <w:rPr>
-          <w:rFonts w:ascii="Courier New" w:hAnsi="Courier New" w:cs="Courier New"/>
-          <w:color w:val="CF8E6D"/>
-          <w:sz w:val="20"/>
-        </w:rPr>
-        <w:t xml:space="preserve">as </w:t>
-      </w:r>
-      <w:r>
-        <w:rPr>
-          <w:rFonts w:ascii="Courier New" w:hAnsi="Courier New" w:cs="Courier New"/>
-          <w:color w:val="BCBEC4"/>
-          <w:sz w:val="20"/>
-        </w:rPr>
-        <w:t>file:</w:t>
-      </w:r>
-      <w:r>
-        <w:rPr>
-          <w:rFonts w:ascii="Courier New" w:hAnsi="Courier New" w:cs="Courier New"/>
-          <w:color w:val="BCBEC4"/>
-          <w:sz w:val="20"/>
-        </w:rPr>
-        <w:br/>
-        <w:t xml:space="preserve">        </w:t>
-      </w:r>
-      <w:r>
-        <w:rPr>
-          <w:rFonts w:ascii="Courier New" w:hAnsi="Courier New" w:cs="Courier New"/>
-          <w:color w:val="CF8E6D"/>
-          <w:sz w:val="20"/>
-        </w:rPr>
-        <w:t xml:space="preserve">for </w:t>
-      </w:r>
-      <w:r>
-        <w:rPr>
-          <w:rFonts w:ascii="Courier New" w:hAnsi="Courier New" w:cs="Courier New"/>
-          <w:color w:val="BCBEC4"/>
-          <w:sz w:val="20"/>
-        </w:rPr>
-        <w:t xml:space="preserve">line </w:t>
-      </w:r>
-      <w:r>
-        <w:rPr>
-          <w:rFonts w:ascii="Courier New" w:hAnsi="Courier New" w:cs="Courier New"/>
-          <w:color w:val="CF8E6D"/>
-          <w:sz w:val="20"/>
-        </w:rPr>
-        <w:t xml:space="preserve">in </w:t>
-      </w:r>
-      <w:r>
-        <w:rPr>
-          <w:rFonts w:ascii="Courier New" w:hAnsi="Courier New" w:cs="Courier New"/>
-          <w:color w:val="BCBEC4"/>
-          <w:sz w:val="20"/>
-        </w:rPr>
-        <w:t>file:</w:t>
-      </w:r>
-      <w:r>
-        <w:rPr>
-          <w:rFonts w:ascii="Courier New" w:hAnsi="Courier New" w:cs="Courier New"/>
-          <w:color w:val="BCBEC4"/>
-          <w:sz w:val="20"/>
-        </w:rPr>
-        <w:br/>
-        <w:t xml:space="preserve">            x, y = </w:t>
-      </w:r>
-      <w:r>
-        <w:rPr>
-          <w:rFonts w:ascii="Courier New" w:hAnsi="Courier New" w:cs="Courier New"/>
-          <w:color w:val="8888C6"/>
-          <w:sz w:val="20"/>
-        </w:rPr>
-        <w:t>map</w:t>
-      </w:r>
-      <w:r>
-        <w:rPr>
-          <w:rFonts w:ascii="Courier New" w:hAnsi="Courier New" w:cs="Courier New"/>
-          <w:color w:val="BCBEC4"/>
-          <w:sz w:val="20"/>
-        </w:rPr>
-        <w:t>(</w:t>
-      </w:r>
-      <w:r>
-        <w:rPr>
-          <w:rFonts w:ascii="Courier New" w:hAnsi="Courier New" w:cs="Courier New"/>
-          <w:color w:val="8888C6"/>
-          <w:sz w:val="20"/>
-        </w:rPr>
-        <w:t>int</w:t>
-      </w:r>
-      <w:r>
-        <w:rPr>
-          <w:rFonts w:ascii="Courier New" w:hAnsi="Courier New" w:cs="Courier New"/>
-          <w:color w:val="BCBEC4"/>
-          <w:sz w:val="20"/>
-        </w:rPr>
-        <w:t>, line.strip()[</w:t>
-      </w:r>
-      <w:r>
-        <w:rPr>
-          <w:rFonts w:ascii="Courier New" w:hAnsi="Courier New" w:cs="Courier New"/>
-          <w:color w:val="2AACB8"/>
-          <w:sz w:val="20"/>
-        </w:rPr>
-        <w:t>1</w:t>
-      </w:r>
-      <w:r>
-        <w:rPr>
-          <w:rFonts w:ascii="Courier New" w:hAnsi="Courier New" w:cs="Courier New"/>
-          <w:color w:val="BCBEC4"/>
-          <w:sz w:val="20"/>
-        </w:rPr>
-        <w:t>:-</w:t>
-      </w:r>
-      <w:r>
-        <w:rPr>
-          <w:rFonts w:ascii="Courier New" w:hAnsi="Courier New" w:cs="Courier New"/>
-          <w:color w:val="2AACB8"/>
-          <w:sz w:val="20"/>
-        </w:rPr>
-        <w:t>1</w:t>
-      </w:r>
-      <w:r>
-        <w:rPr>
-          <w:rFonts w:ascii="Courier New" w:hAnsi="Courier New" w:cs="Courier New"/>
-          <w:color w:val="BCBEC4"/>
-          <w:sz w:val="20"/>
-        </w:rPr>
-        <w:t>].split(</w:t>
-      </w:r>
-      <w:r>
-        <w:rPr>
-          <w:rFonts w:ascii="Courier New" w:hAnsi="Courier New" w:cs="Courier New"/>
-          <w:color w:val="6AAB73"/>
-          <w:sz w:val="20"/>
-        </w:rPr>
-        <w:t>","</w:t>
-      </w:r>
-      <w:r>
-        <w:rPr>
-          <w:rFonts w:ascii="Courier New" w:hAnsi="Courier New" w:cs="Courier New"/>
-          <w:color w:val="BCBEC4"/>
-          <w:sz w:val="20"/>
-        </w:rPr>
-        <w:t>))</w:t>
-      </w:r>
-      <w:r>
-        <w:rPr>
-          <w:rFonts w:ascii="Courier New" w:hAnsi="Courier New" w:cs="Courier New"/>
-          <w:color w:val="BCBEC4"/>
-          <w:sz w:val="20"/>
-        </w:rPr>
-        <w:br/>
-      </w:r>
-      <w:r>
-        <w:rPr>
-          <w:rFonts w:ascii="Courier New" w:hAnsi="Courier New" w:cs="Courier New"/>
-          <w:color w:val="BCBEC4"/>
-          <w:sz w:val="20"/>
-        </w:rPr>
-        <w:br/>
-        <w:t xml:space="preserve">            </w:t>
-      </w:r>
-      <w:r>
-        <w:rPr>
-          <w:rFonts w:ascii="Courier New" w:hAnsi="Courier New" w:cs="Courier New"/>
-          <w:color w:val="7A7E85"/>
-          <w:sz w:val="20"/>
-        </w:rPr>
-        <w:t># Берём зелёный канал</w:t>
-      </w:r>
-      <w:r>
-        <w:rPr>
-          <w:rFonts w:ascii="Courier New" w:hAnsi="Courier New" w:cs="Courier New"/>
-          <w:color w:val="7A7E85"/>
-          <w:sz w:val="20"/>
-        </w:rPr>
-        <w:br/>
-        <w:t xml:space="preserve">            </w:t>
-      </w:r>
-      <w:r>
-        <w:rPr>
-          <w:rFonts w:ascii="Courier New" w:hAnsi="Courier New" w:cs="Courier New"/>
-          <w:color w:val="BCBEC4"/>
-          <w:sz w:val="20"/>
-        </w:rPr>
-        <w:t>g = pixels[x, y][</w:t>
-      </w:r>
-      <w:r>
-        <w:rPr>
-          <w:rFonts w:ascii="Courier New" w:hAnsi="Courier New" w:cs="Courier New"/>
-          <w:color w:val="2AACB8"/>
-          <w:sz w:val="20"/>
-        </w:rPr>
-        <w:t>1</w:t>
-      </w:r>
-      <w:r>
-        <w:rPr>
-          <w:rFonts w:ascii="Courier New" w:hAnsi="Courier New" w:cs="Courier New"/>
-          <w:color w:val="BCBEC4"/>
-          <w:sz w:val="20"/>
-        </w:rPr>
-        <w:t>]</w:t>
-      </w:r>
-      <w:r>
-        <w:rPr>
-          <w:rFonts w:ascii="Courier New" w:hAnsi="Courier New" w:cs="Courier New"/>
-          <w:color w:val="BCBEC4"/>
-          <w:sz w:val="20"/>
-        </w:rPr>
-        <w:br/>
-      </w:r>
-      <w:r>
-        <w:rPr>
-          <w:rFonts w:ascii="Courier New" w:hAnsi="Courier New" w:cs="Courier New"/>
-          <w:color w:val="BCBEC4"/>
-          <w:sz w:val="20"/>
-        </w:rPr>
-        <w:br/>
-        <w:t xml:space="preserve">            </w:t>
-      </w:r>
-      <w:r>
-        <w:rPr>
-          <w:rFonts w:ascii="Courier New" w:hAnsi="Courier New" w:cs="Courier New"/>
-          <w:color w:val="7A7E85"/>
-          <w:sz w:val="20"/>
-        </w:rPr>
-        <w:t># Получаем 0 бит</w:t>
-      </w:r>
-      <w:r>
-        <w:rPr>
-          <w:rFonts w:ascii="Courier New" w:hAnsi="Courier New" w:cs="Courier New"/>
-          <w:color w:val="7A7E85"/>
-          <w:sz w:val="20"/>
-        </w:rPr>
-        <w:br/>
-        <w:t xml:space="preserve">            </w:t>
-      </w:r>
-      <w:r>
-        <w:rPr>
-          <w:rFonts w:ascii="Courier New" w:hAnsi="Courier New" w:cs="Courier New"/>
-          <w:color w:val="BCBEC4"/>
-          <w:sz w:val="20"/>
-        </w:rPr>
-        <w:t xml:space="preserve">bits += </w:t>
-      </w:r>
-      <w:r>
-        <w:rPr>
-          <w:rFonts w:ascii="Courier New" w:hAnsi="Courier New" w:cs="Courier New"/>
-          <w:color w:val="8888C6"/>
-          <w:sz w:val="20"/>
-        </w:rPr>
-        <w:t>str</w:t>
-      </w:r>
-      <w:r>
-        <w:rPr>
-          <w:rFonts w:ascii="Courier New" w:hAnsi="Courier New" w:cs="Courier New"/>
-          <w:color w:val="BCBEC4"/>
-          <w:sz w:val="20"/>
-        </w:rPr>
-        <w:t xml:space="preserve">(g &amp; </w:t>
-      </w:r>
-      <w:r>
-        <w:rPr>
-          <w:rFonts w:ascii="Courier New" w:hAnsi="Courier New" w:cs="Courier New"/>
-          <w:color w:val="2AACB8"/>
-          <w:sz w:val="20"/>
-        </w:rPr>
-        <w:t>1</w:t>
-      </w:r>
-      <w:r>
-        <w:rPr>
-          <w:rFonts w:ascii="Courier New" w:hAnsi="Courier New" w:cs="Courier New"/>
-          <w:color w:val="BCBEC4"/>
-          <w:sz w:val="20"/>
-        </w:rPr>
-        <w:t>)</w:t>
-      </w:r>
-      <w:r>
-        <w:rPr>
-          <w:rFonts w:ascii="Courier New" w:hAnsi="Courier New" w:cs="Courier New"/>
-          <w:color w:val="BCBEC4"/>
-          <w:sz w:val="20"/>
-        </w:rPr>
-        <w:br/>
-      </w:r>
-      <w:r>
-        <w:rPr>
-          <w:rFonts w:ascii="Courier New" w:hAnsi="Courier New" w:cs="Courier New"/>
-          <w:color w:val="BCBEC4"/>
-          <w:sz w:val="20"/>
-        </w:rPr>
-        <w:br/>
-        <w:t xml:space="preserve">    </w:t>
-      </w:r>
-      <w:r>
-        <w:rPr>
-          <w:rFonts w:ascii="Courier New" w:hAnsi="Courier New" w:cs="Courier New"/>
-          <w:color w:val="8888C6"/>
-          <w:sz w:val="20"/>
-        </w:rPr>
-        <w:t>print</w:t>
-      </w:r>
-      <w:r>
-        <w:rPr>
-          <w:rFonts w:ascii="Courier New" w:hAnsi="Courier New" w:cs="Courier New"/>
-          <w:color w:val="BCBEC4"/>
-          <w:sz w:val="20"/>
-        </w:rPr>
-        <w:t>(</w:t>
-      </w:r>
-      <w:r>
-        <w:rPr>
-          <w:rFonts w:ascii="Courier New" w:hAnsi="Courier New" w:cs="Courier New"/>
-          <w:color w:val="6AAB73"/>
-          <w:sz w:val="20"/>
-        </w:rPr>
-        <w:t>"Полученные биты:"</w:t>
-      </w:r>
-      <w:r>
-        <w:rPr>
-          <w:rFonts w:ascii="Courier New" w:hAnsi="Courier New" w:cs="Courier New"/>
-          <w:color w:val="BCBEC4"/>
-          <w:sz w:val="20"/>
-        </w:rPr>
-        <w:t>)</w:t>
-      </w:r>
-      <w:r>
-        <w:rPr>
-          <w:rFonts w:ascii="Courier New" w:hAnsi="Courier New" w:cs="Courier New"/>
-          <w:color w:val="BCBEC4"/>
-          <w:sz w:val="20"/>
-        </w:rPr>
-        <w:br/>
-        <w:t xml:space="preserve">    </w:t>
-      </w:r>
-      <w:r>
-        <w:rPr>
-          <w:rFonts w:ascii="Courier New" w:hAnsi="Courier New" w:cs="Courier New"/>
-          <w:color w:val="8888C6"/>
-          <w:sz w:val="20"/>
-        </w:rPr>
-        <w:t>print</w:t>
-      </w:r>
-      <w:r>
-        <w:rPr>
-          <w:rFonts w:ascii="Courier New" w:hAnsi="Courier New" w:cs="Courier New"/>
-          <w:color w:val="BCBEC4"/>
-          <w:sz w:val="20"/>
-        </w:rPr>
-        <w:t>(bits)</w:t>
-      </w:r>
-      <w:r>
-        <w:rPr>
-          <w:rFonts w:ascii="Courier New" w:hAnsi="Courier New" w:cs="Courier New"/>
-          <w:color w:val="BCBEC4"/>
-          <w:sz w:val="20"/>
-        </w:rPr>
-        <w:br/>
-      </w:r>
-      <w:r>
-        <w:rPr>
-          <w:rFonts w:ascii="Courier New" w:hAnsi="Courier New" w:cs="Courier New"/>
-          <w:color w:val="BCBEC4"/>
-          <w:sz w:val="20"/>
-        </w:rPr>
-        <w:br/>
-        <w:t xml:space="preserve">    </w:t>
-      </w:r>
-      <w:r>
-        <w:rPr>
-          <w:rFonts w:ascii="Courier New" w:hAnsi="Courier New" w:cs="Courier New"/>
-          <w:color w:val="7A7E85"/>
-          <w:sz w:val="20"/>
-        </w:rPr>
-        <w:t># Переводим биты в символы</w:t>
-      </w:r>
-      <w:r>
-        <w:rPr>
-          <w:rFonts w:ascii="Courier New" w:hAnsi="Courier New" w:cs="Courier New"/>
-          <w:color w:val="7A7E85"/>
-          <w:sz w:val="20"/>
-        </w:rPr>
-        <w:br/>
-        <w:t xml:space="preserve">    </w:t>
-      </w:r>
-      <w:r>
-        <w:rPr>
-          <w:rFonts w:ascii="Courier New" w:hAnsi="Courier New" w:cs="Courier New"/>
-          <w:color w:val="BCBEC4"/>
-          <w:sz w:val="20"/>
-        </w:rPr>
-        <w:t xml:space="preserve">text = </w:t>
-      </w:r>
-      <w:r>
-        <w:rPr>
-          <w:rFonts w:ascii="Courier New" w:hAnsi="Courier New" w:cs="Courier New"/>
-          <w:color w:val="6AAB73"/>
-          <w:sz w:val="20"/>
-        </w:rPr>
-        <w:t>""</w:t>
-      </w:r>
-      <w:r>
-        <w:rPr>
-          <w:rFonts w:ascii="Courier New" w:hAnsi="Courier New" w:cs="Courier New"/>
-          <w:color w:val="6AAB73"/>
-          <w:sz w:val="20"/>
-        </w:rPr>
-        <w:br/>
-      </w:r>
-      <w:r>
-        <w:rPr>
-          <w:rFonts w:ascii="Courier New" w:hAnsi="Courier New" w:cs="Courier New"/>
-          <w:color w:val="6AAB73"/>
-          <w:sz w:val="20"/>
-        </w:rPr>
-        <w:br/>
-        <w:t xml:space="preserve">    </w:t>
-      </w:r>
-      <w:r>
-        <w:rPr>
-          <w:rFonts w:ascii="Courier New" w:hAnsi="Courier New" w:cs="Courier New"/>
-          <w:color w:val="CF8E6D"/>
-          <w:sz w:val="20"/>
-        </w:rPr>
-        <w:t xml:space="preserve">for </w:t>
-      </w:r>
-      <w:r>
-        <w:rPr>
-          <w:rFonts w:ascii="Courier New" w:hAnsi="Courier New" w:cs="Courier New"/>
-          <w:color w:val="BCBEC4"/>
-          <w:sz w:val="20"/>
-        </w:rPr>
-        <w:t xml:space="preserve">i </w:t>
-      </w:r>
-      <w:r>
-        <w:rPr>
-          <w:rFonts w:ascii="Courier New" w:hAnsi="Courier New" w:cs="Courier New"/>
-          <w:color w:val="CF8E6D"/>
-          <w:sz w:val="20"/>
-        </w:rPr>
-        <w:t xml:space="preserve">in </w:t>
-      </w:r>
-      <w:r>
-        <w:rPr>
-          <w:rFonts w:ascii="Courier New" w:hAnsi="Courier New" w:cs="Courier New"/>
-          <w:color w:val="8888C6"/>
-          <w:sz w:val="20"/>
-        </w:rPr>
-        <w:t>range</w:t>
-      </w:r>
-      <w:r>
-        <w:rPr>
-          <w:rFonts w:ascii="Courier New" w:hAnsi="Courier New" w:cs="Courier New"/>
-          <w:color w:val="BCBEC4"/>
-          <w:sz w:val="20"/>
-        </w:rPr>
-        <w:t>(</w:t>
-      </w:r>
-      <w:r>
-        <w:rPr>
-          <w:rFonts w:ascii="Courier New" w:hAnsi="Courier New" w:cs="Courier New"/>
-          <w:color w:val="2AACB8"/>
-          <w:sz w:val="20"/>
-        </w:rPr>
-        <w:t>0</w:t>
-      </w:r>
-      <w:r>
-        <w:rPr>
-          <w:rFonts w:ascii="Courier New" w:hAnsi="Courier New" w:cs="Courier New"/>
-          <w:color w:val="BCBEC4"/>
-          <w:sz w:val="20"/>
-        </w:rPr>
-        <w:t xml:space="preserve">, </w:t>
-      </w:r>
-      <w:r>
-        <w:rPr>
-          <w:rFonts w:ascii="Courier New" w:hAnsi="Courier New" w:cs="Courier New"/>
-          <w:color w:val="8888C6"/>
-          <w:sz w:val="20"/>
-        </w:rPr>
-        <w:t>len</w:t>
-      </w:r>
-      <w:r>
-        <w:rPr>
-          <w:rFonts w:ascii="Courier New" w:hAnsi="Courier New" w:cs="Courier New"/>
-          <w:color w:val="BCBEC4"/>
-          <w:sz w:val="20"/>
-        </w:rPr>
-        <w:t xml:space="preserve">(bits), </w:t>
-      </w:r>
-      <w:r>
-        <w:rPr>
-          <w:rFonts w:ascii="Courier New" w:hAnsi="Courier New" w:cs="Courier New"/>
-          <w:color w:val="2AACB8"/>
-          <w:sz w:val="20"/>
-        </w:rPr>
-        <w:t>8</w:t>
-      </w:r>
-      <w:r>
-        <w:rPr>
-          <w:rFonts w:ascii="Courier New" w:hAnsi="Courier New" w:cs="Courier New"/>
-          <w:color w:val="BCBEC4"/>
-          <w:sz w:val="20"/>
-        </w:rPr>
-        <w:t>):</w:t>
-      </w:r>
-      <w:r>
-        <w:rPr>
-          <w:rFonts w:ascii="Courier New" w:hAnsi="Courier New" w:cs="Courier New"/>
-          <w:color w:val="BCBEC4"/>
-          <w:sz w:val="20"/>
-        </w:rPr>
-        <w:br/>
-        <w:t xml:space="preserve">        byte = bits[i:i + </w:t>
-      </w:r>
-      <w:r>
-        <w:rPr>
-          <w:rFonts w:ascii="Courier New" w:hAnsi="Courier New" w:cs="Courier New"/>
-          <w:color w:val="2AACB8"/>
-          <w:sz w:val="20"/>
-        </w:rPr>
-        <w:t>8</w:t>
-      </w:r>
-      <w:r>
-        <w:rPr>
-          <w:rFonts w:ascii="Courier New" w:hAnsi="Courier New" w:cs="Courier New"/>
-          <w:color w:val="BCBEC4"/>
-          <w:sz w:val="20"/>
-        </w:rPr>
-        <w:t>]</w:t>
-      </w:r>
-      <w:r>
-        <w:rPr>
-          <w:rFonts w:ascii="Courier New" w:hAnsi="Courier New" w:cs="Courier New"/>
-          <w:color w:val="BCBEC4"/>
-          <w:sz w:val="20"/>
-        </w:rPr>
-        <w:br/>
-      </w:r>
-      <w:r>
-        <w:rPr>
-          <w:rFonts w:ascii="Courier New" w:hAnsi="Courier New" w:cs="Courier New"/>
-          <w:color w:val="BCBEC4"/>
-          <w:sz w:val="20"/>
-        </w:rPr>
-        <w:br/>
-        <w:t xml:space="preserve">        </w:t>
-      </w:r>
-      <w:r>
-        <w:rPr>
-          <w:rFonts w:ascii="Courier New" w:hAnsi="Courier New" w:cs="Courier New"/>
-          <w:color w:val="CF8E6D"/>
-          <w:sz w:val="20"/>
-        </w:rPr>
-        <w:t xml:space="preserve">if </w:t>
-      </w:r>
-      <w:r>
-        <w:rPr>
-          <w:rFonts w:ascii="Courier New" w:hAnsi="Courier New" w:cs="Courier New"/>
-          <w:color w:val="8888C6"/>
-          <w:sz w:val="20"/>
-        </w:rPr>
-        <w:t>len</w:t>
-      </w:r>
-      <w:r>
-        <w:rPr>
-          <w:rFonts w:ascii="Courier New" w:hAnsi="Courier New" w:cs="Courier New"/>
-          <w:color w:val="BCBEC4"/>
-          <w:sz w:val="20"/>
-        </w:rPr>
-        <w:t xml:space="preserve">(byte) == </w:t>
-      </w:r>
-      <w:r>
-        <w:rPr>
-          <w:rFonts w:ascii="Courier New" w:hAnsi="Courier New" w:cs="Courier New"/>
-          <w:color w:val="2AACB8"/>
-          <w:sz w:val="20"/>
-        </w:rPr>
-        <w:t>8</w:t>
-      </w:r>
-      <w:r>
-        <w:rPr>
-          <w:rFonts w:ascii="Courier New" w:hAnsi="Courier New" w:cs="Courier New"/>
-          <w:color w:val="BCBEC4"/>
-          <w:sz w:val="20"/>
-        </w:rPr>
-        <w:t>:</w:t>
-      </w:r>
-      <w:r>
-        <w:rPr>
-          <w:rFonts w:ascii="Courier New" w:hAnsi="Courier New" w:cs="Courier New"/>
-          <w:color w:val="BCBEC4"/>
-          <w:sz w:val="20"/>
-        </w:rPr>
-        <w:br/>
-        <w:t xml:space="preserve">            text += </w:t>
-      </w:r>
-      <w:r>
-        <w:rPr>
-          <w:rFonts w:ascii="Courier New" w:hAnsi="Courier New" w:cs="Courier New"/>
-          <w:color w:val="8888C6"/>
-          <w:sz w:val="20"/>
-        </w:rPr>
-        <w:t>chr</w:t>
-      </w:r>
-      <w:r>
-        <w:rPr>
-          <w:rFonts w:ascii="Courier New" w:hAnsi="Courier New" w:cs="Courier New"/>
-          <w:color w:val="BCBEC4"/>
-          <w:sz w:val="20"/>
-        </w:rPr>
-        <w:t>(</w:t>
-      </w:r>
-      <w:r>
-        <w:rPr>
-          <w:rFonts w:ascii="Courier New" w:hAnsi="Courier New" w:cs="Courier New"/>
-          <w:color w:val="8888C6"/>
-          <w:sz w:val="20"/>
-        </w:rPr>
-        <w:t>int</w:t>
-      </w:r>
-      <w:r>
-        <w:rPr>
-          <w:rFonts w:ascii="Courier New" w:hAnsi="Courier New" w:cs="Courier New"/>
-          <w:color w:val="BCBEC4"/>
-          <w:sz w:val="20"/>
-        </w:rPr>
-        <w:t xml:space="preserve">(byte, </w:t>
-      </w:r>
-      <w:r>
-        <w:rPr>
-          <w:rFonts w:ascii="Courier New" w:hAnsi="Courier New" w:cs="Courier New"/>
-          <w:color w:val="2AACB8"/>
-          <w:sz w:val="20"/>
-        </w:rPr>
-        <w:t>2</w:t>
-      </w:r>
-      <w:r>
-        <w:rPr>
-          <w:rFonts w:ascii="Courier New" w:hAnsi="Courier New" w:cs="Courier New"/>
-          <w:color w:val="BCBEC4"/>
-          <w:sz w:val="20"/>
-        </w:rPr>
-        <w:t>))</w:t>
-      </w:r>
-      <w:r>
-        <w:rPr>
-          <w:rFonts w:ascii="Courier New" w:hAnsi="Courier New" w:cs="Courier New"/>
-          <w:color w:val="BCBEC4"/>
-          <w:sz w:val="20"/>
-        </w:rPr>
-        <w:br/>
-      </w:r>
-      <w:r>
-        <w:rPr>
-          <w:rFonts w:ascii="Courier New" w:hAnsi="Courier New" w:cs="Courier New"/>
-          <w:color w:val="BCBEC4"/>
-          <w:sz w:val="20"/>
-        </w:rPr>
-        <w:br/>
-        <w:t xml:space="preserve">    </w:t>
-      </w:r>
-      <w:r>
-        <w:rPr>
-          <w:rFonts w:ascii="Courier New" w:hAnsi="Courier New" w:cs="Courier New"/>
-          <w:color w:val="8888C6"/>
-          <w:sz w:val="20"/>
-        </w:rPr>
-        <w:t>print</w:t>
-      </w:r>
-      <w:r>
-        <w:rPr>
-          <w:rFonts w:ascii="Courier New" w:hAnsi="Courier New" w:cs="Courier New"/>
-          <w:color w:val="BCBEC4"/>
-          <w:sz w:val="20"/>
-        </w:rPr>
-        <w:t>(</w:t>
-      </w:r>
-      <w:r>
-        <w:rPr>
-          <w:rFonts w:ascii="Courier New" w:hAnsi="Courier New" w:cs="Courier New"/>
-          <w:color w:val="6AAB73"/>
-          <w:sz w:val="20"/>
-        </w:rPr>
-        <w:t>"</w:t>
-      </w:r>
-      <w:r>
-        <w:rPr>
-          <w:rFonts w:ascii="Courier New" w:hAnsi="Courier New" w:cs="Courier New"/>
-          <w:color w:val="CF8E6D"/>
-          <w:sz w:val="20"/>
-        </w:rPr>
-        <w:t>\n</w:t>
-      </w:r>
-      <w:r>
-        <w:rPr>
-          <w:rFonts w:ascii="Courier New" w:hAnsi="Courier New" w:cs="Courier New"/>
-          <w:color w:val="6AAB73"/>
-          <w:sz w:val="20"/>
-        </w:rPr>
-        <w:t>Декодированный текст:"</w:t>
-      </w:r>
-      <w:r>
-        <w:rPr>
-          <w:rFonts w:ascii="Courier New" w:hAnsi="Courier New" w:cs="Courier New"/>
-          <w:color w:val="BCBEC4"/>
-          <w:sz w:val="20"/>
-        </w:rPr>
-        <w:t>)</w:t>
-      </w:r>
-      <w:r>
-        <w:rPr>
-          <w:rFonts w:ascii="Courier New" w:hAnsi="Courier New" w:cs="Courier New"/>
-          <w:color w:val="BCBEC4"/>
-          <w:sz w:val="20"/>
-        </w:rPr>
-        <w:br/>
-        <w:t xml:space="preserve">    </w:t>
-      </w:r>
-      <w:r>
-        <w:rPr>
-          <w:rFonts w:ascii="Courier New" w:hAnsi="Courier New" w:cs="Courier New"/>
-          <w:color w:val="8888C6"/>
-          <w:sz w:val="20"/>
-        </w:rPr>
-        <w:t>print</w:t>
-      </w:r>
-      <w:r>
-        <w:rPr>
-          <w:rFonts w:ascii="Courier New" w:hAnsi="Courier New" w:cs="Courier New"/>
-          <w:color w:val="BCBEC4"/>
-          <w:sz w:val="20"/>
-        </w:rPr>
-        <w:t>(text)</w:t>
-      </w:r>
-      <w:r>
-        <w:rPr>
-          <w:rFonts w:ascii="Courier New" w:hAnsi="Courier New" w:cs="Courier New"/>
-          <w:color w:val="BCBEC4"/>
-          <w:sz w:val="20"/>
-        </w:rPr>
-        <w:br/>
-      </w:r>
-      <w:r>
-        <w:rPr>
-          <w:rFonts w:ascii="Courier New" w:hAnsi="Courier New" w:cs="Courier New"/>
-          <w:color w:val="BCBEC4"/>
-          <w:sz w:val="20"/>
-        </w:rPr>
-        <w:br/>
-      </w:r>
-      <w:r>
-        <w:rPr>
-          <w:rFonts w:ascii="Courier New" w:hAnsi="Courier New" w:cs="Courier New"/>
-          <w:color w:val="7A7E85"/>
-          <w:sz w:val="20"/>
-        </w:rPr>
-        <w:t>#Кодирование</w:t>
-      </w:r>
-      <w:r>
-        <w:rPr>
-          <w:rFonts w:ascii="Courier New" w:hAnsi="Courier New" w:cs="Courier New"/>
-          <w:color w:val="7A7E85"/>
-          <w:sz w:val="20"/>
-        </w:rPr>
-        <w:br/>
-      </w:r>
-      <w:r>
-        <w:rPr>
-          <w:rFonts w:ascii="Courier New" w:hAnsi="Courier New" w:cs="Courier New"/>
-          <w:color w:val="CF8E6D"/>
-          <w:sz w:val="20"/>
-        </w:rPr>
-        <w:t xml:space="preserve">def </w:t>
-      </w:r>
-      <w:r>
-        <w:rPr>
-          <w:rFonts w:ascii="Courier New" w:hAnsi="Courier New" w:cs="Courier New"/>
-          <w:color w:val="56A8F5"/>
-          <w:sz w:val="20"/>
-        </w:rPr>
-        <w:t>encode</w:t>
-      </w:r>
-      <w:r>
-        <w:rPr>
-          <w:rFonts w:ascii="Courier New" w:hAnsi="Courier New" w:cs="Courier New"/>
-          <w:color w:val="BCBEC4"/>
-          <w:sz w:val="20"/>
-        </w:rPr>
-        <w:t>(image_name, out_image, text):</w:t>
-      </w:r>
-      <w:r>
-        <w:rPr>
-          <w:rFonts w:ascii="Courier New" w:hAnsi="Courier New" w:cs="Courier New"/>
-          <w:color w:val="BCBEC4"/>
-          <w:sz w:val="20"/>
-        </w:rPr>
-        <w:br/>
-        <w:t xml:space="preserve">    img = Image.open(image_name)</w:t>
-      </w:r>
-      <w:r>
-        <w:rPr>
-          <w:rFonts w:ascii="Courier New" w:hAnsi="Courier New" w:cs="Courier New"/>
-          <w:color w:val="BCBEC4"/>
-          <w:sz w:val="20"/>
-        </w:rPr>
-        <w:br/>
-        <w:t xml:space="preserve">    pixels = img.load()</w:t>
-      </w:r>
-      <w:r>
-        <w:rPr>
-          <w:rFonts w:ascii="Courier New" w:hAnsi="Courier New" w:cs="Courier New"/>
-          <w:color w:val="BCBEC4"/>
-          <w:sz w:val="20"/>
-        </w:rPr>
-        <w:br/>
-      </w:r>
-      <w:r>
-        <w:rPr>
-          <w:rFonts w:ascii="Courier New" w:hAnsi="Courier New" w:cs="Courier New"/>
-          <w:color w:val="BCBEC4"/>
-          <w:sz w:val="20"/>
-        </w:rPr>
-        <w:br/>
-        <w:t xml:space="preserve">    </w:t>
-      </w:r>
-      <w:r>
-        <w:rPr>
-          <w:rFonts w:ascii="Courier New" w:hAnsi="Courier New" w:cs="Courier New"/>
-          <w:color w:val="7A7E85"/>
-          <w:sz w:val="20"/>
-        </w:rPr>
-        <w:t># Перевод текста в биты</w:t>
-      </w:r>
-      <w:r>
-        <w:rPr>
-          <w:rFonts w:ascii="Courier New" w:hAnsi="Courier New" w:cs="Courier New"/>
-          <w:color w:val="7A7E85"/>
-          <w:sz w:val="20"/>
-        </w:rPr>
-        <w:br/>
-        <w:t xml:space="preserve">    </w:t>
-      </w:r>
-      <w:r>
-        <w:rPr>
-          <w:rFonts w:ascii="Courier New" w:hAnsi="Courier New" w:cs="Courier New"/>
-          <w:color w:val="BCBEC4"/>
-          <w:sz w:val="20"/>
-        </w:rPr>
-        <w:t xml:space="preserve">bits = </w:t>
-      </w:r>
-      <w:r>
-        <w:rPr>
-          <w:rFonts w:ascii="Courier New" w:hAnsi="Courier New" w:cs="Courier New"/>
-          <w:color w:val="6AAB73"/>
-          <w:sz w:val="20"/>
-        </w:rPr>
-        <w:t>""</w:t>
-      </w:r>
-      <w:r>
-        <w:rPr>
-          <w:rFonts w:ascii="Courier New" w:hAnsi="Courier New" w:cs="Courier New"/>
-          <w:color w:val="6AAB73"/>
-          <w:sz w:val="20"/>
-        </w:rPr>
-        <w:br/>
-      </w:r>
-      <w:r>
-        <w:rPr>
-          <w:rFonts w:ascii="Courier New" w:hAnsi="Courier New" w:cs="Courier New"/>
-          <w:color w:val="6AAB73"/>
-          <w:sz w:val="20"/>
-        </w:rPr>
-        <w:br/>
-        <w:t xml:space="preserve">    </w:t>
-      </w:r>
-      <w:r>
-        <w:rPr>
-          <w:rFonts w:ascii="Courier New" w:hAnsi="Courier New" w:cs="Courier New"/>
-          <w:color w:val="CF8E6D"/>
-          <w:sz w:val="20"/>
-        </w:rPr>
-        <w:t xml:space="preserve">for </w:t>
-      </w:r>
-      <w:r>
-        <w:rPr>
-          <w:rFonts w:ascii="Courier New" w:hAnsi="Courier New" w:cs="Courier New"/>
-          <w:color w:val="BCBEC4"/>
-          <w:sz w:val="20"/>
-        </w:rPr>
-        <w:t xml:space="preserve">symbol </w:t>
-      </w:r>
-      <w:r>
-        <w:rPr>
-          <w:rFonts w:ascii="Courier New" w:hAnsi="Courier New" w:cs="Courier New"/>
-          <w:color w:val="CF8E6D"/>
-          <w:sz w:val="20"/>
-        </w:rPr>
-        <w:t xml:space="preserve">in </w:t>
-      </w:r>
-      <w:r>
-        <w:rPr>
-          <w:rFonts w:ascii="Courier New" w:hAnsi="Courier New" w:cs="Courier New"/>
-          <w:color w:val="BCBEC4"/>
-          <w:sz w:val="20"/>
-        </w:rPr>
-        <w:t>text:</w:t>
-      </w:r>
-      <w:r>
-        <w:rPr>
-          <w:rFonts w:ascii="Courier New" w:hAnsi="Courier New" w:cs="Courier New"/>
-          <w:color w:val="BCBEC4"/>
-          <w:sz w:val="20"/>
-        </w:rPr>
-        <w:br/>
-        <w:t xml:space="preserve">        bits += </w:t>
-      </w:r>
-      <w:r>
-        <w:rPr>
-          <w:rFonts w:ascii="Courier New" w:hAnsi="Courier New" w:cs="Courier New"/>
-          <w:color w:val="8888C6"/>
-          <w:sz w:val="20"/>
-        </w:rPr>
-        <w:t>format</w:t>
-      </w:r>
-      <w:r>
-        <w:rPr>
-          <w:rFonts w:ascii="Courier New" w:hAnsi="Courier New" w:cs="Courier New"/>
-          <w:color w:val="BCBEC4"/>
-          <w:sz w:val="20"/>
-        </w:rPr>
-        <w:t>(</w:t>
-      </w:r>
-      <w:r>
-        <w:rPr>
-          <w:rFonts w:ascii="Courier New" w:hAnsi="Courier New" w:cs="Courier New"/>
-          <w:color w:val="8888C6"/>
-          <w:sz w:val="20"/>
-        </w:rPr>
-        <w:t>ord</w:t>
-      </w:r>
-      <w:r>
-        <w:rPr>
-          <w:rFonts w:ascii="Courier New" w:hAnsi="Courier New" w:cs="Courier New"/>
-          <w:color w:val="BCBEC4"/>
-          <w:sz w:val="20"/>
-        </w:rPr>
-        <w:t xml:space="preserve">(symbol), </w:t>
-      </w:r>
-      <w:r>
-        <w:rPr>
-          <w:rFonts w:ascii="Courier New" w:hAnsi="Courier New" w:cs="Courier New"/>
-          <w:color w:val="6AAB73"/>
-          <w:sz w:val="20"/>
-        </w:rPr>
-        <w:t>"08b"</w:t>
-      </w:r>
-      <w:r>
-        <w:rPr>
-          <w:rFonts w:ascii="Courier New" w:hAnsi="Courier New" w:cs="Courier New"/>
-          <w:color w:val="BCBEC4"/>
-          <w:sz w:val="20"/>
-        </w:rPr>
-        <w:t>)</w:t>
-      </w:r>
-      <w:r>
-        <w:rPr>
-          <w:rFonts w:ascii="Courier New" w:hAnsi="Courier New" w:cs="Courier New"/>
-          <w:color w:val="BCBEC4"/>
-          <w:sz w:val="20"/>
-        </w:rPr>
-        <w:br/>
-      </w:r>
-      <w:r>
-        <w:rPr>
-          <w:rFonts w:ascii="Courier New" w:hAnsi="Courier New" w:cs="Courier New"/>
-          <w:color w:val="BCBEC4"/>
-          <w:sz w:val="20"/>
-        </w:rPr>
-        <w:br/>
-        <w:t xml:space="preserve">    </w:t>
-      </w:r>
-      <w:r>
-        <w:rPr>
-          <w:rFonts w:ascii="Courier New" w:hAnsi="Courier New" w:cs="Courier New"/>
-          <w:color w:val="8888C6"/>
-          <w:sz w:val="20"/>
-        </w:rPr>
-        <w:t>print</w:t>
-      </w:r>
-      <w:r>
-        <w:rPr>
-          <w:rFonts w:ascii="Courier New" w:hAnsi="Courier New" w:cs="Courier New"/>
-          <w:color w:val="BCBEC4"/>
-          <w:sz w:val="20"/>
-        </w:rPr>
-        <w:t>(</w:t>
-      </w:r>
-      <w:r>
-        <w:rPr>
-          <w:rFonts w:ascii="Courier New" w:hAnsi="Courier New" w:cs="Courier New"/>
-          <w:color w:val="6AAB73"/>
-          <w:sz w:val="20"/>
-        </w:rPr>
-        <w:t>"Биты первого символа:"</w:t>
-      </w:r>
-      <w:r>
-        <w:rPr>
-          <w:rFonts w:ascii="Courier New" w:hAnsi="Courier New" w:cs="Courier New"/>
-          <w:color w:val="BCBEC4"/>
-          <w:sz w:val="20"/>
-        </w:rPr>
-        <w:t>)</w:t>
-      </w:r>
-      <w:r>
-        <w:rPr>
-          <w:rFonts w:ascii="Courier New" w:hAnsi="Courier New" w:cs="Courier New"/>
-          <w:color w:val="BCBEC4"/>
-          <w:sz w:val="20"/>
-        </w:rPr>
-        <w:br/>
-        <w:t xml:space="preserve">    </w:t>
-      </w:r>
-      <w:r>
-        <w:rPr>
-          <w:rFonts w:ascii="Courier New" w:hAnsi="Courier New" w:cs="Courier New"/>
-          <w:color w:val="8888C6"/>
-          <w:sz w:val="20"/>
-        </w:rPr>
-        <w:t>print</w:t>
-      </w:r>
-      <w:r>
-        <w:rPr>
-          <w:rFonts w:ascii="Courier New" w:hAnsi="Courier New" w:cs="Courier New"/>
-          <w:color w:val="BCBEC4"/>
-          <w:sz w:val="20"/>
-        </w:rPr>
-        <w:t>(</w:t>
-      </w:r>
-      <w:r>
-        <w:rPr>
-          <w:rFonts w:ascii="Courier New" w:hAnsi="Courier New" w:cs="Courier New"/>
-          <w:color w:val="8888C6"/>
-          <w:sz w:val="20"/>
-        </w:rPr>
-        <w:t>format</w:t>
-      </w:r>
-      <w:r>
-        <w:rPr>
-          <w:rFonts w:ascii="Courier New" w:hAnsi="Courier New" w:cs="Courier New"/>
-          <w:color w:val="BCBEC4"/>
-          <w:sz w:val="20"/>
-        </w:rPr>
-        <w:t>(</w:t>
-      </w:r>
-      <w:r>
-        <w:rPr>
-          <w:rFonts w:ascii="Courier New" w:hAnsi="Courier New" w:cs="Courier New"/>
-          <w:color w:val="8888C6"/>
-          <w:sz w:val="20"/>
-        </w:rPr>
-        <w:t>ord</w:t>
-      </w:r>
-      <w:r>
-        <w:rPr>
-          <w:rFonts w:ascii="Courier New" w:hAnsi="Courier New" w:cs="Courier New"/>
-          <w:color w:val="BCBEC4"/>
-          <w:sz w:val="20"/>
-        </w:rPr>
-        <w:t>(text[</w:t>
-      </w:r>
-      <w:r>
-        <w:rPr>
-          <w:rFonts w:ascii="Courier New" w:hAnsi="Courier New" w:cs="Courier New"/>
-          <w:color w:val="2AACB8"/>
-          <w:sz w:val="20"/>
-        </w:rPr>
-        <w:t>0</w:t>
-      </w:r>
-      <w:r>
-        <w:rPr>
-          <w:rFonts w:ascii="Courier New" w:hAnsi="Courier New" w:cs="Courier New"/>
-          <w:color w:val="BCBEC4"/>
-          <w:sz w:val="20"/>
-        </w:rPr>
-        <w:t xml:space="preserve">]), </w:t>
-      </w:r>
-      <w:r>
-        <w:rPr>
-          <w:rFonts w:ascii="Courier New" w:hAnsi="Courier New" w:cs="Courier New"/>
-          <w:color w:val="6AAB73"/>
-          <w:sz w:val="20"/>
-        </w:rPr>
-        <w:t>"08b"</w:t>
-      </w:r>
-      <w:r>
-        <w:rPr>
-          <w:rFonts w:ascii="Courier New" w:hAnsi="Courier New" w:cs="Courier New"/>
-          <w:color w:val="BCBEC4"/>
-          <w:sz w:val="20"/>
-        </w:rPr>
-        <w:t>))</w:t>
-      </w:r>
-      <w:r>
-        <w:rPr>
-          <w:rFonts w:ascii="Courier New" w:hAnsi="Courier New" w:cs="Courier New"/>
-          <w:color w:val="BCBEC4"/>
-          <w:sz w:val="20"/>
-        </w:rPr>
-        <w:br/>
-        <w:t xml:space="preserve">    </w:t>
-      </w:r>
-      <w:r>
-        <w:rPr>
-          <w:rFonts w:ascii="Courier New" w:hAnsi="Courier New" w:cs="Courier New"/>
-          <w:color w:val="8888C6"/>
-          <w:sz w:val="20"/>
-        </w:rPr>
-        <w:t>print</w:t>
-      </w:r>
-      <w:r>
-        <w:rPr>
-          <w:rFonts w:ascii="Courier New" w:hAnsi="Courier New" w:cs="Courier New"/>
-          <w:color w:val="BCBEC4"/>
-          <w:sz w:val="20"/>
-        </w:rPr>
-        <w:t>(</w:t>
-      </w:r>
-      <w:r>
-        <w:rPr>
-          <w:rFonts w:ascii="Courier New" w:hAnsi="Courier New" w:cs="Courier New"/>
-          <w:color w:val="6AAB73"/>
-          <w:sz w:val="20"/>
-        </w:rPr>
-        <w:t>" "</w:t>
-      </w:r>
-      <w:r>
-        <w:rPr>
-          <w:rFonts w:ascii="Courier New" w:hAnsi="Courier New" w:cs="Courier New"/>
-          <w:color w:val="BCBEC4"/>
-          <w:sz w:val="20"/>
-        </w:rPr>
-        <w:t>)</w:t>
-      </w:r>
-      <w:r>
-        <w:rPr>
-          <w:rFonts w:ascii="Courier New" w:hAnsi="Courier New" w:cs="Courier New"/>
-          <w:color w:val="BCBEC4"/>
-          <w:sz w:val="20"/>
-        </w:rPr>
-        <w:br/>
-      </w:r>
-      <w:r>
-        <w:rPr>
-          <w:rFonts w:ascii="Courier New" w:hAnsi="Courier New" w:cs="Courier New"/>
-          <w:color w:val="BCBEC4"/>
-          <w:sz w:val="20"/>
-        </w:rPr>
-        <w:br/>
-        <w:t xml:space="preserve">    width, height = img.size</w:t>
-      </w:r>
-      <w:r>
-        <w:rPr>
-          <w:rFonts w:ascii="Courier New" w:hAnsi="Courier New" w:cs="Courier New"/>
-          <w:color w:val="BCBEC4"/>
-          <w:sz w:val="20"/>
-        </w:rPr>
-        <w:br/>
-        <w:t xml:space="preserve">    index = </w:t>
-      </w:r>
-      <w:r>
-        <w:rPr>
-          <w:rFonts w:ascii="Courier New" w:hAnsi="Courier New" w:cs="Courier New"/>
-          <w:color w:val="2AACB8"/>
-          <w:sz w:val="20"/>
-        </w:rPr>
-        <w:t>0</w:t>
-      </w:r>
-      <w:r>
-        <w:rPr>
-          <w:rFonts w:ascii="Courier New" w:hAnsi="Courier New" w:cs="Courier New"/>
-          <w:color w:val="2AACB8"/>
-          <w:sz w:val="20"/>
-        </w:rPr>
-        <w:br/>
-      </w:r>
-      <w:r>
-        <w:rPr>
-          <w:rFonts w:ascii="Courier New" w:hAnsi="Courier New" w:cs="Courier New"/>
-          <w:color w:val="2AACB8"/>
-          <w:sz w:val="20"/>
-        </w:rPr>
-        <w:br/>
-        <w:t xml:space="preserve">    </w:t>
-      </w:r>
-      <w:r>
-        <w:rPr>
-          <w:rFonts w:ascii="Courier New" w:hAnsi="Courier New" w:cs="Courier New"/>
-          <w:color w:val="CF8E6D"/>
-          <w:sz w:val="20"/>
-        </w:rPr>
-        <w:t xml:space="preserve">for </w:t>
-      </w:r>
-      <w:r>
-        <w:rPr>
-          <w:rFonts w:ascii="Courier New" w:hAnsi="Courier New" w:cs="Courier New"/>
-          <w:color w:val="BCBEC4"/>
-          <w:sz w:val="20"/>
-        </w:rPr>
-        <w:t xml:space="preserve">y </w:t>
-      </w:r>
-      <w:r>
-        <w:rPr>
-          <w:rFonts w:ascii="Courier New" w:hAnsi="Courier New" w:cs="Courier New"/>
-          <w:color w:val="CF8E6D"/>
-          <w:sz w:val="20"/>
-        </w:rPr>
-        <w:t xml:space="preserve">in </w:t>
-      </w:r>
-      <w:r>
-        <w:rPr>
-          <w:rFonts w:ascii="Courier New" w:hAnsi="Courier New" w:cs="Courier New"/>
-          <w:color w:val="8888C6"/>
-          <w:sz w:val="20"/>
-        </w:rPr>
-        <w:t>range</w:t>
-      </w:r>
-      <w:r>
-        <w:rPr>
-          <w:rFonts w:ascii="Courier New" w:hAnsi="Courier New" w:cs="Courier New"/>
-          <w:color w:val="BCBEC4"/>
-          <w:sz w:val="20"/>
-        </w:rPr>
-        <w:t>(height):</w:t>
-      </w:r>
-      <w:r>
-        <w:rPr>
-          <w:rFonts w:ascii="Courier New" w:hAnsi="Courier New" w:cs="Courier New"/>
-          <w:color w:val="BCBEC4"/>
-          <w:sz w:val="20"/>
-        </w:rPr>
-        <w:br/>
-        <w:t xml:space="preserve">        </w:t>
-      </w:r>
-      <w:r>
-        <w:rPr>
-          <w:rFonts w:ascii="Courier New" w:hAnsi="Courier New" w:cs="Courier New"/>
-          <w:color w:val="CF8E6D"/>
-          <w:sz w:val="20"/>
-        </w:rPr>
-        <w:t xml:space="preserve">for </w:t>
-      </w:r>
-      <w:r>
-        <w:rPr>
-          <w:rFonts w:ascii="Courier New" w:hAnsi="Courier New" w:cs="Courier New"/>
-          <w:color w:val="BCBEC4"/>
-          <w:sz w:val="20"/>
-        </w:rPr>
-        <w:t xml:space="preserve">x </w:t>
-      </w:r>
-      <w:r>
-        <w:rPr>
-          <w:rFonts w:ascii="Courier New" w:hAnsi="Courier New" w:cs="Courier New"/>
-          <w:color w:val="CF8E6D"/>
-          <w:sz w:val="20"/>
-        </w:rPr>
-        <w:t xml:space="preserve">in </w:t>
-      </w:r>
-      <w:r>
-        <w:rPr>
-          <w:rFonts w:ascii="Courier New" w:hAnsi="Courier New" w:cs="Courier New"/>
-          <w:color w:val="8888C6"/>
-          <w:sz w:val="20"/>
-        </w:rPr>
-        <w:t>range</w:t>
-      </w:r>
-      <w:r>
-        <w:rPr>
-          <w:rFonts w:ascii="Courier New" w:hAnsi="Courier New" w:cs="Courier New"/>
-          <w:color w:val="BCBEC4"/>
-          <w:sz w:val="20"/>
-        </w:rPr>
-        <w:t>(width):</w:t>
-      </w:r>
-      <w:r>
-        <w:rPr>
-          <w:rFonts w:ascii="Courier New" w:hAnsi="Courier New" w:cs="Courier New"/>
-          <w:color w:val="BCBEC4"/>
-          <w:sz w:val="20"/>
-        </w:rPr>
-        <w:br/>
-      </w:r>
-      <w:r>
-        <w:rPr>
-          <w:rFonts w:ascii="Courier New" w:hAnsi="Courier New" w:cs="Courier New"/>
-          <w:color w:val="BCBEC4"/>
-          <w:sz w:val="20"/>
-        </w:rPr>
-        <w:br/>
-        <w:t xml:space="preserve">            </w:t>
-      </w:r>
-      <w:r>
-        <w:rPr>
-          <w:rFonts w:ascii="Courier New" w:hAnsi="Courier New" w:cs="Courier New"/>
-          <w:color w:val="CF8E6D"/>
-          <w:sz w:val="20"/>
-        </w:rPr>
-        <w:t xml:space="preserve">if </w:t>
-      </w:r>
-      <w:r>
-        <w:rPr>
-          <w:rFonts w:ascii="Courier New" w:hAnsi="Courier New" w:cs="Courier New"/>
-          <w:color w:val="BCBEC4"/>
-          <w:sz w:val="20"/>
-        </w:rPr>
-        <w:t xml:space="preserve">index &gt;= </w:t>
-      </w:r>
-      <w:r>
-        <w:rPr>
-          <w:rFonts w:ascii="Courier New" w:hAnsi="Courier New" w:cs="Courier New"/>
-          <w:color w:val="8888C6"/>
-          <w:sz w:val="20"/>
-        </w:rPr>
-        <w:t>len</w:t>
-      </w:r>
-      <w:r>
-        <w:rPr>
-          <w:rFonts w:ascii="Courier New" w:hAnsi="Courier New" w:cs="Courier New"/>
-          <w:color w:val="BCBEC4"/>
-          <w:sz w:val="20"/>
-        </w:rPr>
-        <w:t>(bits):</w:t>
-      </w:r>
-      <w:r>
-        <w:rPr>
-          <w:rFonts w:ascii="Courier New" w:hAnsi="Courier New" w:cs="Courier New"/>
-          <w:color w:val="BCBEC4"/>
-          <w:sz w:val="20"/>
-        </w:rPr>
-        <w:br/>
-        <w:t xml:space="preserve">                </w:t>
-      </w:r>
-      <w:r>
-        <w:rPr>
-          <w:rFonts w:ascii="Courier New" w:hAnsi="Courier New" w:cs="Courier New"/>
-          <w:color w:val="CF8E6D"/>
-          <w:sz w:val="20"/>
-        </w:rPr>
-        <w:t>break</w:t>
-      </w:r>
-      <w:r>
-        <w:rPr>
-          <w:rFonts w:ascii="Courier New" w:hAnsi="Courier New" w:cs="Courier New"/>
-          <w:color w:val="CF8E6D"/>
-          <w:sz w:val="20"/>
-        </w:rPr>
-        <w:br/>
-      </w:r>
-      <w:r>
-        <w:rPr>
-          <w:rFonts w:ascii="Courier New" w:hAnsi="Courier New" w:cs="Courier New"/>
-          <w:color w:val="CF8E6D"/>
-          <w:sz w:val="20"/>
-        </w:rPr>
-        <w:br/>
-        <w:t xml:space="preserve">            </w:t>
-      </w:r>
-      <w:r>
-        <w:rPr>
-          <w:rFonts w:ascii="Courier New" w:hAnsi="Courier New" w:cs="Courier New"/>
-          <w:color w:val="BCBEC4"/>
-          <w:sz w:val="20"/>
-        </w:rPr>
-        <w:t>r, g, b, a = pixels[x, y]</w:t>
-      </w:r>
-      <w:r>
-        <w:rPr>
-          <w:rFonts w:ascii="Courier New" w:hAnsi="Courier New" w:cs="Courier New"/>
-          <w:color w:val="BCBEC4"/>
-          <w:sz w:val="20"/>
-        </w:rPr>
-        <w:br/>
-      </w:r>
-      <w:r>
-        <w:rPr>
-          <w:rFonts w:ascii="Courier New" w:hAnsi="Courier New" w:cs="Courier New"/>
-          <w:color w:val="BCBEC4"/>
-          <w:sz w:val="20"/>
-        </w:rPr>
-        <w:br/>
-        <w:t xml:space="preserve">            old_g = g</w:t>
-      </w:r>
-      <w:r>
-        <w:rPr>
-          <w:rFonts w:ascii="Courier New" w:hAnsi="Courier New" w:cs="Courier New"/>
-          <w:color w:val="BCBEC4"/>
-          <w:sz w:val="20"/>
-        </w:rPr>
-        <w:br/>
-      </w:r>
-      <w:r>
-        <w:rPr>
-          <w:rFonts w:ascii="Courier New" w:hAnsi="Courier New" w:cs="Courier New"/>
-          <w:color w:val="BCBEC4"/>
-          <w:sz w:val="20"/>
-        </w:rPr>
-        <w:br/>
-      </w:r>
-      <w:r>
-        <w:rPr>
-          <w:rFonts w:ascii="Courier New" w:hAnsi="Courier New" w:cs="Courier New"/>
-          <w:color w:val="BCBEC4"/>
-          <w:sz w:val="20"/>
-        </w:rPr>
-        <w:lastRenderedPageBreak/>
-        <w:t xml:space="preserve">            </w:t>
-      </w:r>
-      <w:r>
-        <w:rPr>
-          <w:rFonts w:ascii="Courier New" w:hAnsi="Courier New" w:cs="Courier New"/>
-          <w:color w:val="7A7E85"/>
-          <w:sz w:val="20"/>
-        </w:rPr>
-        <w:t># Меняем 0 бит зелёного канала</w:t>
-      </w:r>
-      <w:r>
-        <w:rPr>
-          <w:rFonts w:ascii="Courier New" w:hAnsi="Courier New" w:cs="Courier New"/>
-          <w:color w:val="7A7E85"/>
-          <w:sz w:val="20"/>
-        </w:rPr>
-        <w:br/>
-        <w:t xml:space="preserve">            </w:t>
-      </w:r>
-      <w:r>
-        <w:rPr>
-          <w:rFonts w:ascii="Courier New" w:hAnsi="Courier New" w:cs="Courier New"/>
-          <w:color w:val="BCBEC4"/>
-          <w:sz w:val="20"/>
-        </w:rPr>
-        <w:t>g = (g &amp; ~</w:t>
-      </w:r>
-      <w:r>
-        <w:rPr>
-          <w:rFonts w:ascii="Courier New" w:hAnsi="Courier New" w:cs="Courier New"/>
-          <w:color w:val="2AACB8"/>
-          <w:sz w:val="20"/>
-        </w:rPr>
-        <w:t>1</w:t>
-      </w:r>
-      <w:r>
-        <w:rPr>
-          <w:rFonts w:ascii="Courier New" w:hAnsi="Courier New" w:cs="Courier New"/>
-          <w:color w:val="BCBEC4"/>
-          <w:sz w:val="20"/>
-        </w:rPr>
-        <w:t xml:space="preserve">) | </w:t>
-      </w:r>
-      <w:r>
-        <w:rPr>
-          <w:rFonts w:ascii="Courier New" w:hAnsi="Courier New" w:cs="Courier New"/>
-          <w:color w:val="8888C6"/>
-          <w:sz w:val="20"/>
-        </w:rPr>
-        <w:t>int</w:t>
-      </w:r>
-      <w:r>
-        <w:rPr>
-          <w:rFonts w:ascii="Courier New" w:hAnsi="Courier New" w:cs="Courier New"/>
-          <w:color w:val="BCBEC4"/>
-          <w:sz w:val="20"/>
-        </w:rPr>
-        <w:t>(bits[index])</w:t>
-      </w:r>
-      <w:r>
-        <w:rPr>
-          <w:rFonts w:ascii="Courier New" w:hAnsi="Courier New" w:cs="Courier New"/>
-          <w:color w:val="BCBEC4"/>
-          <w:sz w:val="20"/>
-        </w:rPr>
-        <w:br/>
-      </w:r>
-      <w:r>
-        <w:rPr>
-          <w:rFonts w:ascii="Courier New" w:hAnsi="Courier New" w:cs="Courier New"/>
-          <w:color w:val="BCBEC4"/>
-          <w:sz w:val="20"/>
-        </w:rPr>
-        <w:br/>
-        <w:t xml:space="preserve">            pixels[x, y] = (r, g, b, a)</w:t>
-      </w:r>
-      <w:r>
-        <w:rPr>
-          <w:rFonts w:ascii="Courier New" w:hAnsi="Courier New" w:cs="Courier New"/>
-          <w:color w:val="BCBEC4"/>
-          <w:sz w:val="20"/>
-        </w:rPr>
-        <w:br/>
-      </w:r>
-      <w:r>
-        <w:rPr>
-          <w:rFonts w:ascii="Courier New" w:hAnsi="Courier New" w:cs="Courier New"/>
-          <w:color w:val="BCBEC4"/>
-          <w:sz w:val="20"/>
-        </w:rPr>
-        <w:br/>
-        <w:t xml:space="preserve">            </w:t>
-      </w:r>
-      <w:r>
-        <w:rPr>
-          <w:rFonts w:ascii="Courier New" w:hAnsi="Courier New" w:cs="Courier New"/>
-          <w:color w:val="8888C6"/>
-          <w:sz w:val="20"/>
-        </w:rPr>
-        <w:t>print</w:t>
-      </w:r>
-      <w:r>
-        <w:rPr>
-          <w:rFonts w:ascii="Courier New" w:hAnsi="Courier New" w:cs="Courier New"/>
-          <w:color w:val="BCBEC4"/>
-          <w:sz w:val="20"/>
-        </w:rPr>
-        <w:t>(</w:t>
-      </w:r>
-      <w:r>
-        <w:rPr>
-          <w:rFonts w:ascii="Courier New" w:hAnsi="Courier New" w:cs="Courier New"/>
-          <w:color w:val="6AAB73"/>
-          <w:sz w:val="20"/>
-        </w:rPr>
-        <w:t>f"Пиксель (</w:t>
-      </w:r>
-      <w:r>
-        <w:rPr>
-          <w:rFonts w:ascii="Courier New" w:hAnsi="Courier New" w:cs="Courier New"/>
-          <w:color w:val="CF8E6D"/>
-          <w:sz w:val="20"/>
-        </w:rPr>
-        <w:t>{</w:t>
-      </w:r>
-      <w:r>
-        <w:rPr>
-          <w:rFonts w:ascii="Courier New" w:hAnsi="Courier New" w:cs="Courier New"/>
-          <w:color w:val="BCBEC4"/>
-          <w:sz w:val="20"/>
-        </w:rPr>
-        <w:t>x</w:t>
-      </w:r>
-      <w:r>
-        <w:rPr>
-          <w:rFonts w:ascii="Courier New" w:hAnsi="Courier New" w:cs="Courier New"/>
-          <w:color w:val="CF8E6D"/>
-          <w:sz w:val="20"/>
-        </w:rPr>
-        <w:t>}</w:t>
-      </w:r>
-      <w:r>
-        <w:rPr>
-          <w:rFonts w:ascii="Courier New" w:hAnsi="Courier New" w:cs="Courier New"/>
-          <w:color w:val="6AAB73"/>
-          <w:sz w:val="20"/>
-        </w:rPr>
-        <w:t xml:space="preserve">, </w:t>
-      </w:r>
-      <w:r>
-        <w:rPr>
-          <w:rFonts w:ascii="Courier New" w:hAnsi="Courier New" w:cs="Courier New"/>
-          <w:color w:val="CF8E6D"/>
-          <w:sz w:val="20"/>
-        </w:rPr>
-        <w:t>{</w:t>
-      </w:r>
-      <w:r>
-        <w:rPr>
-          <w:rFonts w:ascii="Courier New" w:hAnsi="Courier New" w:cs="Courier New"/>
-          <w:color w:val="BCBEC4"/>
-          <w:sz w:val="20"/>
-        </w:rPr>
-        <w:t>y</w:t>
-      </w:r>
-      <w:r>
-        <w:rPr>
-          <w:rFonts w:ascii="Courier New" w:hAnsi="Courier New" w:cs="Courier New"/>
-          <w:color w:val="CF8E6D"/>
-          <w:sz w:val="20"/>
-        </w:rPr>
-        <w:t>}</w:t>
-      </w:r>
-      <w:r>
-        <w:rPr>
-          <w:rFonts w:ascii="Courier New" w:hAnsi="Courier New" w:cs="Courier New"/>
-          <w:color w:val="6AAB73"/>
-          <w:sz w:val="20"/>
-        </w:rPr>
-        <w:t>)"</w:t>
-      </w:r>
-      <w:r>
-        <w:rPr>
-          <w:rFonts w:ascii="Courier New" w:hAnsi="Courier New" w:cs="Courier New"/>
-          <w:color w:val="BCBEC4"/>
-          <w:sz w:val="20"/>
-        </w:rPr>
-        <w:t>)</w:t>
-      </w:r>
-      <w:r>
-        <w:rPr>
-          <w:rFonts w:ascii="Courier New" w:hAnsi="Courier New" w:cs="Courier New"/>
-          <w:color w:val="BCBEC4"/>
-          <w:sz w:val="20"/>
-        </w:rPr>
-        <w:br/>
-        <w:t xml:space="preserve">            </w:t>
-      </w:r>
-      <w:r>
-        <w:rPr>
-          <w:rFonts w:ascii="Courier New" w:hAnsi="Courier New" w:cs="Courier New"/>
-          <w:color w:val="8888C6"/>
-          <w:sz w:val="20"/>
-        </w:rPr>
-        <w:t>print</w:t>
-      </w:r>
-      <w:r>
-        <w:rPr>
-          <w:rFonts w:ascii="Courier New" w:hAnsi="Courier New" w:cs="Courier New"/>
-          <w:color w:val="BCBEC4"/>
-          <w:sz w:val="20"/>
-        </w:rPr>
-        <w:t>(</w:t>
-      </w:r>
-      <w:r>
-        <w:rPr>
-          <w:rFonts w:ascii="Courier New" w:hAnsi="Courier New" w:cs="Courier New"/>
-          <w:color w:val="6AAB73"/>
-          <w:sz w:val="20"/>
-        </w:rPr>
-        <w:t xml:space="preserve">f"Было: </w:t>
-      </w:r>
-      <w:r>
-        <w:rPr>
-          <w:rFonts w:ascii="Courier New" w:hAnsi="Courier New" w:cs="Courier New"/>
-          <w:color w:val="CF8E6D"/>
-          <w:sz w:val="20"/>
-        </w:rPr>
-        <w:t>{</w:t>
-      </w:r>
-      <w:r>
-        <w:rPr>
-          <w:rFonts w:ascii="Courier New" w:hAnsi="Courier New" w:cs="Courier New"/>
-          <w:color w:val="BCBEC4"/>
-          <w:sz w:val="20"/>
-        </w:rPr>
-        <w:t>old_g</w:t>
-      </w:r>
-      <w:r>
-        <w:rPr>
-          <w:rFonts w:ascii="Courier New" w:hAnsi="Courier New" w:cs="Courier New"/>
-          <w:color w:val="CF8E6D"/>
-          <w:sz w:val="20"/>
-        </w:rPr>
-        <w:t>}</w:t>
-      </w:r>
-      <w:r>
-        <w:rPr>
-          <w:rFonts w:ascii="Courier New" w:hAnsi="Courier New" w:cs="Courier New"/>
-          <w:color w:val="6AAB73"/>
-          <w:sz w:val="20"/>
-        </w:rPr>
-        <w:t>"</w:t>
-      </w:r>
-      <w:r>
-        <w:rPr>
-          <w:rFonts w:ascii="Courier New" w:hAnsi="Courier New" w:cs="Courier New"/>
-          <w:color w:val="BCBEC4"/>
-          <w:sz w:val="20"/>
-        </w:rPr>
-        <w:t>)</w:t>
-      </w:r>
-      <w:r>
-        <w:rPr>
-          <w:rFonts w:ascii="Courier New" w:hAnsi="Courier New" w:cs="Courier New"/>
-          <w:color w:val="BCBEC4"/>
-          <w:sz w:val="20"/>
-        </w:rPr>
-        <w:br/>
-        <w:t xml:space="preserve">            </w:t>
-      </w:r>
-      <w:r>
-        <w:rPr>
-          <w:rFonts w:ascii="Courier New" w:hAnsi="Courier New" w:cs="Courier New"/>
-          <w:color w:val="8888C6"/>
-          <w:sz w:val="20"/>
-        </w:rPr>
-        <w:t>print</w:t>
-      </w:r>
-      <w:r>
-        <w:rPr>
-          <w:rFonts w:ascii="Courier New" w:hAnsi="Courier New" w:cs="Courier New"/>
-          <w:color w:val="BCBEC4"/>
-          <w:sz w:val="20"/>
-        </w:rPr>
-        <w:t>(</w:t>
-      </w:r>
-      <w:r>
-        <w:rPr>
-          <w:rFonts w:ascii="Courier New" w:hAnsi="Courier New" w:cs="Courier New"/>
-          <w:color w:val="6AAB73"/>
-          <w:sz w:val="20"/>
-        </w:rPr>
-        <w:t xml:space="preserve">f"Стало: </w:t>
-      </w:r>
-      <w:r>
-        <w:rPr>
-          <w:rFonts w:ascii="Courier New" w:hAnsi="Courier New" w:cs="Courier New"/>
-          <w:color w:val="CF8E6D"/>
-          <w:sz w:val="20"/>
-        </w:rPr>
-        <w:t>{</w:t>
-      </w:r>
-      <w:r>
-        <w:rPr>
-          <w:rFonts w:ascii="Courier New" w:hAnsi="Courier New" w:cs="Courier New"/>
-          <w:color w:val="BCBEC4"/>
-          <w:sz w:val="20"/>
-        </w:rPr>
-        <w:t>g</w:t>
-      </w:r>
-      <w:r>
-        <w:rPr>
-          <w:rFonts w:ascii="Courier New" w:hAnsi="Courier New" w:cs="Courier New"/>
-          <w:color w:val="CF8E6D"/>
-          <w:sz w:val="20"/>
-        </w:rPr>
-        <w:t>}\n</w:t>
-      </w:r>
-      <w:r>
-        <w:rPr>
-          <w:rFonts w:ascii="Courier New" w:hAnsi="Courier New" w:cs="Courier New"/>
-          <w:color w:val="6AAB73"/>
-          <w:sz w:val="20"/>
-        </w:rPr>
-        <w:t>"</w:t>
-      </w:r>
-      <w:r>
-        <w:rPr>
-          <w:rFonts w:ascii="Courier New" w:hAnsi="Courier New" w:cs="Courier New"/>
-          <w:color w:val="BCBEC4"/>
-          <w:sz w:val="20"/>
-        </w:rPr>
-        <w:t>)</w:t>
-      </w:r>
-      <w:r>
-        <w:rPr>
-          <w:rFonts w:ascii="Courier New" w:hAnsi="Courier New" w:cs="Courier New"/>
-          <w:color w:val="BCBEC4"/>
-          <w:sz w:val="20"/>
-        </w:rPr>
-        <w:br/>
-      </w:r>
-      <w:r>
-        <w:rPr>
-          <w:rFonts w:ascii="Courier New" w:hAnsi="Courier New" w:cs="Courier New"/>
-          <w:color w:val="BCBEC4"/>
-          <w:sz w:val="20"/>
-        </w:rPr>
-        <w:br/>
-        <w:t xml:space="preserve">            index += </w:t>
-      </w:r>
-      <w:r>
-        <w:rPr>
-          <w:rFonts w:ascii="Courier New" w:hAnsi="Courier New" w:cs="Courier New"/>
-          <w:color w:val="2AACB8"/>
-          <w:sz w:val="20"/>
-        </w:rPr>
-        <w:t>1</w:t>
-      </w:r>
-      <w:r>
-        <w:rPr>
-          <w:rFonts w:ascii="Courier New" w:hAnsi="Courier New" w:cs="Courier New"/>
-          <w:color w:val="2AACB8"/>
-          <w:sz w:val="20"/>
-        </w:rPr>
-        <w:br/>
-      </w:r>
-      <w:r>
-        <w:rPr>
-          <w:rFonts w:ascii="Courier New" w:hAnsi="Courier New" w:cs="Courier New"/>
-          <w:color w:val="2AACB8"/>
-          <w:sz w:val="20"/>
-        </w:rPr>
-        <w:br/>
-        <w:t xml:space="preserve">        </w:t>
-      </w:r>
-      <w:r>
-        <w:rPr>
-          <w:rFonts w:ascii="Courier New" w:hAnsi="Courier New" w:cs="Courier New"/>
-          <w:color w:val="CF8E6D"/>
-          <w:sz w:val="20"/>
-        </w:rPr>
-        <w:t xml:space="preserve">if </w:t>
-      </w:r>
-      <w:r>
-        <w:rPr>
-          <w:rFonts w:ascii="Courier New" w:hAnsi="Courier New" w:cs="Courier New"/>
-          <w:color w:val="BCBEC4"/>
-          <w:sz w:val="20"/>
-        </w:rPr>
-        <w:t xml:space="preserve">index &gt;= </w:t>
-      </w:r>
-      <w:r>
-        <w:rPr>
-          <w:rFonts w:ascii="Courier New" w:hAnsi="Courier New" w:cs="Courier New"/>
-          <w:color w:val="8888C6"/>
-          <w:sz w:val="20"/>
-        </w:rPr>
-        <w:t>len</w:t>
-      </w:r>
-      <w:r>
-        <w:rPr>
-          <w:rFonts w:ascii="Courier New" w:hAnsi="Courier New" w:cs="Courier New"/>
-          <w:color w:val="BCBEC4"/>
-          <w:sz w:val="20"/>
-        </w:rPr>
-        <w:t>(bits):</w:t>
-      </w:r>
-      <w:r>
-        <w:rPr>
-          <w:rFonts w:ascii="Courier New" w:hAnsi="Courier New" w:cs="Courier New"/>
-          <w:color w:val="BCBEC4"/>
-          <w:sz w:val="20"/>
-        </w:rPr>
-        <w:br/>
-        <w:t xml:space="preserve">            </w:t>
-      </w:r>
-      <w:r>
-        <w:rPr>
-          <w:rFonts w:ascii="Courier New" w:hAnsi="Courier New" w:cs="Courier New"/>
-          <w:color w:val="CF8E6D"/>
-          <w:sz w:val="20"/>
-        </w:rPr>
-        <w:t>break</w:t>
-      </w:r>
-      <w:r>
-        <w:rPr>
-          <w:rFonts w:ascii="Courier New" w:hAnsi="Courier New" w:cs="Courier New"/>
-          <w:color w:val="CF8E6D"/>
-          <w:sz w:val="20"/>
-        </w:rPr>
-        <w:br/>
-      </w:r>
-      <w:r>
-        <w:rPr>
-          <w:rFonts w:ascii="Courier New" w:hAnsi="Courier New" w:cs="Courier New"/>
-          <w:color w:val="CF8E6D"/>
-          <w:sz w:val="20"/>
-        </w:rPr>
-        <w:br/>
-        <w:t xml:space="preserve">    </w:t>
-      </w:r>
-      <w:r>
-        <w:rPr>
-          <w:rFonts w:ascii="Courier New" w:hAnsi="Courier New" w:cs="Courier New"/>
-          <w:color w:val="BCBEC4"/>
-          <w:sz w:val="20"/>
-        </w:rPr>
-        <w:t>img.save(out_image)</w:t>
-      </w:r>
-      <w:r>
-        <w:rPr>
-          <w:rFonts w:ascii="Courier New" w:hAnsi="Courier New" w:cs="Courier New"/>
-          <w:color w:val="BCBEC4"/>
-          <w:sz w:val="20"/>
-        </w:rPr>
-        <w:br/>
-      </w:r>
-      <w:r>
-        <w:rPr>
-          <w:rFonts w:ascii="Courier New" w:hAnsi="Courier New" w:cs="Courier New"/>
-          <w:color w:val="BCBEC4"/>
-          <w:sz w:val="20"/>
-        </w:rPr>
-        <w:br/>
-      </w:r>
-      <w:r>
-        <w:rPr>
-          <w:rFonts w:ascii="Courier New" w:hAnsi="Courier New" w:cs="Courier New"/>
-          <w:color w:val="BCBEC4"/>
-          <w:sz w:val="20"/>
-        </w:rPr>
-        <w:br/>
-      </w:r>
-      <w:r>
-        <w:rPr>
-          <w:rFonts w:ascii="Courier New" w:hAnsi="Courier New" w:cs="Courier New"/>
-          <w:color w:val="7A7E85"/>
-          <w:sz w:val="20"/>
-        </w:rPr>
-        <w:t># Декодирование</w:t>
-      </w:r>
-      <w:r>
-        <w:rPr>
-          <w:rFonts w:ascii="Courier New" w:hAnsi="Courier New" w:cs="Courier New"/>
-          <w:color w:val="7A7E85"/>
-          <w:sz w:val="20"/>
-        </w:rPr>
-        <w:br/>
-      </w:r>
-      <w:r>
-        <w:rPr>
-          <w:rFonts w:ascii="Courier New" w:hAnsi="Courier New" w:cs="Courier New"/>
-          <w:color w:val="BCBEC4"/>
-          <w:sz w:val="20"/>
-        </w:rPr>
-        <w:t>decode(</w:t>
-      </w:r>
-      <w:r>
-        <w:rPr>
-          <w:rFonts w:ascii="Courier New" w:hAnsi="Courier New" w:cs="Courier New"/>
-          <w:color w:val="6AAB73"/>
-          <w:sz w:val="20"/>
-        </w:rPr>
-        <w:t>"new12.png"</w:t>
-      </w:r>
-      <w:r>
-        <w:rPr>
-          <w:rFonts w:ascii="Courier New" w:hAnsi="Courier New" w:cs="Courier New"/>
-          <w:color w:val="BCBEC4"/>
-          <w:sz w:val="20"/>
-        </w:rPr>
-        <w:t xml:space="preserve">, </w:t>
-      </w:r>
-      <w:r>
-        <w:rPr>
-          <w:rFonts w:ascii="Courier New" w:hAnsi="Courier New" w:cs="Courier New"/>
-          <w:color w:val="6AAB73"/>
-          <w:sz w:val="20"/>
-        </w:rPr>
-        <w:t>"keys12.txt"</w:t>
-      </w:r>
-      <w:r>
-        <w:rPr>
-          <w:rFonts w:ascii="Courier New" w:hAnsi="Courier New" w:cs="Courier New"/>
-          <w:color w:val="BCBEC4"/>
-          <w:sz w:val="20"/>
-        </w:rPr>
-        <w:t>)</w:t>
-      </w:r>
-      <w:r>
-        <w:rPr>
-          <w:rFonts w:ascii="Courier New" w:hAnsi="Courier New" w:cs="Courier New"/>
-          <w:color w:val="BCBEC4"/>
-          <w:sz w:val="20"/>
-        </w:rPr>
-        <w:br/>
-      </w:r>
-      <w:r>
-        <w:rPr>
-          <w:rFonts w:ascii="Courier New" w:hAnsi="Courier New" w:cs="Courier New"/>
-          <w:color w:val="BCBEC4"/>
-          <w:sz w:val="20"/>
-        </w:rPr>
-        <w:br/>
-      </w:r>
-      <w:r>
-        <w:rPr>
-          <w:rFonts w:ascii="Courier New" w:hAnsi="Courier New" w:cs="Courier New"/>
-          <w:color w:val="7A7E85"/>
-          <w:sz w:val="20"/>
-        </w:rPr>
-        <w:t># Кодирование</w:t>
-      </w:r>
-      <w:r>
-        <w:rPr>
-          <w:rFonts w:ascii="Courier New" w:hAnsi="Courier New" w:cs="Courier New"/>
-          <w:color w:val="7A7E85"/>
-          <w:sz w:val="20"/>
-        </w:rPr>
-        <w:br/>
-      </w:r>
-      <w:r>
-        <w:rPr>
-          <w:rFonts w:ascii="Courier New" w:hAnsi="Courier New" w:cs="Courier New"/>
-          <w:color w:val="BCBEC4"/>
-          <w:sz w:val="20"/>
-        </w:rPr>
-        <w:t>encode(</w:t>
-      </w:r>
-      <w:r>
-        <w:rPr>
-          <w:rFonts w:ascii="Courier New" w:hAnsi="Courier New" w:cs="Courier New"/>
-          <w:color w:val="6AAB73"/>
-          <w:sz w:val="20"/>
-        </w:rPr>
-        <w:t>"new12.png"</w:t>
-      </w:r>
-      <w:r>
-        <w:rPr>
-          <w:rFonts w:ascii="Courier New" w:hAnsi="Courier New" w:cs="Courier New"/>
-          <w:color w:val="BCBEC4"/>
-          <w:sz w:val="20"/>
-        </w:rPr>
-        <w:t xml:space="preserve">, </w:t>
-      </w:r>
-      <w:r>
-        <w:rPr>
-          <w:rFonts w:ascii="Courier New" w:hAnsi="Courier New" w:cs="Courier New"/>
-          <w:color w:val="6AAB73"/>
-          <w:sz w:val="20"/>
-        </w:rPr>
-        <w:t>"result.png"</w:t>
-      </w:r>
-      <w:r>
-        <w:rPr>
-          <w:rFonts w:ascii="Courier New" w:hAnsi="Courier New" w:cs="Courier New"/>
-          <w:color w:val="BCBEC4"/>
-          <w:sz w:val="20"/>
-        </w:rPr>
-        <w:t xml:space="preserve">, </w:t>
-      </w:r>
-      <w:r>
-        <w:rPr>
-          <w:rFonts w:ascii="Courier New" w:hAnsi="Courier New" w:cs="Courier New"/>
-          <w:color w:val="6AAB73"/>
-          <w:sz w:val="20"/>
-        </w:rPr>
-        <w:t>"RGB"</w:t>
-      </w:r>
-      <w:r>
-        <w:rPr>
-          <w:rFonts w:ascii="Courier New" w:hAnsi="Courier New" w:cs="Courier New"/>
-          <w:color w:val="BCBEC4"/>
-          <w:sz w:val="20"/>
-        </w:rPr>
-        <w:t>)</w:t>
-      </w:r>
+      </w:pPr>
     </w:p>
     <w:p>
       <w:pPr>
@@ -6005,37 +6520,6 @@
         <w:ind w:firstLine="0"/>
         <w:jc w:val="left"/>
         <w:rPr>
-          <w:sz w:val="28"/>
-          <w:szCs w:val="28"/>
-        </w:rPr>
-      </w:pPr>
-      <w:r>
-        <w:rPr>
-          <w:sz w:val="28"/>
-          <w:szCs w:val="28"/>
-        </w:rPr>
-        <w:t xml:space="preserve">Процент использования ИИ: </w:t>
-      </w:r>
-      <w:r>
-        <w:rPr>
-          <w:sz w:val="28"/>
-          <w:szCs w:val="28"/>
-        </w:rPr>
-        <w:t>3</w:t>
-      </w:r>
-      <w:r>
-        <w:rPr>
-          <w:sz w:val="28"/>
-          <w:szCs w:val="28"/>
-        </w:rPr>
-        <w:t>0%</w:t>
-      </w:r>
-    </w:p>
-    <w:p>
-      <w:pPr>
-        <w:ind w:firstLine="0"/>
-        <w:jc w:val="left"/>
-        <w:rPr>
           <w:b/>
           <w:bCs/>
           <w:sz w:val="28"/>
@@ -6174,117 +6658,34 @@
           <w:szCs w:val="28"/>
         </w:rPr>
       </w:pPr>
-    </w:p>
-    <w:p>
-      <w:pPr>
-        <w:ind w:firstLine="0"/>
-        <w:jc w:val="left"/>
+      <w:r>
         <w:rPr>
           <w:b/>
           <w:bCs/>
           <w:sz w:val="28"/>
           <w:szCs w:val="28"/>
         </w:rPr>
-      </w:pPr>
-    </w:p>
-    <w:p>
-      <w:pPr>
-        <w:ind w:firstLine="0"/>
-        <w:jc w:val="left"/>
+        <w:t xml:space="preserve">Ссылка на </w:t>
+      </w:r>
+      <w:proofErr w:type="spellStart"/>
+      <w:r>
         <w:rPr>
           <w:b/>
           <w:bCs/>
           <w:sz w:val="28"/>
           <w:szCs w:val="28"/>
-        </w:rPr>
-      </w:pPr>
-    </w:p>
-    <w:p>
-      <w:pPr>
-        <w:ind w:firstLine="0"/>
-        <w:jc w:val="left"/>
+          <w:lang w:val="en-US"/>
+        </w:rPr>
+        <w:t>Github</w:t>
+      </w:r>
+      <w:proofErr w:type="spellEnd"/>
+      <w:r>
         <w:rPr>
           <w:b/>
           <w:bCs/>
           <w:sz w:val="28"/>
           <w:szCs w:val="28"/>
         </w:rPr>
-      </w:pPr>
-    </w:p>
-    <w:p>
-      <w:pPr>
-        <w:ind w:firstLine="0"/>
-        <w:jc w:val="left"/>
-        <w:rPr>
-          <w:b/>
-          <w:bCs/>
-          <w:sz w:val="28"/>
-          <w:szCs w:val="28"/>
-        </w:rPr>
-      </w:pPr>
-    </w:p>
-    <w:p>
-      <w:pPr>
-        <w:ind w:firstLine="0"/>
-        <w:jc w:val="left"/>
-        <w:rPr>
-          <w:b/>
-          <w:bCs/>
-          <w:sz w:val="28"/>
-          <w:szCs w:val="28"/>
-        </w:rPr>
-      </w:pPr>
-    </w:p>
-    <w:p>
-      <w:pPr>
-        <w:ind w:firstLine="0"/>
-        <w:jc w:val="left"/>
-        <w:rPr>
-          <w:b/>
-          <w:bCs/>
-          <w:sz w:val="28"/>
-          <w:szCs w:val="28"/>
-        </w:rPr>
-      </w:pPr>
-    </w:p>
-    <w:p>
-      <w:pPr>
-        <w:ind w:firstLine="0"/>
-        <w:jc w:val="left"/>
-        <w:rPr>
-          <w:b/>
-          <w:bCs/>
-          <w:sz w:val="28"/>
-          <w:szCs w:val="28"/>
-        </w:rPr>
-      </w:pPr>
-      <w:r>
-        <w:rPr>
-          <w:b/>
-          <w:bCs/>
-          <w:sz w:val="28"/>
-          <w:szCs w:val="28"/>
-        </w:rPr>
-        <w:lastRenderedPageBreak/>
-        <w:t xml:space="preserve">Ссылка на </w:t>
-      </w:r>
-      <w:r>
-        <w:rPr>
-          <w:b/>
-          <w:bCs/>
-          <w:sz w:val="28"/>
-          <w:szCs w:val="28"/>
-          <w:lang w:val="en-US"/>
-        </w:rPr>
-        <w:t>Github</w:t>
-      </w:r>
-      <w:r>
-        <w:rPr>
-          <w:b/>
-          <w:bCs/>
-          <w:sz w:val="28"/>
-          <w:szCs w:val="28"/>
-        </w:rPr>
         <w:t>:</w:t>
       </w:r>
     </w:p>
@@ -6318,6 +6719,7 @@
         </w:rPr>
         <w:t>://</w:t>
       </w:r>
+      <w:proofErr w:type="spellStart"/>
       <w:r>
         <w:rPr>
           <w:rFonts w:ascii="Cambria" w:hAnsi="Cambria" w:cs="Alef"/>
@@ -6328,6 +6730,7 @@
         </w:rPr>
         <w:t>github</w:t>
       </w:r>
+      <w:proofErr w:type="spellEnd"/>
       <w:r>
         <w:rPr>
           <w:rFonts w:ascii="Cambria" w:hAnsi="Cambria" w:cs="Alef"/>
@@ -6356,6 +6759,7 @@
         </w:rPr>
         <w:t>/</w:t>
       </w:r>
+      <w:proofErr w:type="spellStart"/>
       <w:r>
         <w:rPr>
           <w:rFonts w:ascii="Cambria" w:hAnsi="Cambria" w:cs="Alef"/>
@@ -6366,6 +6770,7 @@
         </w:rPr>
         <w:t>nonpluss</w:t>
       </w:r>
+      <w:proofErr w:type="spellEnd"/>
       <w:r>
         <w:rPr>
           <w:rFonts w:ascii="Cambria" w:hAnsi="Cambria" w:cs="Alef"/>
@@ -8614,6 +9019,7 @@
                                 <w:sz w:val="20"/>
                               </w:rPr>
                             </w:pPr>
+                            <w:proofErr w:type="spellStart"/>
                             <w:r>
                               <w:rPr>
                                 <w:rFonts w:ascii="ISOCPEUR" w:hAnsi="ISOCPEUR"/>
@@ -8623,6 +9029,7 @@
                               </w:rPr>
                               <w:t>Изм</w:t>
                             </w:r>
+                            <w:proofErr w:type="spellEnd"/>
                           </w:p>
                         </w:txbxContent>
                       </wps:txbx>
@@ -9513,13 +9920,23 @@
                                 <w:sz w:val="20"/>
                               </w:rPr>
                             </w:pPr>
+                            <w:proofErr w:type="spellStart"/>
                             <w:r>
                               <w:rPr>
                                 <w:rFonts w:ascii="ISOCPEUR" w:hAnsi="ISOCPEUR"/>
                                 <w:i/>
                                 <w:sz w:val="20"/>
                               </w:rPr>
-                              <w:t>Разраб.</w:t>
+                              <w:t>Разраб</w:t>
+                            </w:r>
+                            <w:proofErr w:type="spellEnd"/>
+                            <w:r>
+                              <w:rPr>
+                                <w:rFonts w:ascii="ISOCPEUR" w:hAnsi="ISOCPEUR"/>
+                                <w:i/>
+                                <w:sz w:val="20"/>
+                              </w:rPr>
+                              <w:t>.</w:t>
                             </w:r>
                           </w:p>
                           <w:p/>
@@ -9845,6 +10262,7 @@
                                 <w:sz w:val="20"/>
                               </w:rPr>
                             </w:pPr>
+                            <w:proofErr w:type="spellStart"/>
                             <w:r>
                               <w:rPr>
                                 <w:rFonts w:ascii="ISOCPEUR" w:hAnsi="ISOCPEUR"/>
@@ -9853,6 +10271,7 @@
                               </w:rPr>
                               <w:t>Кистанов</w:t>
                             </w:r>
+                            <w:proofErr w:type="spellEnd"/>
                             <w:r>
                               <w:rPr>
                                 <w:rFonts w:ascii="ISOCPEUR" w:hAnsi="ISOCPEUR"/>
@@ -10927,6 +11346,7 @@
                           <w:sz w:val="20"/>
                         </w:rPr>
                       </w:pPr>
+                      <w:proofErr w:type="spellStart"/>
                       <w:r>
                         <w:rPr>
                           <w:rFonts w:ascii="ISOCPEUR" w:hAnsi="ISOCPEUR"/>
@@ -10936,6 +11356,7 @@
                         </w:rPr>
                         <w:t>Изм</w:t>
                       </w:r>
+                      <w:proofErr w:type="spellEnd"/>
                     </w:p>
                   </w:txbxContent>
                 </v:textbox>
@@ -11088,13 +11509,23 @@
                           <w:sz w:val="20"/>
                         </w:rPr>
                       </w:pPr>
+                      <w:proofErr w:type="spellStart"/>
                       <w:r>
                         <w:rPr>
                           <w:rFonts w:ascii="ISOCPEUR" w:hAnsi="ISOCPEUR"/>
                           <w:i/>
                           <w:sz w:val="20"/>
                         </w:rPr>
-                        <w:t>Разраб.</w:t>
+                        <w:t>Разраб</w:t>
+                      </w:r>
+                      <w:proofErr w:type="spellEnd"/>
+                      <w:r>
+                        <w:rPr>
+                          <w:rFonts w:ascii="ISOCPEUR" w:hAnsi="ISOCPEUR"/>
+                          <w:i/>
+                          <w:sz w:val="20"/>
+                        </w:rPr>
+                        <w:t>.</w:t>
                       </w:r>
                     </w:p>
                     <w:p/>
@@ -11225,6 +11656,7 @@
                           <w:sz w:val="20"/>
                         </w:rPr>
                       </w:pPr>
+                      <w:proofErr w:type="spellStart"/>
                       <w:r>
                         <w:rPr>
                           <w:rFonts w:ascii="ISOCPEUR" w:hAnsi="ISOCPEUR"/>
@@ -11233,6 +11665,7 @@
                         </w:rPr>
                         <w:t>Кистанов</w:t>
                       </w:r>
+                      <w:proofErr w:type="spellEnd"/>
                       <w:r>
                         <w:rPr>
                           <w:rFonts w:ascii="ISOCPEUR" w:hAnsi="ISOCPEUR"/>
